--- a/Exhibition summary/Exhibition Overview.docx
+++ b/Exhibition summary/Exhibition Overview.docx
@@ -1,6 +1,6 @@
 
 <file path=word/document.xml><?xml version="1.0" encoding="utf-8"?>
-<w:document xmlns:wpc="http://schemas.microsoft.com/office/word/2010/wordprocessingCanvas" xmlns:cx="http://schemas.microsoft.com/office/drawing/2014/chartex" xmlns:cx1="http://schemas.microsoft.com/office/drawing/2015/9/8/chartex" xmlns:cx2="http://schemas.microsoft.com/office/drawing/2015/10/21/chartex" xmlns:cx3="http://schemas.microsoft.com/office/drawing/2016/5/9/chartex" xmlns:cx4="http://schemas.microsoft.com/office/drawing/2016/5/10/chartex" xmlns:cx5="http://schemas.microsoft.com/office/drawing/2016/5/11/chartex" xmlns:cx6="http://schemas.microsoft.com/office/drawing/2016/5/12/chartex" xmlns:cx7="http://schemas.microsoft.com/office/drawing/2016/5/13/chartex" xmlns:cx8="http://schemas.microsoft.com/office/drawing/2016/5/14/chartex" xmlns:mc="http://schemas.openxmlformats.org/markup-compatibility/2006" xmlns:aink="http://schemas.microsoft.com/office/drawing/2016/ink" xmlns:am3d="http://schemas.microsoft.com/office/drawing/2017/model3d" xmlns:o="urn:schemas-microsoft-com:office:office" xmlns:oel="http://schemas.microsoft.com/office/2019/extlst" xmlns:r="http://schemas.openxmlformats.org/officeDocument/2006/relationships" xmlns:m="http://schemas.openxmlformats.org/officeDocument/2006/math" xmlns:v="urn:schemas-microsoft-com:vml" xmlns:wp14="http://schemas.microsoft.com/office/word/2010/wordprocessingDrawing" xmlns:wp="http://schemas.openxmlformats.org/drawingml/2006/wordprocessingDrawing" xmlns:w10="urn:schemas-microsoft-com:office:word" xmlns:w="http://schemas.openxmlformats.org/wordprocessingml/2006/main" xmlns:w14="http://schemas.microsoft.com/office/word/2010/wordml" xmlns:w15="http://schemas.microsoft.com/office/word/2012/wordml" xmlns:w16cex="http://schemas.microsoft.com/office/word/2018/wordml/cex" xmlns:w16cid="http://schemas.microsoft.com/office/word/2016/wordml/cid" xmlns:w16="http://schemas.microsoft.com/office/word/2018/wordml" xmlns:w16du="http://schemas.microsoft.com/office/word/2023/wordml/word16du" xmlns:w16sdtdh="http://schemas.microsoft.com/office/word/2020/wordml/sdtdatahash" xmlns:w16se="http://schemas.microsoft.com/office/word/2015/wordml/symex" xmlns:wpg="http://schemas.microsoft.com/office/word/2010/wordprocessingGroup" xmlns:wpi="http://schemas.microsoft.com/office/word/2010/wordprocessingInk" xmlns:wne="http://schemas.microsoft.com/office/word/2006/wordml" xmlns:wps="http://schemas.microsoft.com/office/word/2010/wordprocessingShape" mc:Ignorable="w14 w15 w16se w16cid w16 w16cex w16sdtdh w16du wp14">
+<w:document xmlns:wpc="http://schemas.microsoft.com/office/word/2010/wordprocessingCanvas" xmlns:cx="http://schemas.microsoft.com/office/drawing/2014/chartex" xmlns:cx1="http://schemas.microsoft.com/office/drawing/2015/9/8/chartex" xmlns:cx2="http://schemas.microsoft.com/office/drawing/2015/10/21/chartex" xmlns:cx3="http://schemas.microsoft.com/office/drawing/2016/5/9/chartex" xmlns:cx4="http://schemas.microsoft.com/office/drawing/2016/5/10/chartex" xmlns:cx5="http://schemas.microsoft.com/office/drawing/2016/5/11/chartex" xmlns:cx6="http://schemas.microsoft.com/office/drawing/2016/5/12/chartex" xmlns:cx7="http://schemas.microsoft.com/office/drawing/2016/5/13/chartex" xmlns:cx8="http://schemas.microsoft.com/office/drawing/2016/5/14/chartex" xmlns:mc="http://schemas.openxmlformats.org/markup-compatibility/2006" xmlns:aink="http://schemas.microsoft.com/office/drawing/2016/ink" xmlns:am3d="http://schemas.microsoft.com/office/drawing/2017/model3d" xmlns:o="urn:schemas-microsoft-com:office:office" xmlns:oel="http://schemas.microsoft.com/office/2019/extlst" xmlns:r="http://schemas.openxmlformats.org/officeDocument/2006/relationships" xmlns:m="http://schemas.openxmlformats.org/officeDocument/2006/math" xmlns:v="urn:schemas-microsoft-com:vml" xmlns:wp14="http://schemas.microsoft.com/office/word/2010/wordprocessingDrawing" xmlns:wp="http://schemas.openxmlformats.org/drawingml/2006/wordprocessingDrawing" xmlns:w10="urn:schemas-microsoft-com:office:word" xmlns:w="http://schemas.openxmlformats.org/wordprocessingml/2006/main" xmlns:w14="http://schemas.microsoft.com/office/word/2010/wordml" xmlns:w15="http://schemas.microsoft.com/office/word/2012/wordml" xmlns:w16cex="http://schemas.microsoft.com/office/word/2018/wordml/cex" xmlns:w16cid="http://schemas.microsoft.com/office/word/2016/wordml/cid" xmlns:w16="http://schemas.microsoft.com/office/word/2018/wordml" xmlns:w16du="http://schemas.microsoft.com/office/word/2023/wordml/word16du" xmlns:w16sdtdh="http://schemas.microsoft.com/office/word/2020/wordml/sdtdatahash" xmlns:w16sdtfl="http://schemas.microsoft.com/office/word/2024/wordml/sdtformatlock" xmlns:w16se="http://schemas.microsoft.com/office/word/2015/wordml/symex" xmlns:wpg="http://schemas.microsoft.com/office/word/2010/wordprocessingGroup" xmlns:wpi="http://schemas.microsoft.com/office/word/2010/wordprocessingInk" xmlns:wne="http://schemas.microsoft.com/office/word/2006/wordml" xmlns:wps="http://schemas.microsoft.com/office/word/2010/wordprocessingShape" mc:Ignorable="w14 w15 w16se w16cid w16 w16cex w16sdtdh w16sdtfl w16du wp14">
   <w:body>
     <w:p>
       <w:pPr>
@@ -65,20 +65,43 @@
         <w:rPr>
           <w:rFonts w:ascii="Junicode" w:hAnsi="Junicode"/>
         </w:rPr>
-        <w:t xml:space="preserve"> is an online exhibition</w:t>
-      </w:r>
-      <w:r>
-        <w:rPr>
-          <w:rFonts w:ascii="Junicode" w:hAnsi="Junicode"/>
-        </w:rPr>
-        <w:t xml:space="preserve"> that traces wine’s journey through Ancient Greece through the material artefacts that </w:t>
-      </w:r>
-      <w:proofErr w:type="gramStart"/>
-      <w:r>
-        <w:rPr>
-          <w:rFonts w:ascii="Junicode" w:hAnsi="Junicode"/>
-        </w:rPr>
-        <w:t>survive</w:t>
+        <w:t xml:space="preserve"> is an online </w:t>
+      </w:r>
+      <w:r>
+        <w:rPr>
+          <w:rFonts w:ascii="Junicode" w:hAnsi="Junicode"/>
+        </w:rPr>
+        <w:t>exhibition</w:t>
+      </w:r>
+      <w:r>
+        <w:rPr>
+          <w:rFonts w:ascii="Junicode" w:hAnsi="Junicode"/>
+        </w:rPr>
+        <w:t xml:space="preserve"> tracing</w:t>
+      </w:r>
+      <w:r>
+        <w:rPr>
+          <w:rFonts w:ascii="Junicode" w:hAnsi="Junicode"/>
+        </w:rPr>
+        <w:t xml:space="preserve"> wine’s journey through Ancient Greece </w:t>
+      </w:r>
+      <w:r>
+        <w:rPr>
+          <w:rFonts w:ascii="Junicode" w:hAnsi="Junicode"/>
+        </w:rPr>
+        <w:t>via surviving</w:t>
+      </w:r>
+      <w:r>
+        <w:rPr>
+          <w:rFonts w:ascii="Junicode" w:hAnsi="Junicode"/>
+        </w:rPr>
+        <w:t xml:space="preserve"> </w:t>
+      </w:r>
+      <w:r>
+        <w:rPr>
+          <w:rFonts w:ascii="Junicode" w:hAnsi="Junicode"/>
+        </w:rPr>
+        <w:t>material artefacts</w:t>
       </w:r>
       <w:r>
         <w:rPr>
@@ -86,7 +109,6 @@
         </w:rPr>
         <w:t>:</w:t>
       </w:r>
-      <w:proofErr w:type="gramEnd"/>
       <w:r>
         <w:rPr>
           <w:rFonts w:ascii="Junicode" w:hAnsi="Junicode"/>
@@ -119,6 +141,20 @@
           <w:rFonts w:ascii="Junicode" w:hAnsi="Junicode"/>
           <w:lang w:val="en-US"/>
         </w:rPr>
+        <w:t>and</w:t>
+      </w:r>
+      <w:r>
+        <w:rPr>
+          <w:rFonts w:ascii="Junicode" w:hAnsi="Junicode"/>
+          <w:lang w:val="en-US"/>
+        </w:rPr>
+        <w:t xml:space="preserve"> </w:t>
+      </w:r>
+      <w:r>
+        <w:rPr>
+          <w:rFonts w:ascii="Junicode" w:hAnsi="Junicode"/>
+          <w:lang w:val="en-US"/>
+        </w:rPr>
         <w:t>transport wine</w:t>
       </w:r>
       <w:r>
@@ -163,14 +199,35 @@
           <w:rFonts w:ascii="Junicode" w:hAnsi="Junicode"/>
           <w:lang w:val="en-US"/>
         </w:rPr>
-        <w:t xml:space="preserve"> at the heart of the symposium.</w:t>
-      </w:r>
-      <w:r>
-        <w:rPr>
-          <w:rFonts w:ascii="Junicode" w:hAnsi="Junicode"/>
-          <w:lang w:val="en-US"/>
-        </w:rPr>
-        <w:t xml:space="preserve"> Rather than a sole focus on consumption culture, the exhibition takes a holistic approach, situating the symposium within the broader networks of agricultural production and trade that made wine central to ancient Greek economic and social life.</w:t>
+        <w:t xml:space="preserve"> at the heart of the </w:t>
+      </w:r>
+      <w:r>
+        <w:rPr>
+          <w:rFonts w:ascii="Junicode" w:hAnsi="Junicode"/>
+          <w:lang w:val="en-US"/>
+        </w:rPr>
+        <w:t>Greek</w:t>
+      </w:r>
+      <w:r>
+        <w:rPr>
+          <w:rFonts w:ascii="Junicode" w:hAnsi="Junicode"/>
+          <w:lang w:val="en-US"/>
+        </w:rPr>
+        <w:t xml:space="preserve"> </w:t>
+      </w:r>
+      <w:r>
+        <w:rPr>
+          <w:rFonts w:ascii="Junicode" w:hAnsi="Junicode"/>
+          <w:lang w:val="en-US"/>
+        </w:rPr>
+        <w:t>symposium.</w:t>
+      </w:r>
+      <w:r>
+        <w:rPr>
+          <w:rFonts w:ascii="Junicode" w:hAnsi="Junicode"/>
+          <w:lang w:val="en-US"/>
+        </w:rPr>
+        <w:t xml:space="preserve"> Rather than a sole focus on consumption culture, the exhibition takes a holistic approach, situating the symposium within broader networks of agricultural production and trade that made wine central to ancient Greek economic and social life.</w:t>
       </w:r>
     </w:p>
     <w:p>
@@ -203,7 +260,113 @@
           <w:rFonts w:ascii="Junicode" w:hAnsi="Junicode"/>
           <w:lang w:val="en-US"/>
         </w:rPr>
-        <w:t>situates itself within a recent productive turn in classical studies away from the symposium as the privileged frame for understanding wine culture in ancient Greece. Scholarship has increasingly drawn attention to the limitations of this centering, which is rooted in a long tradition of connoisseurship focused on figured pottery from the andron. It leaves a substantial dimension of Greek wine culture underexplored: among them women’s ritual participation, the experience of children and non-elite drinker, and the agricultural and commercial systems that made wine available in the first place. Recent work in feminist economic history has begun to address this gap, demonstrating that women’s economic and ritual activity was actively devalued by both ancient sources and modern scholarship, producing a distorted picture of who participated in wine culture and how. This exhibition takes that corrective impulse into curatorial practice.</w:t>
+        <w:t xml:space="preserve">is </w:t>
+      </w:r>
+      <w:r>
+        <w:rPr>
+          <w:rFonts w:ascii="Junicode" w:hAnsi="Junicode"/>
+          <w:lang w:val="en-US"/>
+        </w:rPr>
+        <w:t>situate</w:t>
+      </w:r>
+      <w:r>
+        <w:rPr>
+          <w:rFonts w:ascii="Junicode" w:hAnsi="Junicode"/>
+          <w:lang w:val="en-US"/>
+        </w:rPr>
+        <w:t>d</w:t>
+      </w:r>
+      <w:r>
+        <w:rPr>
+          <w:rFonts w:ascii="Junicode" w:hAnsi="Junicode"/>
+          <w:lang w:val="en-US"/>
+        </w:rPr>
+        <w:t xml:space="preserve"> within a recent turn in classical studies </w:t>
+      </w:r>
+      <w:r>
+        <w:rPr>
+          <w:rFonts w:ascii="Junicode" w:hAnsi="Junicode"/>
+          <w:lang w:val="en-US"/>
+        </w:rPr>
+        <w:t>towards material culture, economics, and subaltern experiences, and</w:t>
+      </w:r>
+      <w:r>
+        <w:rPr>
+          <w:rFonts w:ascii="Junicode" w:hAnsi="Junicode"/>
+          <w:lang w:val="en-US"/>
+        </w:rPr>
+        <w:t xml:space="preserve"> away from the symposium as the </w:t>
+      </w:r>
+      <w:r>
+        <w:rPr>
+          <w:rFonts w:ascii="Junicode" w:hAnsi="Junicode"/>
+          <w:lang w:val="en-US"/>
+        </w:rPr>
+        <w:t xml:space="preserve">sole </w:t>
+      </w:r>
+      <w:r>
+        <w:rPr>
+          <w:rFonts w:ascii="Junicode" w:hAnsi="Junicode"/>
+          <w:lang w:val="en-US"/>
+        </w:rPr>
+        <w:t>frame for understanding wine culture in ancient Greece.</w:t>
+      </w:r>
+      <w:r>
+        <w:rPr>
+          <w:rStyle w:val="FootnoteReference"/>
+          <w:rFonts w:ascii="Junicode" w:hAnsi="Junicode"/>
+          <w:lang w:val="en-US"/>
+        </w:rPr>
+        <w:footnoteReference w:id="2"/>
+      </w:r>
+      <w:r>
+        <w:rPr>
+          <w:rFonts w:ascii="Junicode" w:hAnsi="Junicode"/>
+          <w:lang w:val="en-US"/>
+        </w:rPr>
+        <w:t xml:space="preserve"> </w:t>
+      </w:r>
+      <w:r>
+        <w:rPr>
+          <w:rFonts w:ascii="Junicode" w:hAnsi="Junicode"/>
+          <w:lang w:val="en-US"/>
+        </w:rPr>
+        <w:t>The</w:t>
+      </w:r>
+      <w:r>
+        <w:rPr>
+          <w:rFonts w:ascii="Junicode" w:hAnsi="Junicode"/>
+          <w:lang w:val="en-US"/>
+        </w:rPr>
+        <w:t xml:space="preserve"> long tradition of connoisseurship focused on figured pottery from the andron leaves a substantial dimension of Greek wine culture underexplored</w:t>
+      </w:r>
+      <w:r>
+        <w:rPr>
+          <w:rFonts w:ascii="Junicode" w:hAnsi="Junicode"/>
+          <w:lang w:val="en-US"/>
+        </w:rPr>
+        <w:t>, including</w:t>
+      </w:r>
+      <w:r>
+        <w:rPr>
+          <w:rFonts w:ascii="Junicode" w:hAnsi="Junicode"/>
+          <w:lang w:val="en-US"/>
+        </w:rPr>
+        <w:t xml:space="preserve"> women’s ritual participation, the experience of children and non-elite drinker, and the agricultural and commercial systems that made wine available in the first place. Recent work in feminist economic history has begun to address th</w:t>
+      </w:r>
+      <w:r>
+        <w:rPr>
+          <w:rFonts w:ascii="Junicode" w:hAnsi="Junicode"/>
+          <w:lang w:val="en-US"/>
+        </w:rPr>
+        <w:t>e</w:t>
+      </w:r>
+      <w:r>
+        <w:rPr>
+          <w:rFonts w:ascii="Junicode" w:hAnsi="Junicode"/>
+          <w:lang w:val="en-US"/>
+        </w:rPr>
+        <w:t xml:space="preserve"> gap, demonstrating that women’s economic and ritual activity was actively devalued by both ancient sources and modern scholarship, producing a distorted picture of who participated in wine culture and how. This exhibition takes that corrective impulse into curatorial practice.</w:t>
       </w:r>
     </w:p>
     <w:p>
@@ -220,14 +383,70 @@
           <w:rFonts w:ascii="Junicode" w:hAnsi="Junicode"/>
           <w:lang w:val="en-US"/>
         </w:rPr>
-        <w:t xml:space="preserve">The exhibition also speaks to a contemporary moment. The revival of </w:t>
-      </w:r>
-      <w:r>
-        <w:rPr>
-          <w:rFonts w:ascii="Junicode" w:hAnsi="Junicode"/>
-          <w:lang w:val="en-US"/>
-        </w:rPr>
-        <w:t xml:space="preserve">amphora winemaking and the natural wine movement have generated considerable popular and </w:t>
+        <w:t xml:space="preserve">The exhibition also speaks to </w:t>
+      </w:r>
+      <w:r>
+        <w:rPr>
+          <w:rFonts w:ascii="Junicode" w:hAnsi="Junicode"/>
+          <w:lang w:val="en-US"/>
+        </w:rPr>
+        <w:t>the</w:t>
+      </w:r>
+      <w:r>
+        <w:rPr>
+          <w:rFonts w:ascii="Junicode" w:hAnsi="Junicode"/>
+          <w:lang w:val="en-US"/>
+        </w:rPr>
+        <w:t xml:space="preserve"> contemporary moment. </w:t>
+      </w:r>
+      <w:r>
+        <w:rPr>
+          <w:rFonts w:ascii="Junicode" w:hAnsi="Junicode"/>
+          <w:lang w:val="en-US"/>
+        </w:rPr>
+        <w:t xml:space="preserve">The </w:t>
+      </w:r>
+      <w:r>
+        <w:rPr>
+          <w:rFonts w:ascii="Junicode" w:hAnsi="Junicode"/>
+          <w:lang w:val="en-US"/>
+        </w:rPr>
+        <w:t>“rediscovery”</w:t>
+      </w:r>
+      <w:r>
+        <w:rPr>
+          <w:rFonts w:ascii="Junicode" w:hAnsi="Junicode"/>
+          <w:lang w:val="en-US"/>
+        </w:rPr>
+        <w:t xml:space="preserve"> of </w:t>
+      </w:r>
+      <w:r>
+        <w:rPr>
+          <w:rFonts w:ascii="Junicode" w:hAnsi="Junicode"/>
+          <w:lang w:val="en-US"/>
+        </w:rPr>
+        <w:t xml:space="preserve">amphora winemaking and the natural wine movement </w:t>
+      </w:r>
+      <w:r>
+        <w:rPr>
+          <w:rFonts w:ascii="Junicode" w:hAnsi="Junicode"/>
+          <w:lang w:val="en-US"/>
+        </w:rPr>
+        <w:t>more broadly</w:t>
+      </w:r>
+      <w:r>
+        <w:rPr>
+          <w:rFonts w:ascii="Junicode" w:hAnsi="Junicode"/>
+          <w:lang w:val="en-US"/>
+        </w:rPr>
+        <w:t xml:space="preserve"> </w:t>
+      </w:r>
+      <w:r>
+        <w:rPr>
+          <w:rFonts w:ascii="Junicode" w:hAnsi="Junicode"/>
+          <w:lang w:val="en-US"/>
+        </w:rPr>
+        <w:t xml:space="preserve">have generated considerable popular and </w:t>
       </w:r>
       <w:r>
         <w:rPr>
@@ -263,7 +482,7 @@
           <w:rFonts w:ascii="Junicode" w:hAnsi="Junicode"/>
           <w:lang w:val="en-US"/>
         </w:rPr>
-        <w:footnoteReference w:id="1"/>
+        <w:footnoteReference w:id="3"/>
       </w:r>
       <w:r>
         <w:rPr>
@@ -277,15 +496,35 @@
           <w:rFonts w:ascii="Junicode" w:hAnsi="Junicode"/>
           <w:lang w:val="en-US"/>
         </w:rPr>
-        <w:t xml:space="preserve">Additionally, recent scholarship on Mediterranean trade networks </w:t>
-      </w:r>
-      <w:r>
-        <w:rPr>
-          <w:rFonts w:ascii="Junicode" w:hAnsi="Junicode"/>
-          <w:lang w:val="en-US"/>
-        </w:rPr>
-        <w:lastRenderedPageBreak/>
-        <w:t>and study of viticulture also have reframed the transport amphora (long treated as an ancillary object) as central evidence for understanding the scale and structure of ancient economies</w:t>
+        <w:t>Additionally, recent scholarship on Mediterranean trade networks and viticulture have reframed the transport amphora</w:t>
+      </w:r>
+      <w:r>
+        <w:rPr>
+          <w:rFonts w:ascii="Junicode" w:hAnsi="Junicode"/>
+          <w:lang w:val="en-US"/>
+        </w:rPr>
+        <w:t xml:space="preserve">, </w:t>
+      </w:r>
+      <w:r>
+        <w:rPr>
+          <w:rFonts w:ascii="Junicode" w:hAnsi="Junicode"/>
+          <w:lang w:val="en-US"/>
+        </w:rPr>
+        <w:t>long treated as an ancillary object</w:t>
+      </w:r>
+      <w:r>
+        <w:rPr>
+          <w:rFonts w:ascii="Junicode" w:hAnsi="Junicode"/>
+          <w:lang w:val="en-US"/>
+        </w:rPr>
+        <w:t xml:space="preserve">, </w:t>
+      </w:r>
+      <w:r>
+        <w:rPr>
+          <w:rFonts w:ascii="Junicode" w:hAnsi="Junicode"/>
+          <w:lang w:val="en-US"/>
+        </w:rPr>
+        <w:t>as central evidence for understanding the scale and structure of ancient economies</w:t>
       </w:r>
       <w:r>
         <w:rPr>
@@ -300,7 +539,7 @@
           <w:rFonts w:ascii="Junicode" w:hAnsi="Junicode"/>
           <w:lang w:val="en-US"/>
         </w:rPr>
-        <w:footnoteReference w:id="2"/>
+        <w:footnoteReference w:id="4"/>
       </w:r>
       <w:r>
         <w:rPr>
@@ -323,7 +562,21 @@
           <w:rFonts w:ascii="Junicode" w:hAnsi="Junicode"/>
           <w:lang w:val="en-US"/>
         </w:rPr>
-        <w:t>brings these scholarly and popular currents together, making the case that the material culture of wine offers an accessible and intellectually rich entry point into the complexities of ancient Greek life.</w:t>
+        <w:t xml:space="preserve">brings these scholarly and popular currents together, </w:t>
+      </w:r>
+      <w:r>
+        <w:rPr>
+          <w:rFonts w:ascii="Junicode" w:hAnsi="Junicode"/>
+          <w:lang w:val="en-US"/>
+        </w:rPr>
+        <w:t>illustrating how</w:t>
+      </w:r>
+      <w:r>
+        <w:rPr>
+          <w:rFonts w:ascii="Junicode" w:hAnsi="Junicode"/>
+          <w:lang w:val="en-US"/>
+        </w:rPr>
+        <w:t xml:space="preserve"> the material culture of wine offers an accessible and intellectually rich entry point into the complexities of ancient Greek life.</w:t>
       </w:r>
     </w:p>
     <w:p>
@@ -379,7 +632,21 @@
           <w:rFonts w:ascii="Junicode" w:hAnsi="Junicode"/>
           <w:lang w:val="en-US"/>
         </w:rPr>
-        <w:t xml:space="preserve">, follows wine into motion, tracing the networks and logistical systems that moved it across the Ancient Mediterranean. The third act, </w:t>
+        <w:t xml:space="preserve">, follows wine into motion, tracing the networks and logistical systems that </w:t>
+      </w:r>
+      <w:r>
+        <w:rPr>
+          <w:rFonts w:ascii="Junicode" w:hAnsi="Junicode"/>
+          <w:lang w:val="en-US"/>
+        </w:rPr>
+        <w:t>transported</w:t>
+      </w:r>
+      <w:r>
+        <w:rPr>
+          <w:rFonts w:ascii="Junicode" w:hAnsi="Junicode"/>
+          <w:lang w:val="en-US"/>
+        </w:rPr>
+        <w:t xml:space="preserve"> it across the Ancient Mediterranean. The third act, </w:t>
       </w:r>
       <w:r>
         <w:rPr>
@@ -428,15 +695,189 @@
           <w:rFonts w:ascii="Junicode" w:hAnsi="Junicode"/>
           <w:lang w:val="en-US"/>
         </w:rPr>
-        <w:t xml:space="preserve">The online format of this exhibition has a significant accessibility dimension: by removing barriers of geography, cost and physical mobility, the exhibition makes ancient Greek </w:t>
-      </w:r>
-      <w:r>
-        <w:rPr>
-          <w:rFonts w:ascii="Junicode" w:hAnsi="Junicode"/>
-          <w:lang w:val="en-US"/>
-        </w:rPr>
-        <w:lastRenderedPageBreak/>
-        <w:t>material culture available to a broader audience who may not be able to encounter these objects otherwise. Recent scholarship in museum studies argue that the digital exhibitions space, when thoughtfully designed, can be a distinct environment with its own affordances for visitor engagement and learning.</w:t>
+        <w:t>The online format of this exhibition</w:t>
+      </w:r>
+      <w:r>
+        <w:rPr>
+          <w:rFonts w:ascii="Junicode" w:hAnsi="Junicode"/>
+          <w:lang w:val="en-US"/>
+        </w:rPr>
+        <w:t xml:space="preserve"> </w:t>
+      </w:r>
+      <w:r>
+        <w:rPr>
+          <w:rFonts w:ascii="Junicode" w:hAnsi="Junicode"/>
+          <w:lang w:val="en-US"/>
+        </w:rPr>
+        <w:t>also makes it accessible.</w:t>
+      </w:r>
+      <w:r>
+        <w:rPr>
+          <w:rFonts w:ascii="Junicode" w:hAnsi="Junicode"/>
+          <w:lang w:val="en-US"/>
+        </w:rPr>
+        <w:t xml:space="preserve"> </w:t>
+      </w:r>
+      <w:r>
+        <w:rPr>
+          <w:rFonts w:ascii="Junicode" w:hAnsi="Junicode"/>
+          <w:lang w:val="en-US"/>
+        </w:rPr>
+        <w:t>By</w:t>
+      </w:r>
+      <w:r>
+        <w:rPr>
+          <w:rFonts w:ascii="Junicode" w:hAnsi="Junicode"/>
+          <w:lang w:val="en-US"/>
+        </w:rPr>
+        <w:t xml:space="preserve"> removing barriers of geography, cost</w:t>
+      </w:r>
+      <w:r>
+        <w:rPr>
+          <w:rFonts w:ascii="Junicode" w:hAnsi="Junicode"/>
+          <w:lang w:val="en-US"/>
+        </w:rPr>
+        <w:t xml:space="preserve">, </w:t>
+      </w:r>
+      <w:r>
+        <w:rPr>
+          <w:rFonts w:ascii="Junicode" w:hAnsi="Junicode"/>
+          <w:lang w:val="en-US"/>
+        </w:rPr>
+        <w:t xml:space="preserve">and physical mobility, </w:t>
+      </w:r>
+      <w:r>
+        <w:rPr>
+          <w:rFonts w:ascii="Junicode" w:hAnsi="Junicode"/>
+          <w:lang w:val="en-US"/>
+        </w:rPr>
+        <w:t xml:space="preserve">it </w:t>
+      </w:r>
+      <w:r>
+        <w:rPr>
+          <w:rFonts w:ascii="Junicode" w:hAnsi="Junicode"/>
+          <w:lang w:val="en-US"/>
+        </w:rPr>
+        <w:t xml:space="preserve">makes ancient Greek material culture available to a broader audience who may not be able to </w:t>
+      </w:r>
+      <w:r>
+        <w:rPr>
+          <w:rFonts w:ascii="Junicode" w:hAnsi="Junicode"/>
+          <w:lang w:val="en-US"/>
+        </w:rPr>
+        <w:t>encounter</w:t>
+      </w:r>
+      <w:r>
+        <w:rPr>
+          <w:rFonts w:ascii="Junicode" w:hAnsi="Junicode"/>
+          <w:lang w:val="en-US"/>
+        </w:rPr>
+        <w:t xml:space="preserve"> these objects otherwise. Recent </w:t>
+      </w:r>
+      <w:r>
+        <w:rPr>
+          <w:rFonts w:ascii="Junicode" w:hAnsi="Junicode"/>
+          <w:lang w:val="en-US"/>
+        </w:rPr>
+        <w:t>scholarship</w:t>
+      </w:r>
+      <w:r>
+        <w:rPr>
+          <w:rFonts w:ascii="Junicode" w:hAnsi="Junicode"/>
+          <w:lang w:val="en-US"/>
+        </w:rPr>
+        <w:t xml:space="preserve"> in</w:t>
+      </w:r>
+      <w:r>
+        <w:rPr>
+          <w:rFonts w:ascii="Junicode" w:hAnsi="Junicode"/>
+          <w:lang w:val="en-US"/>
+        </w:rPr>
+        <w:t xml:space="preserve"> M</w:t>
+      </w:r>
+      <w:r>
+        <w:rPr>
+          <w:rFonts w:ascii="Junicode" w:hAnsi="Junicode"/>
+          <w:lang w:val="en-US"/>
+        </w:rPr>
+        <w:t>useum</w:t>
+      </w:r>
+      <w:r>
+        <w:rPr>
+          <w:rFonts w:ascii="Junicode" w:hAnsi="Junicode"/>
+          <w:lang w:val="en-US"/>
+        </w:rPr>
+        <w:t xml:space="preserve"> </w:t>
+      </w:r>
+      <w:r>
+        <w:rPr>
+          <w:rFonts w:ascii="Junicode" w:hAnsi="Junicode"/>
+          <w:lang w:val="en-US"/>
+        </w:rPr>
+        <w:t>S</w:t>
+      </w:r>
+      <w:r>
+        <w:rPr>
+          <w:rFonts w:ascii="Junicode" w:hAnsi="Junicode"/>
+          <w:lang w:val="en-US"/>
+        </w:rPr>
+        <w:t>tudies</w:t>
+      </w:r>
+      <w:r>
+        <w:rPr>
+          <w:rFonts w:ascii="Junicode" w:hAnsi="Junicode"/>
+          <w:lang w:val="en-US"/>
+        </w:rPr>
+        <w:t xml:space="preserve"> argue that digital </w:t>
+      </w:r>
+      <w:r>
+        <w:rPr>
+          <w:rFonts w:ascii="Junicode" w:hAnsi="Junicode"/>
+          <w:lang w:val="en-US"/>
+        </w:rPr>
+        <w:t>exhibitions</w:t>
+      </w:r>
+      <w:r>
+        <w:rPr>
+          <w:rFonts w:ascii="Junicode" w:hAnsi="Junicode"/>
+          <w:lang w:val="en-US"/>
+        </w:rPr>
+        <w:t xml:space="preserve"> </w:t>
+      </w:r>
+      <w:r>
+        <w:rPr>
+          <w:rFonts w:ascii="Junicode" w:hAnsi="Junicode"/>
+          <w:lang w:val="en-US"/>
+        </w:rPr>
+        <w:t>space</w:t>
+      </w:r>
+      <w:r>
+        <w:rPr>
+          <w:rFonts w:ascii="Junicode" w:hAnsi="Junicode"/>
+          <w:lang w:val="en-US"/>
+        </w:rPr>
+        <w:t>s</w:t>
+      </w:r>
+      <w:r>
+        <w:rPr>
+          <w:rFonts w:ascii="Junicode" w:hAnsi="Junicode"/>
+          <w:lang w:val="en-US"/>
+        </w:rPr>
+        <w:t xml:space="preserve">, when thoughtfully designed, can be a distinct environment with </w:t>
+      </w:r>
+      <w:r>
+        <w:rPr>
+          <w:rFonts w:ascii="Junicode" w:hAnsi="Junicode"/>
+          <w:lang w:val="en-US"/>
+        </w:rPr>
+        <w:t>their</w:t>
+      </w:r>
+      <w:r>
+        <w:rPr>
+          <w:rFonts w:ascii="Junicode" w:hAnsi="Junicode"/>
+          <w:lang w:val="en-US"/>
+        </w:rPr>
+        <w:t xml:space="preserve"> own affordances for visitor engagement and learning.</w:t>
       </w:r>
       <w:r>
         <w:rPr>
@@ -444,7 +885,7 @@
           <w:rFonts w:ascii="Junicode" w:hAnsi="Junicode"/>
           <w:lang w:val="en-US"/>
         </w:rPr>
-        <w:footnoteReference w:id="3"/>
+        <w:footnoteReference w:id="32610"/>
       </w:r>
       <w:r>
         <w:rPr>
@@ -456,8 +897,8 @@
       <w:r>
         <w:rPr>
           <w:rFonts w:ascii="Junicode" w:hAnsi="Junicode"/>
-          <w:i/>
-          <w:iCs/>
+          <w:i w:val="1"/>
+          <w:iCs w:val="1"/>
           <w:lang w:val="en-US"/>
         </w:rPr>
         <w:t xml:space="preserve">From Vine to </w:t>
@@ -465,8 +906,8 @@
       <w:r>
         <w:rPr>
           <w:rFonts w:ascii="Junicode" w:hAnsi="Junicode"/>
-          <w:i/>
-          <w:iCs/>
+          <w:i w:val="1"/>
+          <w:iCs w:val="1"/>
           <w:lang w:val="en-US"/>
         </w:rPr>
         <w:t>Vessel</w:t>
@@ -474,8 +915,8 @@
       <w:r>
         <w:rPr>
           <w:rFonts w:ascii="Junicode" w:hAnsi="Junicode"/>
-          <w:i/>
-          <w:iCs/>
+          <w:i w:val="1"/>
+          <w:iCs w:val="1"/>
           <w:lang w:val="en-US"/>
         </w:rPr>
         <w:t xml:space="preserve"> </w:t>
@@ -485,7 +926,14 @@
           <w:rFonts w:ascii="Junicode" w:hAnsi="Junicode"/>
           <w:lang w:val="en-US"/>
         </w:rPr>
-        <w:t xml:space="preserve">attempts to take </w:t>
+        <w:t>attempts</w:t>
+      </w:r>
+      <w:r>
+        <w:rPr>
+          <w:rFonts w:ascii="Junicode" w:hAnsi="Junicode"/>
+          <w:lang w:val="en-US"/>
+        </w:rPr>
+        <w:t xml:space="preserve"> to take </w:t>
       </w:r>
       <w:r>
         <w:rPr>
@@ -506,7 +954,119 @@
           <w:rFonts w:ascii="Junicode" w:hAnsi="Junicode"/>
           <w:lang w:val="en-US"/>
         </w:rPr>
-        <w:t>interactive games, a “compare” function, and image hover features that surface additional details on demand. Research on gamification in museum contexts has shown that interactive elements significantly improve knowledge retention and motivation across all age groups, including younger and family audiences. The narrative structure of the four acts provides a through-line for visitors who wish to follow the exhibition sequentially, while the embedded interactive features create optional points of engagement for those who wish to go further, a model of what Nina Simon has called the “participatory museum”, in which the exhibition is not a fixed transmission of knowledge but a space that accommodates multiple modes of engagement.</w:t>
+        <w:t xml:space="preserve">interactive games, a “compare” function, and image hover features that </w:t>
+      </w:r>
+      <w:r>
+        <w:rPr>
+          <w:rFonts w:ascii="Junicode" w:hAnsi="Junicode"/>
+          <w:lang w:val="en-US"/>
+        </w:rPr>
+        <w:t>reveal</w:t>
+      </w:r>
+      <w:r>
+        <w:rPr>
+          <w:rFonts w:ascii="Junicode" w:hAnsi="Junicode"/>
+          <w:lang w:val="en-US"/>
+        </w:rPr>
+        <w:t xml:space="preserve"> </w:t>
+      </w:r>
+      <w:r>
+        <w:rPr>
+          <w:rFonts w:ascii="Junicode" w:hAnsi="Junicode"/>
+          <w:lang w:val="en-US"/>
+        </w:rPr>
+        <w:t>additional</w:t>
+      </w:r>
+      <w:r>
+        <w:rPr>
+          <w:rFonts w:ascii="Junicode" w:hAnsi="Junicode"/>
+          <w:lang w:val="en-US"/>
+        </w:rPr>
+        <w:t xml:space="preserve"> details on demand. Research on gamification in museum contexts has shown that interactive elements significantly improve knowledge</w:t>
+      </w:r>
+      <w:r>
+        <w:rPr>
+          <w:rFonts w:ascii="Junicode" w:hAnsi="Junicode"/>
+          <w:lang w:val="en-US"/>
+        </w:rPr>
+        <w:t xml:space="preserve"> </w:t>
+      </w:r>
+      <w:r>
+        <w:rPr>
+          <w:rFonts w:ascii="Junicode" w:hAnsi="Junicode"/>
+          <w:lang w:val="en-US"/>
+        </w:rPr>
+        <w:t>retention and motivation across age groups, including younger and family audiences. The</w:t>
+      </w:r>
+      <w:r>
+        <w:rPr>
+          <w:rFonts w:ascii="Junicode" w:hAnsi="Junicode"/>
+          <w:lang w:val="en-US"/>
+        </w:rPr>
+        <w:t xml:space="preserve"> four</w:t>
+      </w:r>
+      <w:r>
+        <w:rPr>
+          <w:rFonts w:ascii="Junicode" w:hAnsi="Junicode"/>
+          <w:lang w:val="en-US"/>
+        </w:rPr>
+        <w:t>-</w:t>
+      </w:r>
+      <w:r>
+        <w:rPr>
+          <w:rFonts w:ascii="Junicode" w:hAnsi="Junicode"/>
+          <w:lang w:val="en-US"/>
+        </w:rPr>
+        <w:t>act</w:t>
+      </w:r>
+      <w:r>
+        <w:rPr>
+          <w:rFonts w:ascii="Junicode" w:hAnsi="Junicode"/>
+          <w:lang w:val="en-US"/>
+        </w:rPr>
+        <w:t xml:space="preserve"> narrative structure provides a through-line for visitors who wish to follow the exhibition sequentially, while the embedded interactive features create points of engagement for those who wish to go further, model</w:t>
+      </w:r>
+      <w:r>
+        <w:rPr>
+          <w:rFonts w:ascii="Junicode" w:hAnsi="Junicode"/>
+          <w:lang w:val="en-US"/>
+        </w:rPr>
+        <w:t>ling</w:t>
+      </w:r>
+      <w:r>
+        <w:rPr>
+          <w:rFonts w:ascii="Junicode" w:hAnsi="Junicode"/>
+          <w:lang w:val="en-US"/>
+        </w:rPr>
+        <w:t xml:space="preserve"> </w:t>
+      </w:r>
+      <w:r>
+        <w:rPr>
+          <w:rFonts w:ascii="Junicode" w:hAnsi="Junicode"/>
+          <w:lang w:val="en-US"/>
+        </w:rPr>
+        <w:t xml:space="preserve">a </w:t>
+      </w:r>
+      <w:r>
+        <w:rPr>
+          <w:rFonts w:ascii="Junicode" w:hAnsi="Junicode"/>
+          <w:lang w:val="en-US"/>
+        </w:rPr>
+        <w:t>“participatory museum” in which the exhibition is not a fixed transmission of knowledge</w:t>
+      </w:r>
+      <w:r>
+        <w:rPr>
+          <w:rFonts w:ascii="Junicode" w:hAnsi="Junicode"/>
+          <w:lang w:val="en-US"/>
+        </w:rPr>
+        <w:t xml:space="preserve">, </w:t>
+      </w:r>
+      <w:r>
+        <w:rPr>
+          <w:rFonts w:ascii="Junicode" w:hAnsi="Junicode"/>
+          <w:lang w:val="en-US"/>
+        </w:rPr>
+        <w:t>but a space that accommodates multiple modes of engagement.</w:t>
       </w:r>
       <w:r>
         <w:rPr>
@@ -514,7 +1074,7 @@
           <w:rFonts w:ascii="Junicode" w:hAnsi="Junicode"/>
           <w:lang w:val="en-US"/>
         </w:rPr>
-        <w:footnoteReference w:id="4"/>
+        <w:footnoteReference w:id="10998"/>
       </w:r>
     </w:p>
     <w:p>
@@ -534,7 +1094,7 @@
       </w:r>
     </w:p>
     <w:sectPr>
-      <w:pgSz w:w="11906" w:h="16838"/>
+      <w:pgSz w:w="11906" w:h="16838" w:orient="portrait"/>
       <w:pgMar w:top="1440" w:right="1440" w:bottom="1440" w:left="1440" w:header="708" w:footer="708" w:gutter="0"/>
       <w:cols w:space="708"/>
       <w:docGrid w:linePitch="360"/>
@@ -544,7 +1104,7 @@
 </file>
 
 <file path=word/endnotes.xml><?xml version="1.0" encoding="utf-8"?>
-<w:endnotes xmlns:wpc="http://schemas.microsoft.com/office/word/2010/wordprocessingCanvas" xmlns:cx="http://schemas.microsoft.com/office/drawing/2014/chartex" xmlns:cx1="http://schemas.microsoft.com/office/drawing/2015/9/8/chartex" xmlns:cx2="http://schemas.microsoft.com/office/drawing/2015/10/21/chartex" xmlns:cx3="http://schemas.microsoft.com/office/drawing/2016/5/9/chartex" xmlns:cx4="http://schemas.microsoft.com/office/drawing/2016/5/10/chartex" xmlns:cx5="http://schemas.microsoft.com/office/drawing/2016/5/11/chartex" xmlns:cx6="http://schemas.microsoft.com/office/drawing/2016/5/12/chartex" xmlns:cx7="http://schemas.microsoft.com/office/drawing/2016/5/13/chartex" xmlns:cx8="http://schemas.microsoft.com/office/drawing/2016/5/14/chartex" xmlns:mc="http://schemas.openxmlformats.org/markup-compatibility/2006" xmlns:aink="http://schemas.microsoft.com/office/drawing/2016/ink" xmlns:am3d="http://schemas.microsoft.com/office/drawing/2017/model3d" xmlns:o="urn:schemas-microsoft-com:office:office" xmlns:oel="http://schemas.microsoft.com/office/2019/extlst" xmlns:r="http://schemas.openxmlformats.org/officeDocument/2006/relationships" xmlns:m="http://schemas.openxmlformats.org/officeDocument/2006/math" xmlns:v="urn:schemas-microsoft-com:vml" xmlns:wp14="http://schemas.microsoft.com/office/word/2010/wordprocessingDrawing" xmlns:wp="http://schemas.openxmlformats.org/drawingml/2006/wordprocessingDrawing" xmlns:w10="urn:schemas-microsoft-com:office:word" xmlns:w="http://schemas.openxmlformats.org/wordprocessingml/2006/main" xmlns:w14="http://schemas.microsoft.com/office/word/2010/wordml" xmlns:w15="http://schemas.microsoft.com/office/word/2012/wordml" xmlns:w16cex="http://schemas.microsoft.com/office/word/2018/wordml/cex" xmlns:w16cid="http://schemas.microsoft.com/office/word/2016/wordml/cid" xmlns:w16="http://schemas.microsoft.com/office/word/2018/wordml" xmlns:w16du="http://schemas.microsoft.com/office/word/2023/wordml/word16du" xmlns:w16sdtdh="http://schemas.microsoft.com/office/word/2020/wordml/sdtdatahash" xmlns:w16se="http://schemas.microsoft.com/office/word/2015/wordml/symex" xmlns:wpg="http://schemas.microsoft.com/office/word/2010/wordprocessingGroup" xmlns:wpi="http://schemas.microsoft.com/office/word/2010/wordprocessingInk" xmlns:wne="http://schemas.microsoft.com/office/word/2006/wordml" xmlns:wps="http://schemas.microsoft.com/office/word/2010/wordprocessingShape" mc:Ignorable="w14 w15 w16se w16cid w16 w16cex w16sdtdh w16du wp14">
+<w:endnotes xmlns:wpc="http://schemas.microsoft.com/office/word/2010/wordprocessingCanvas" xmlns:cx="http://schemas.microsoft.com/office/drawing/2014/chartex" xmlns:cx1="http://schemas.microsoft.com/office/drawing/2015/9/8/chartex" xmlns:cx2="http://schemas.microsoft.com/office/drawing/2015/10/21/chartex" xmlns:cx3="http://schemas.microsoft.com/office/drawing/2016/5/9/chartex" xmlns:cx4="http://schemas.microsoft.com/office/drawing/2016/5/10/chartex" xmlns:cx5="http://schemas.microsoft.com/office/drawing/2016/5/11/chartex" xmlns:cx6="http://schemas.microsoft.com/office/drawing/2016/5/12/chartex" xmlns:cx7="http://schemas.microsoft.com/office/drawing/2016/5/13/chartex" xmlns:cx8="http://schemas.microsoft.com/office/drawing/2016/5/14/chartex" xmlns:mc="http://schemas.openxmlformats.org/markup-compatibility/2006" xmlns:aink="http://schemas.microsoft.com/office/drawing/2016/ink" xmlns:am3d="http://schemas.microsoft.com/office/drawing/2017/model3d" xmlns:o="urn:schemas-microsoft-com:office:office" xmlns:oel="http://schemas.microsoft.com/office/2019/extlst" xmlns:r="http://schemas.openxmlformats.org/officeDocument/2006/relationships" xmlns:m="http://schemas.openxmlformats.org/officeDocument/2006/math" xmlns:v="urn:schemas-microsoft-com:vml" xmlns:wp14="http://schemas.microsoft.com/office/word/2010/wordprocessingDrawing" xmlns:wp="http://schemas.openxmlformats.org/drawingml/2006/wordprocessingDrawing" xmlns:w10="urn:schemas-microsoft-com:office:word" xmlns:w="http://schemas.openxmlformats.org/wordprocessingml/2006/main" xmlns:w14="http://schemas.microsoft.com/office/word/2010/wordml" xmlns:w15="http://schemas.microsoft.com/office/word/2012/wordml" xmlns:w16cex="http://schemas.microsoft.com/office/word/2018/wordml/cex" xmlns:w16cid="http://schemas.microsoft.com/office/word/2016/wordml/cid" xmlns:w16="http://schemas.microsoft.com/office/word/2018/wordml" xmlns:w16du="http://schemas.microsoft.com/office/word/2023/wordml/word16du" xmlns:w16sdtdh="http://schemas.microsoft.com/office/word/2020/wordml/sdtdatahash" xmlns:w16sdtfl="http://schemas.microsoft.com/office/word/2024/wordml/sdtformatlock" xmlns:w16se="http://schemas.microsoft.com/office/word/2015/wordml/symex" xmlns:wpg="http://schemas.microsoft.com/office/word/2010/wordprocessingGroup" xmlns:wpi="http://schemas.microsoft.com/office/word/2010/wordprocessingInk" xmlns:wne="http://schemas.microsoft.com/office/word/2006/wordml" xmlns:wps="http://schemas.microsoft.com/office/word/2010/wordprocessingShape" mc:Ignorable="w14 w15 w16se w16cid w16 w16cex w16sdtdh w16sdtfl w16du wp14">
   <w:endnote w:type="separator" w:id="-1">
     <w:p>
       <w:pPr>
@@ -563,13 +1123,20 @@
       <w:r>
         <w:continuationSeparator/>
       </w:r>
+    </w:p>
+  </w:endnote>
+  <w:endnote w:type="continuationNotice" w:id="1">
+    <w:p>
+      <w:pPr>
+        <w:spacing w:after="0" w:line="240" w:lineRule="auto"/>
+      </w:pPr>
     </w:p>
   </w:endnote>
 </w:endnotes>
 </file>
 
 <file path=word/footnotes.xml><?xml version="1.0" encoding="utf-8"?>
-<w:footnotes xmlns:wpc="http://schemas.microsoft.com/office/word/2010/wordprocessingCanvas" xmlns:cx="http://schemas.microsoft.com/office/drawing/2014/chartex" xmlns:cx1="http://schemas.microsoft.com/office/drawing/2015/9/8/chartex" xmlns:cx2="http://schemas.microsoft.com/office/drawing/2015/10/21/chartex" xmlns:cx3="http://schemas.microsoft.com/office/drawing/2016/5/9/chartex" xmlns:cx4="http://schemas.microsoft.com/office/drawing/2016/5/10/chartex" xmlns:cx5="http://schemas.microsoft.com/office/drawing/2016/5/11/chartex" xmlns:cx6="http://schemas.microsoft.com/office/drawing/2016/5/12/chartex" xmlns:cx7="http://schemas.microsoft.com/office/drawing/2016/5/13/chartex" xmlns:cx8="http://schemas.microsoft.com/office/drawing/2016/5/14/chartex" xmlns:mc="http://schemas.openxmlformats.org/markup-compatibility/2006" xmlns:aink="http://schemas.microsoft.com/office/drawing/2016/ink" xmlns:am3d="http://schemas.microsoft.com/office/drawing/2017/model3d" xmlns:o="urn:schemas-microsoft-com:office:office" xmlns:oel="http://schemas.microsoft.com/office/2019/extlst" xmlns:r="http://schemas.openxmlformats.org/officeDocument/2006/relationships" xmlns:m="http://schemas.openxmlformats.org/officeDocument/2006/math" xmlns:v="urn:schemas-microsoft-com:vml" xmlns:wp14="http://schemas.microsoft.com/office/word/2010/wordprocessingDrawing" xmlns:wp="http://schemas.openxmlformats.org/drawingml/2006/wordprocessingDrawing" xmlns:w10="urn:schemas-microsoft-com:office:word" xmlns:w="http://schemas.openxmlformats.org/wordprocessingml/2006/main" xmlns:w14="http://schemas.microsoft.com/office/word/2010/wordml" xmlns:w15="http://schemas.microsoft.com/office/word/2012/wordml" xmlns:w16cex="http://schemas.microsoft.com/office/word/2018/wordml/cex" xmlns:w16cid="http://schemas.microsoft.com/office/word/2016/wordml/cid" xmlns:w16="http://schemas.microsoft.com/office/word/2018/wordml" xmlns:w16du="http://schemas.microsoft.com/office/word/2023/wordml/word16du" xmlns:w16sdtdh="http://schemas.microsoft.com/office/word/2020/wordml/sdtdatahash" xmlns:w16se="http://schemas.microsoft.com/office/word/2015/wordml/symex" xmlns:wpg="http://schemas.microsoft.com/office/word/2010/wordprocessingGroup" xmlns:wpi="http://schemas.microsoft.com/office/word/2010/wordprocessingInk" xmlns:wne="http://schemas.microsoft.com/office/word/2006/wordml" xmlns:wps="http://schemas.microsoft.com/office/word/2010/wordprocessingShape" mc:Ignorable="w14 w15 w16se w16cid w16 w16cex w16sdtdh w16du wp14">
+<w:footnotes xmlns:wpc="http://schemas.microsoft.com/office/word/2010/wordprocessingCanvas" xmlns:cx="http://schemas.microsoft.com/office/drawing/2014/chartex" xmlns:cx1="http://schemas.microsoft.com/office/drawing/2015/9/8/chartex" xmlns:cx2="http://schemas.microsoft.com/office/drawing/2015/10/21/chartex" xmlns:cx3="http://schemas.microsoft.com/office/drawing/2016/5/9/chartex" xmlns:cx4="http://schemas.microsoft.com/office/drawing/2016/5/10/chartex" xmlns:cx5="http://schemas.microsoft.com/office/drawing/2016/5/11/chartex" xmlns:cx6="http://schemas.microsoft.com/office/drawing/2016/5/12/chartex" xmlns:cx7="http://schemas.microsoft.com/office/drawing/2016/5/13/chartex" xmlns:cx8="http://schemas.microsoft.com/office/drawing/2016/5/14/chartex" xmlns:mc="http://schemas.openxmlformats.org/markup-compatibility/2006" xmlns:aink="http://schemas.microsoft.com/office/drawing/2016/ink" xmlns:am3d="http://schemas.microsoft.com/office/drawing/2017/model3d" xmlns:o="urn:schemas-microsoft-com:office:office" xmlns:oel="http://schemas.microsoft.com/office/2019/extlst" xmlns:r="http://schemas.openxmlformats.org/officeDocument/2006/relationships" xmlns:m="http://schemas.openxmlformats.org/officeDocument/2006/math" xmlns:v="urn:schemas-microsoft-com:vml" xmlns:wp14="http://schemas.microsoft.com/office/word/2010/wordprocessingDrawing" xmlns:wp="http://schemas.openxmlformats.org/drawingml/2006/wordprocessingDrawing" xmlns:w10="urn:schemas-microsoft-com:office:word" xmlns:w="http://schemas.openxmlformats.org/wordprocessingml/2006/main" xmlns:w14="http://schemas.microsoft.com/office/word/2010/wordml" xmlns:w15="http://schemas.microsoft.com/office/word/2012/wordml" xmlns:w16cex="http://schemas.microsoft.com/office/word/2018/wordml/cex" xmlns:w16cid="http://schemas.microsoft.com/office/word/2016/wordml/cid" xmlns:w16="http://schemas.microsoft.com/office/word/2018/wordml" xmlns:w16du="http://schemas.microsoft.com/office/word/2023/wordml/word16du" xmlns:w16sdtdh="http://schemas.microsoft.com/office/word/2020/wordml/sdtdatahash" xmlns:w16sdtfl="http://schemas.microsoft.com/office/word/2024/wordml/sdtformatlock" xmlns:w16se="http://schemas.microsoft.com/office/word/2015/wordml/symex" xmlns:wpg="http://schemas.microsoft.com/office/word/2010/wordprocessingGroup" xmlns:wpi="http://schemas.microsoft.com/office/word/2010/wordprocessingInk" xmlns:wne="http://schemas.microsoft.com/office/word/2006/wordml" xmlns:wps="http://schemas.microsoft.com/office/word/2010/wordprocessingShape" mc:Ignorable="w14 w15 w16se w16cid w16 w16cex w16sdtdh w16sdtfl w16du wp14">
   <w:footnote w:type="separator" w:id="-1">
     <w:p>
       <w:pPr>
@@ -590,12 +1157,20 @@
       </w:r>
     </w:p>
   </w:footnote>
-  <w:footnote w:id="1">
+  <w:footnote w:type="continuationNotice" w:id="1">
     <w:p>
       <w:pPr>
+        <w:spacing w:after="0" w:line="240" w:lineRule="auto"/>
+      </w:pPr>
+    </w:p>
+  </w:footnote>
+  <w:footnote w:id="2">
+    <w:p>
+      <w:pPr>
         <w:pStyle w:val="FootnoteText"/>
         <w:rPr>
-          <w:lang w:val="en-US"/>
+          <w:rFonts w:ascii="Junicode" w:hAnsi="Junicode"/>
+          <w:lang w:val="en-CA"/>
         </w:rPr>
       </w:pPr>
       <w:r>
@@ -610,15 +1185,113 @@
       <w:r>
         <w:rPr>
           <w:rFonts w:ascii="Junicode" w:hAnsi="Junicode"/>
-          <w:lang w:val="en-US"/>
-        </w:rPr>
-        <w:t xml:space="preserve">Cathrine Todd, "Award-Winning Rising Wine Star Making Spectacular Wines Using Ancient Ways," </w:t>
+          <w:lang w:val="en-CA"/>
+        </w:rPr>
+        <w:t xml:space="preserve">Taylor, Claire. “Women, Gender and the Ancient Economy: Towards a Feminist Economic History of the Ancient Greek World.” </w:t>
       </w:r>
       <w:r>
         <w:rPr>
           <w:rFonts w:ascii="Junicode" w:hAnsi="Junicode"/>
           <w:i/>
           <w:iCs/>
+          <w:lang w:val="en-CA"/>
+        </w:rPr>
+        <w:t>The Journal of Hellenic Studies</w:t>
+      </w:r>
+      <w:r>
+        <w:rPr>
+          <w:rFonts w:ascii="Junicode" w:hAnsi="Junicode"/>
+          <w:lang w:val="en-CA"/>
+        </w:rPr>
+        <w:t xml:space="preserve"> 144 (2024): 1–28. </w:t>
+      </w:r>
+      <w:hyperlink w:history="1" r:id="rId1">
+        <w:r>
+          <w:rPr>
+            <w:rStyle w:val="Hyperlink"/>
+            <w:rFonts w:ascii="Junicode" w:hAnsi="Junicode"/>
+            <w:lang w:val="en-CA"/>
+          </w:rPr>
+          <w:t>https://doi.org/10.1017/S0075426924000247</w:t>
+        </w:r>
+      </w:hyperlink>
+      <w:r>
+        <w:rPr>
+          <w:rFonts w:ascii="Junicode" w:hAnsi="Junicode"/>
+          <w:lang w:val="en-CA"/>
+        </w:rPr>
+        <w:t xml:space="preserve">; </w:t>
+      </w:r>
+      <w:r>
+        <w:rPr>
+          <w:rFonts w:ascii="Junicode" w:hAnsi="Junicode"/>
+          <w:lang w:val="en-CA"/>
+        </w:rPr>
+        <w:t xml:space="preserve">Foxhall, Lin. “Studying Gender in Classical Antiquity.” In </w:t>
+      </w:r>
+      <w:r>
+        <w:rPr>
+          <w:rFonts w:ascii="Junicode" w:hAnsi="Junicode"/>
+          <w:i/>
+          <w:iCs/>
+          <w:lang w:val="en-CA"/>
+        </w:rPr>
+        <w:t>Studying Gender in Classical Antiquity</w:t>
+      </w:r>
+      <w:r>
+        <w:rPr>
+          <w:rFonts w:ascii="Junicode" w:hAnsi="Junicode"/>
+          <w:lang w:val="en-CA"/>
+        </w:rPr>
+        <w:t>. Cambridge University Press, 2013.</w:t>
+      </w:r>
+    </w:p>
+    <w:p>
+      <w:pPr>
+        <w:pStyle w:val="FootnoteText"/>
+        <w:rPr>
+          <w:lang w:val="en-CA"/>
+        </w:rPr>
+      </w:pPr>
+    </w:p>
+    <w:p>
+      <w:pPr>
+        <w:pStyle w:val="FootnoteText"/>
+        <w:rPr>
+          <w:lang w:val="en-US"/>
+        </w:rPr>
+      </w:pPr>
+    </w:p>
+  </w:footnote>
+  <w:footnote w:id="3">
+    <w:p>
+      <w:pPr>
+        <w:pStyle w:val="FootnoteText"/>
+        <w:rPr>
+          <w:lang w:val="en-US"/>
+        </w:rPr>
+      </w:pPr>
+      <w:r>
+        <w:rPr>
+          <w:rStyle w:val="FootnoteReference"/>
+        </w:rPr>
+        <w:footnoteRef/>
+      </w:r>
+      <w:r>
+        <w:t xml:space="preserve"> </w:t>
+      </w:r>
+      <w:r>
+        <w:rPr>
+          <w:rFonts w:ascii="Junicode" w:hAnsi="Junicode"/>
+          <w:lang w:val="en-US"/>
+        </w:rPr>
+        <w:t xml:space="preserve">Cathrine Todd, "Award-Winning Rising Wine Star Making Spectacular Wines Using Ancient Ways," </w:t>
+      </w:r>
+      <w:r>
+        <w:rPr>
+          <w:rFonts w:ascii="Junicode" w:hAnsi="Junicode"/>
+          <w:i/>
+          <w:iCs/>
           <w:lang w:val="en-US"/>
         </w:rPr>
         <w:t>Forbes</w:t>
@@ -630,7 +1303,7 @@
         </w:rPr>
         <w:t xml:space="preserve">, October 28, 2025, </w:t>
       </w:r>
-      <w:hyperlink r:id="rId1" w:tgtFrame="_blank" w:history="1">
+      <w:hyperlink w:tgtFrame="_blank" w:history="1" r:id="rId2">
         <w:r>
           <w:rPr>
             <w:rStyle w:val="Hyperlink"/>
@@ -663,7 +1336,7 @@
         </w:rPr>
         <w:t xml:space="preserve">, October 9, 2025, </w:t>
       </w:r>
-      <w:hyperlink r:id="rId2" w:tgtFrame="_blank" w:history="1">
+      <w:hyperlink w:tgtFrame="_blank" w:history="1" r:id="rId3">
         <w:r>
           <w:rPr>
             <w:rStyle w:val="Hyperlink"/>
@@ -682,7 +1355,7 @@
       </w:r>
     </w:p>
   </w:footnote>
-  <w:footnote w:id="2">
+  <w:footnote w:id="4">
     <w:p>
       <w:pPr>
         <w:pStyle w:val="FootnoteText"/>
@@ -755,7 +1428,7 @@
         </w:rPr>
         <w:t xml:space="preserve">(2), 788–812. </w:t>
       </w:r>
-      <w:hyperlink r:id="rId3" w:history="1">
+      <w:hyperlink w:history="1" r:id="rId4">
         <w:r>
           <w:rPr>
             <w:rStyle w:val="Hyperlink"/>
@@ -786,17 +1459,7 @@
           <w:iCs/>
           <w:lang w:val="en-CA"/>
         </w:rPr>
-        <w:t xml:space="preserve">Oil, Wine, and the Cultural Economy of Ancient </w:t>
-      </w:r>
-      <w:proofErr w:type="gramStart"/>
-      <w:r>
-        <w:rPr>
-          <w:rFonts w:ascii="Junicode" w:hAnsi="Junicode"/>
-          <w:i/>
-          <w:iCs/>
-          <w:lang w:val="en-CA"/>
-        </w:rPr>
-        <w:t>Greece</w:t>
+        <w:t>Oil, Wine, and the Cultural Economy of Ancient Greece</w:t>
       </w:r>
       <w:r>
         <w:rPr>
@@ -814,9 +1477,55 @@
           <w:iCs/>
           <w:lang w:val="en-CA"/>
         </w:rPr>
-        <w:t>:</w:t>
-      </w:r>
-      <w:proofErr w:type="gramEnd"/>
+        <w:t>: From the Bronze Age to the Archaic Era</w:t>
+      </w:r>
+      <w:r>
+        <w:rPr>
+          <w:rFonts w:ascii="Junicode" w:hAnsi="Junicode"/>
+          <w:lang w:val="en-CA"/>
+        </w:rPr>
+        <w:t>. Cambridge University Press, 2021</w:t>
+      </w:r>
+      <w:r>
+        <w:rPr>
+          <w:rFonts w:ascii="Junicode" w:hAnsi="Junicode"/>
+          <w:lang w:val="en-CA"/>
+        </w:rPr>
+        <w:t xml:space="preserve">; </w:t>
+      </w:r>
+      <w:proofErr w:type="spellStart"/>
+      <w:r>
+        <w:rPr>
+          <w:rFonts w:ascii="Junicode" w:hAnsi="Junicode"/>
+          <w:lang w:val="en-CA"/>
+        </w:rPr>
+        <w:t>Ucchesu</w:t>
+      </w:r>
+      <w:proofErr w:type="spellEnd"/>
+      <w:r>
+        <w:rPr>
+          <w:rFonts w:ascii="Junicode" w:hAnsi="Junicode"/>
+          <w:lang w:val="en-CA"/>
+        </w:rPr>
+        <w:t xml:space="preserve">, Mariano, Sarah </w:t>
+      </w:r>
+      <w:proofErr w:type="spellStart"/>
+      <w:r>
+        <w:rPr>
+          <w:rFonts w:ascii="Junicode" w:hAnsi="Junicode"/>
+          <w:lang w:val="en-CA"/>
+        </w:rPr>
+        <w:t>Ivorra</w:t>
+      </w:r>
+      <w:proofErr w:type="spellEnd"/>
+      <w:r>
+        <w:rPr>
+          <w:rFonts w:ascii="Junicode" w:hAnsi="Junicode"/>
+          <w:lang w:val="en-CA"/>
+        </w:rPr>
+        <w:t xml:space="preserve">, Vincent Bonhomme, et al. “Tracing the Emergence of Domesticated Grapevine in Italy.” </w:t>
+      </w:r>
+      <w:proofErr w:type="spellStart"/>
       <w:r>
         <w:rPr>
           <w:rFonts w:ascii="Junicode" w:hAnsi="Junicode"/>
@@ -824,55 +1533,9 @@
           <w:iCs/>
           <w:lang w:val="en-CA"/>
         </w:rPr>
-        <w:t xml:space="preserve"> From the Bronze Age to the Archaic Era</w:t>
-      </w:r>
-      <w:r>
-        <w:rPr>
-          <w:rFonts w:ascii="Junicode" w:hAnsi="Junicode"/>
-          <w:lang w:val="en-CA"/>
-        </w:rPr>
-        <w:t>. Cambridge University Press, 2021</w:t>
-      </w:r>
-      <w:r>
-        <w:rPr>
-          <w:rFonts w:ascii="Junicode" w:hAnsi="Junicode"/>
-          <w:lang w:val="en-CA"/>
-        </w:rPr>
-        <w:t xml:space="preserve">; </w:t>
-      </w:r>
-      <w:proofErr w:type="spellStart"/>
-      <w:r>
-        <w:rPr>
-          <w:rFonts w:ascii="Junicode" w:hAnsi="Junicode"/>
-          <w:lang w:val="en-CA"/>
-        </w:rPr>
-        <w:t>Ucchesu</w:t>
+        <w:t>PloS</w:t>
       </w:r>
       <w:proofErr w:type="spellEnd"/>
-      <w:r>
-        <w:rPr>
-          <w:rFonts w:ascii="Junicode" w:hAnsi="Junicode"/>
-          <w:lang w:val="en-CA"/>
-        </w:rPr>
-        <w:t xml:space="preserve">, Mariano, Sarah </w:t>
-      </w:r>
-      <w:proofErr w:type="spellStart"/>
-      <w:r>
-        <w:rPr>
-          <w:rFonts w:ascii="Junicode" w:hAnsi="Junicode"/>
-          <w:lang w:val="en-CA"/>
-        </w:rPr>
-        <w:t>Ivorra</w:t>
-      </w:r>
-      <w:proofErr w:type="spellEnd"/>
-      <w:r>
-        <w:rPr>
-          <w:rFonts w:ascii="Junicode" w:hAnsi="Junicode"/>
-          <w:lang w:val="en-CA"/>
-        </w:rPr>
-        <w:t xml:space="preserve">, Vincent Bonhomme, et al. “Tracing the Emergence of Domesticated Grapevine in Italy.” </w:t>
-      </w:r>
-      <w:proofErr w:type="spellStart"/>
       <w:r>
         <w:rPr>
           <w:rFonts w:ascii="Junicode" w:hAnsi="Junicode"/>
@@ -880,9 +1543,120 @@
           <w:iCs/>
           <w:lang w:val="en-CA"/>
         </w:rPr>
-        <w:t>PloS</w:t>
+        <w:t xml:space="preserve"> One</w:t>
+      </w:r>
+      <w:r>
+        <w:rPr>
+          <w:rFonts w:ascii="Junicode" w:hAnsi="Junicode"/>
+          <w:lang w:val="en-CA"/>
+        </w:rPr>
+        <w:t xml:space="preserve"> (SAN FRANCISCO) 20, no. 4 (2025): e0321653. https://doi.org/10.1371/journal.pone.0321653.</w:t>
+      </w:r>
+    </w:p>
+    <w:p>
+      <w:pPr>
+        <w:pStyle w:val="FootnoteText"/>
+        <w:rPr>
+          <w:rFonts w:ascii="Junicode" w:hAnsi="Junicode"/>
+          <w:lang w:val="en-CA"/>
+        </w:rPr>
+      </w:pPr>
+    </w:p>
+    <w:p>
+      <w:pPr>
+        <w:pStyle w:val="FootnoteText"/>
+        <w:rPr>
+          <w:rFonts w:ascii="Junicode" w:hAnsi="Junicode"/>
+          <w:lang w:val="en-CA"/>
+        </w:rPr>
+      </w:pPr>
+    </w:p>
+    <w:p>
+      <w:pPr>
+        <w:pStyle w:val="FootnoteText"/>
+        <w:rPr>
+          <w:lang w:val="en-US"/>
+        </w:rPr>
+      </w:pPr>
+    </w:p>
+  </w:footnote>
+  <w:footnote w:id="32610">
+    <w:p>
+      <w:pPr>
+        <w:pStyle w:val="FootnoteText"/>
+        <w:rPr>
+          <w:rFonts w:ascii="Junicode" w:hAnsi="Junicode"/>
+          <w:lang w:val="en-CA"/>
+        </w:rPr>
+      </w:pPr>
+      <w:r>
+        <w:rPr>
+          <w:rStyle w:val="FootnoteReference"/>
+          <w:rFonts w:ascii="Junicode" w:hAnsi="Junicode"/>
+        </w:rPr>
+        <w:footnoteRef/>
+      </w:r>
+      <w:r>
+        <w:rPr>
+          <w:rFonts w:ascii="Junicode" w:hAnsi="Junicode"/>
+        </w:rPr>
+        <w:t xml:space="preserve"> </w:t>
+      </w:r>
+      <w:r>
+        <w:rPr>
+          <w:rFonts w:ascii="Junicode" w:hAnsi="Junicode"/>
+          <w:lang w:val="en-CA"/>
+        </w:rPr>
+        <w:t xml:space="preserve">Li, Jingjing, </w:t>
+      </w:r>
+      <w:proofErr w:type="spellStart"/>
+      <w:r>
+        <w:rPr>
+          <w:rFonts w:ascii="Junicode" w:hAnsi="Junicode"/>
+          <w:lang w:val="en-CA"/>
+        </w:rPr>
+        <w:t>Xiaoyang</w:t>
       </w:r>
       <w:proofErr w:type="spellEnd"/>
+      <w:r>
+        <w:rPr>
+          <w:rFonts w:ascii="Junicode" w:hAnsi="Junicode"/>
+          <w:lang w:val="en-CA"/>
+        </w:rPr>
+        <w:t xml:space="preserve"> Zheng, </w:t>
+      </w:r>
+      <w:proofErr w:type="spellStart"/>
+      <w:r>
+        <w:rPr>
+          <w:rFonts w:ascii="Junicode" w:hAnsi="Junicode"/>
+          <w:lang w:val="en-CA"/>
+        </w:rPr>
+        <w:t>Ikumu</w:t>
+      </w:r>
+      <w:proofErr w:type="spellEnd"/>
+      <w:r>
+        <w:rPr>
+          <w:rFonts w:ascii="Junicode" w:hAnsi="Junicode"/>
+          <w:lang w:val="en-CA"/>
+        </w:rPr>
+        <w:t xml:space="preserve"> Watanabe, and Yoichi </w:t>
+      </w:r>
+      <w:proofErr w:type="spellStart"/>
+      <w:r>
+        <w:rPr>
+          <w:rFonts w:ascii="Junicode" w:hAnsi="Junicode"/>
+          <w:lang w:val="en-CA"/>
+        </w:rPr>
+        <w:t>Ochiai</w:t>
+      </w:r>
+      <w:proofErr w:type="spellEnd"/>
+      <w:r>
+        <w:rPr>
+          <w:rFonts w:ascii="Junicode" w:hAnsi="Junicode"/>
+          <w:lang w:val="en-CA"/>
+        </w:rPr>
+        <w:t xml:space="preserve">. “A Systematic Review of Digital Transformation Technologies in Museum Exhibition.” </w:t>
+      </w:r>
       <w:r>
         <w:rPr>
           <w:rFonts w:ascii="Junicode" w:hAnsi="Junicode"/>
@@ -890,127 +1664,6 @@
           <w:iCs/>
           <w:lang w:val="en-CA"/>
         </w:rPr>
-        <w:t xml:space="preserve"> One</w:t>
-      </w:r>
-      <w:r>
-        <w:rPr>
-          <w:rFonts w:ascii="Junicode" w:hAnsi="Junicode"/>
-          <w:lang w:val="en-CA"/>
-        </w:rPr>
-        <w:t xml:space="preserve"> (SAN FRANCISCO) 20, no. 4 (2025): e0321653. https://doi.org/10.1371/journal.pone.0321653.</w:t>
-      </w:r>
-    </w:p>
-    <w:p>
-      <w:pPr>
-        <w:pStyle w:val="FootnoteText"/>
-        <w:rPr>
-          <w:rFonts w:ascii="Junicode" w:hAnsi="Junicode"/>
-          <w:lang w:val="en-CA"/>
-        </w:rPr>
-      </w:pPr>
-    </w:p>
-    <w:p>
-      <w:pPr>
-        <w:pStyle w:val="FootnoteText"/>
-        <w:rPr>
-          <w:rFonts w:ascii="Junicode" w:hAnsi="Junicode"/>
-          <w:lang w:val="en-CA"/>
-        </w:rPr>
-      </w:pPr>
-    </w:p>
-    <w:p>
-      <w:pPr>
-        <w:pStyle w:val="FootnoteText"/>
-        <w:rPr>
-          <w:lang w:val="en-US"/>
-        </w:rPr>
-      </w:pPr>
-    </w:p>
-  </w:footnote>
-  <w:footnote w:id="3">
-    <w:p>
-      <w:pPr>
-        <w:pStyle w:val="FootnoteText"/>
-        <w:rPr>
-          <w:rFonts w:ascii="Junicode" w:hAnsi="Junicode"/>
-          <w:lang w:val="en-CA"/>
-        </w:rPr>
-      </w:pPr>
-      <w:r>
-        <w:rPr>
-          <w:rStyle w:val="FootnoteReference"/>
-          <w:rFonts w:ascii="Junicode" w:hAnsi="Junicode"/>
-        </w:rPr>
-        <w:footnoteRef/>
-      </w:r>
-      <w:r>
-        <w:rPr>
-          <w:rFonts w:ascii="Junicode" w:hAnsi="Junicode"/>
-        </w:rPr>
-        <w:t xml:space="preserve"> </w:t>
-      </w:r>
-      <w:r>
-        <w:rPr>
-          <w:rFonts w:ascii="Junicode" w:hAnsi="Junicode"/>
-          <w:lang w:val="en-CA"/>
-        </w:rPr>
-        <w:t xml:space="preserve">Li, Jingjing, </w:t>
-      </w:r>
-      <w:proofErr w:type="spellStart"/>
-      <w:r>
-        <w:rPr>
-          <w:rFonts w:ascii="Junicode" w:hAnsi="Junicode"/>
-          <w:lang w:val="en-CA"/>
-        </w:rPr>
-        <w:t>Xiaoyang</w:t>
-      </w:r>
-      <w:proofErr w:type="spellEnd"/>
-      <w:r>
-        <w:rPr>
-          <w:rFonts w:ascii="Junicode" w:hAnsi="Junicode"/>
-          <w:lang w:val="en-CA"/>
-        </w:rPr>
-        <w:t xml:space="preserve"> Zheng, </w:t>
-      </w:r>
-      <w:proofErr w:type="spellStart"/>
-      <w:r>
-        <w:rPr>
-          <w:rFonts w:ascii="Junicode" w:hAnsi="Junicode"/>
-          <w:lang w:val="en-CA"/>
-        </w:rPr>
-        <w:t>Ikumu</w:t>
-      </w:r>
-      <w:proofErr w:type="spellEnd"/>
-      <w:r>
-        <w:rPr>
-          <w:rFonts w:ascii="Junicode" w:hAnsi="Junicode"/>
-          <w:lang w:val="en-CA"/>
-        </w:rPr>
-        <w:t xml:space="preserve"> Watanabe, and Yoichi </w:t>
-      </w:r>
-      <w:proofErr w:type="spellStart"/>
-      <w:r>
-        <w:rPr>
-          <w:rFonts w:ascii="Junicode" w:hAnsi="Junicode"/>
-          <w:lang w:val="en-CA"/>
-        </w:rPr>
-        <w:t>Ochiai</w:t>
-      </w:r>
-      <w:proofErr w:type="spellEnd"/>
-      <w:r>
-        <w:rPr>
-          <w:rFonts w:ascii="Junicode" w:hAnsi="Junicode"/>
-          <w:lang w:val="en-CA"/>
-        </w:rPr>
-        <w:t xml:space="preserve">. “A Systematic Review of Digital Transformation Technologies in Museum Exhibition.” </w:t>
-      </w:r>
-      <w:r>
-        <w:rPr>
-          <w:rFonts w:ascii="Junicode" w:hAnsi="Junicode"/>
-          <w:i/>
-          <w:iCs/>
-          <w:lang w:val="en-CA"/>
-        </w:rPr>
         <w:t>Computers in Human Behavior</w:t>
       </w:r>
       <w:r>
@@ -1020,7 +1673,7 @@
         </w:rPr>
         <w:t xml:space="preserve"> 161 (December 2024): 108407. </w:t>
       </w:r>
-      <w:hyperlink r:id="rId4" w:history="1">
+      <w:hyperlink w:history="1" r:id="rId5">
         <w:r>
           <w:rPr>
             <w:rStyle w:val="Hyperlink"/>
@@ -1035,14 +1688,7 @@
           <w:rFonts w:ascii="Junicode" w:hAnsi="Junicode"/>
           <w:lang w:val="en-CA"/>
         </w:rPr>
-        <w:t xml:space="preserve">; see also </w:t>
-      </w:r>
-      <w:r>
-        <w:rPr>
-          <w:rFonts w:ascii="Junicode" w:hAnsi="Junicode"/>
-          <w:lang w:val="en-CA"/>
-        </w:rPr>
-        <w:t xml:space="preserve">Schaller, David T. 2011. “The Meaning Makes It Fun: Game-Based Learning for Museums.” </w:t>
+        <w:t xml:space="preserve">; see also Schaller, David T. 2011. “The Meaning Makes It Fun: Game-Based Learning for Museums.” </w:t>
       </w:r>
       <w:r>
         <w:rPr>
@@ -1062,7 +1708,7 @@
       </w:r>
     </w:p>
   </w:footnote>
-  <w:footnote w:id="4">
+  <w:footnote w:id="10998">
     <w:p>
       <w:pPr>
         <w:pStyle w:val="FootnoteText"/>
@@ -1108,8 +1754,270 @@
 </file>
 
 <file path=word/numbering.xml><?xml version="1.0" encoding="utf-8"?>
-<w:numbering xmlns:wpc="http://schemas.microsoft.com/office/word/2010/wordprocessingCanvas" xmlns:cx="http://schemas.microsoft.com/office/drawing/2014/chartex" xmlns:cx1="http://schemas.microsoft.com/office/drawing/2015/9/8/chartex" xmlns:cx2="http://schemas.microsoft.com/office/drawing/2015/10/21/chartex" xmlns:cx3="http://schemas.microsoft.com/office/drawing/2016/5/9/chartex" xmlns:cx4="http://schemas.microsoft.com/office/drawing/2016/5/10/chartex" xmlns:cx5="http://schemas.microsoft.com/office/drawing/2016/5/11/chartex" xmlns:cx6="http://schemas.microsoft.com/office/drawing/2016/5/12/chartex" xmlns:cx7="http://schemas.microsoft.com/office/drawing/2016/5/13/chartex" xmlns:cx8="http://schemas.microsoft.com/office/drawing/2016/5/14/chartex" xmlns:mc="http://schemas.openxmlformats.org/markup-compatibility/2006" xmlns:aink="http://schemas.microsoft.com/office/drawing/2016/ink" xmlns:am3d="http://schemas.microsoft.com/office/drawing/2017/model3d" xmlns:o="urn:schemas-microsoft-com:office:office" xmlns:oel="http://schemas.microsoft.com/office/2019/extlst" xmlns:r="http://schemas.openxmlformats.org/officeDocument/2006/relationships" xmlns:m="http://schemas.openxmlformats.org/officeDocument/2006/math" xmlns:v="urn:schemas-microsoft-com:vml" xmlns:wp14="http://schemas.microsoft.com/office/word/2010/wordprocessingDrawing" xmlns:wp="http://schemas.openxmlformats.org/drawingml/2006/wordprocessingDrawing" xmlns:w10="urn:schemas-microsoft-com:office:word" xmlns:w="http://schemas.openxmlformats.org/wordprocessingml/2006/main" xmlns:w14="http://schemas.microsoft.com/office/word/2010/wordml" xmlns:w15="http://schemas.microsoft.com/office/word/2012/wordml" xmlns:w16cex="http://schemas.microsoft.com/office/word/2018/wordml/cex" xmlns:w16cid="http://schemas.microsoft.com/office/word/2016/wordml/cid" xmlns:w16="http://schemas.microsoft.com/office/word/2018/wordml" xmlns:w16du="http://schemas.microsoft.com/office/word/2023/wordml/word16du" xmlns:w16sdtdh="http://schemas.microsoft.com/office/word/2020/wordml/sdtdatahash" xmlns:w16se="http://schemas.microsoft.com/office/word/2015/wordml/symex" xmlns:wpg="http://schemas.microsoft.com/office/word/2010/wordprocessingGroup" xmlns:wpi="http://schemas.microsoft.com/office/word/2010/wordprocessingInk" xmlns:wne="http://schemas.microsoft.com/office/word/2006/wordml" xmlns:wps="http://schemas.microsoft.com/office/word/2010/wordprocessingShape" mc:Ignorable="w14 w15 w16se w16cid w16 w16cex w16sdtdh w16du wp14">
+<w:numbering xmlns:wpc="http://schemas.microsoft.com/office/word/2010/wordprocessingCanvas" xmlns:cx="http://schemas.microsoft.com/office/drawing/2014/chartex" xmlns:cx1="http://schemas.microsoft.com/office/drawing/2015/9/8/chartex" xmlns:cx2="http://schemas.microsoft.com/office/drawing/2015/10/21/chartex" xmlns:cx3="http://schemas.microsoft.com/office/drawing/2016/5/9/chartex" xmlns:cx4="http://schemas.microsoft.com/office/drawing/2016/5/10/chartex" xmlns:cx5="http://schemas.microsoft.com/office/drawing/2016/5/11/chartex" xmlns:cx6="http://schemas.microsoft.com/office/drawing/2016/5/12/chartex" xmlns:cx7="http://schemas.microsoft.com/office/drawing/2016/5/13/chartex" xmlns:cx8="http://schemas.microsoft.com/office/drawing/2016/5/14/chartex" xmlns:mc="http://schemas.openxmlformats.org/markup-compatibility/2006" xmlns:aink="http://schemas.microsoft.com/office/drawing/2016/ink" xmlns:am3d="http://schemas.microsoft.com/office/drawing/2017/model3d" xmlns:o="urn:schemas-microsoft-com:office:office" xmlns:oel="http://schemas.microsoft.com/office/2019/extlst" xmlns:r="http://schemas.openxmlformats.org/officeDocument/2006/relationships" xmlns:m="http://schemas.openxmlformats.org/officeDocument/2006/math" xmlns:v="urn:schemas-microsoft-com:vml" xmlns:wp14="http://schemas.microsoft.com/office/word/2010/wordprocessingDrawing" xmlns:wp="http://schemas.openxmlformats.org/drawingml/2006/wordprocessingDrawing" xmlns:w10="urn:schemas-microsoft-com:office:word" xmlns:w="http://schemas.openxmlformats.org/wordprocessingml/2006/main" xmlns:w14="http://schemas.microsoft.com/office/word/2010/wordml" xmlns:w15="http://schemas.microsoft.com/office/word/2012/wordml" xmlns:w16cex="http://schemas.microsoft.com/office/word/2018/wordml/cex" xmlns:w16cid="http://schemas.microsoft.com/office/word/2016/wordml/cid" xmlns:w16="http://schemas.microsoft.com/office/word/2018/wordml" xmlns:w16du="http://schemas.microsoft.com/office/word/2023/wordml/word16du" xmlns:w16sdtdh="http://schemas.microsoft.com/office/word/2020/wordml/sdtdatahash" xmlns:w16sdtfl="http://schemas.microsoft.com/office/word/2024/wordml/sdtformatlock" xmlns:w16se="http://schemas.microsoft.com/office/word/2015/wordml/symex" xmlns:wpg="http://schemas.microsoft.com/office/word/2010/wordprocessingGroup" xmlns:wpi="http://schemas.microsoft.com/office/word/2010/wordprocessingInk" xmlns:wne="http://schemas.microsoft.com/office/word/2006/wordml" xmlns:wps="http://schemas.microsoft.com/office/word/2010/wordprocessingShape" mc:Ignorable="w14 w15 w16se w16cid w16 w16cex w16sdtdh w16sdtfl w16du wp14">
   <w:abstractNum w:abstractNumId="0" w15:restartNumberingAfterBreak="0">
+    <w:nsid w:val="20CE3BD0"/>
+    <w:multiLevelType w:val="multilevel"/>
+    <w:tmpl w:val="AC1C44DA"/>
+    <w:lvl w:ilvl="0">
+      <w:start w:val="1"/>
+      <w:numFmt w:val="bullet"/>
+      <w:lvlText w:val=""/>
+      <w:lvlJc w:val="left"/>
+      <w:pPr>
+        <w:tabs>
+          <w:tab w:val="num" w:pos="720"/>
+        </w:tabs>
+        <w:ind w:left="720" w:hanging="360"/>
+      </w:pPr>
+      <w:rPr>
+        <w:rFonts w:hint="default" w:ascii="Symbol" w:hAnsi="Symbol"/>
+        <w:sz w:val="20"/>
+      </w:rPr>
+    </w:lvl>
+    <w:lvl w:ilvl="1" w:tentative="1">
+      <w:start w:val="1"/>
+      <w:numFmt w:val="bullet"/>
+      <w:lvlText w:val="o"/>
+      <w:lvlJc w:val="left"/>
+      <w:pPr>
+        <w:tabs>
+          <w:tab w:val="num" w:pos="1440"/>
+        </w:tabs>
+        <w:ind w:left="1440" w:hanging="360"/>
+      </w:pPr>
+      <w:rPr>
+        <w:rFonts w:hint="default" w:ascii="Courier New" w:hAnsi="Courier New"/>
+        <w:sz w:val="20"/>
+      </w:rPr>
+    </w:lvl>
+    <w:lvl w:ilvl="2" w:tentative="1">
+      <w:start w:val="1"/>
+      <w:numFmt w:val="bullet"/>
+      <w:lvlText w:val=""/>
+      <w:lvlJc w:val="left"/>
+      <w:pPr>
+        <w:tabs>
+          <w:tab w:val="num" w:pos="2160"/>
+        </w:tabs>
+        <w:ind w:left="2160" w:hanging="360"/>
+      </w:pPr>
+      <w:rPr>
+        <w:rFonts w:hint="default" w:ascii="Wingdings" w:hAnsi="Wingdings"/>
+        <w:sz w:val="20"/>
+      </w:rPr>
+    </w:lvl>
+    <w:lvl w:ilvl="3" w:tentative="1">
+      <w:start w:val="1"/>
+      <w:numFmt w:val="bullet"/>
+      <w:lvlText w:val=""/>
+      <w:lvlJc w:val="left"/>
+      <w:pPr>
+        <w:tabs>
+          <w:tab w:val="num" w:pos="2880"/>
+        </w:tabs>
+        <w:ind w:left="2880" w:hanging="360"/>
+      </w:pPr>
+      <w:rPr>
+        <w:rFonts w:hint="default" w:ascii="Wingdings" w:hAnsi="Wingdings"/>
+        <w:sz w:val="20"/>
+      </w:rPr>
+    </w:lvl>
+    <w:lvl w:ilvl="4" w:tentative="1">
+      <w:start w:val="1"/>
+      <w:numFmt w:val="bullet"/>
+      <w:lvlText w:val=""/>
+      <w:lvlJc w:val="left"/>
+      <w:pPr>
+        <w:tabs>
+          <w:tab w:val="num" w:pos="3600"/>
+        </w:tabs>
+        <w:ind w:left="3600" w:hanging="360"/>
+      </w:pPr>
+      <w:rPr>
+        <w:rFonts w:hint="default" w:ascii="Wingdings" w:hAnsi="Wingdings"/>
+        <w:sz w:val="20"/>
+      </w:rPr>
+    </w:lvl>
+    <w:lvl w:ilvl="5" w:tentative="1">
+      <w:start w:val="1"/>
+      <w:numFmt w:val="bullet"/>
+      <w:lvlText w:val=""/>
+      <w:lvlJc w:val="left"/>
+      <w:pPr>
+        <w:tabs>
+          <w:tab w:val="num" w:pos="4320"/>
+        </w:tabs>
+        <w:ind w:left="4320" w:hanging="360"/>
+      </w:pPr>
+      <w:rPr>
+        <w:rFonts w:hint="default" w:ascii="Wingdings" w:hAnsi="Wingdings"/>
+        <w:sz w:val="20"/>
+      </w:rPr>
+    </w:lvl>
+    <w:lvl w:ilvl="6" w:tentative="1">
+      <w:start w:val="1"/>
+      <w:numFmt w:val="bullet"/>
+      <w:lvlText w:val=""/>
+      <w:lvlJc w:val="left"/>
+      <w:pPr>
+        <w:tabs>
+          <w:tab w:val="num" w:pos="5040"/>
+        </w:tabs>
+        <w:ind w:left="5040" w:hanging="360"/>
+      </w:pPr>
+      <w:rPr>
+        <w:rFonts w:hint="default" w:ascii="Wingdings" w:hAnsi="Wingdings"/>
+        <w:sz w:val="20"/>
+      </w:rPr>
+    </w:lvl>
+    <w:lvl w:ilvl="7" w:tentative="1">
+      <w:start w:val="1"/>
+      <w:numFmt w:val="bullet"/>
+      <w:lvlText w:val=""/>
+      <w:lvlJc w:val="left"/>
+      <w:pPr>
+        <w:tabs>
+          <w:tab w:val="num" w:pos="5760"/>
+        </w:tabs>
+        <w:ind w:left="5760" w:hanging="360"/>
+      </w:pPr>
+      <w:rPr>
+        <w:rFonts w:hint="default" w:ascii="Wingdings" w:hAnsi="Wingdings"/>
+        <w:sz w:val="20"/>
+      </w:rPr>
+    </w:lvl>
+    <w:lvl w:ilvl="8" w:tentative="1">
+      <w:start w:val="1"/>
+      <w:numFmt w:val="bullet"/>
+      <w:lvlText w:val=""/>
+      <w:lvlJc w:val="left"/>
+      <w:pPr>
+        <w:tabs>
+          <w:tab w:val="num" w:pos="6480"/>
+        </w:tabs>
+        <w:ind w:left="6480" w:hanging="360"/>
+      </w:pPr>
+      <w:rPr>
+        <w:rFonts w:hint="default" w:ascii="Wingdings" w:hAnsi="Wingdings"/>
+        <w:sz w:val="20"/>
+      </w:rPr>
+    </w:lvl>
+  </w:abstractNum>
+  <w:abstractNum w:abstractNumId="1" w15:restartNumberingAfterBreak="0">
+    <w:nsid w:val="27122296"/>
+    <w:multiLevelType w:val="multilevel"/>
+    <w:tmpl w:val="0B88C1A4"/>
+    <w:lvl w:ilvl="0">
+      <w:start w:val="1"/>
+      <w:numFmt w:val="decimal"/>
+      <w:lvlText w:val="%1."/>
+      <w:lvlJc w:val="left"/>
+      <w:pPr>
+        <w:tabs>
+          <w:tab w:val="num" w:pos="720"/>
+        </w:tabs>
+        <w:ind w:left="720" w:hanging="360"/>
+      </w:pPr>
+    </w:lvl>
+    <w:lvl w:ilvl="1" w:tentative="1">
+      <w:start w:val="1"/>
+      <w:numFmt w:val="decimal"/>
+      <w:lvlText w:val="%2."/>
+      <w:lvlJc w:val="left"/>
+      <w:pPr>
+        <w:tabs>
+          <w:tab w:val="num" w:pos="1440"/>
+        </w:tabs>
+        <w:ind w:left="1440" w:hanging="360"/>
+      </w:pPr>
+    </w:lvl>
+    <w:lvl w:ilvl="2" w:tentative="1">
+      <w:start w:val="1"/>
+      <w:numFmt w:val="decimal"/>
+      <w:lvlText w:val="%3."/>
+      <w:lvlJc w:val="left"/>
+      <w:pPr>
+        <w:tabs>
+          <w:tab w:val="num" w:pos="2160"/>
+        </w:tabs>
+        <w:ind w:left="2160" w:hanging="360"/>
+      </w:pPr>
+    </w:lvl>
+    <w:lvl w:ilvl="3" w:tentative="1">
+      <w:start w:val="1"/>
+      <w:numFmt w:val="decimal"/>
+      <w:lvlText w:val="%4."/>
+      <w:lvlJc w:val="left"/>
+      <w:pPr>
+        <w:tabs>
+          <w:tab w:val="num" w:pos="2880"/>
+        </w:tabs>
+        <w:ind w:left="2880" w:hanging="360"/>
+      </w:pPr>
+    </w:lvl>
+    <w:lvl w:ilvl="4" w:tentative="1">
+      <w:start w:val="1"/>
+      <w:numFmt w:val="decimal"/>
+      <w:lvlText w:val="%5."/>
+      <w:lvlJc w:val="left"/>
+      <w:pPr>
+        <w:tabs>
+          <w:tab w:val="num" w:pos="3600"/>
+        </w:tabs>
+        <w:ind w:left="3600" w:hanging="360"/>
+      </w:pPr>
+    </w:lvl>
+    <w:lvl w:ilvl="5" w:tentative="1">
+      <w:start w:val="1"/>
+      <w:numFmt w:val="decimal"/>
+      <w:lvlText w:val="%6."/>
+      <w:lvlJc w:val="left"/>
+      <w:pPr>
+        <w:tabs>
+          <w:tab w:val="num" w:pos="4320"/>
+        </w:tabs>
+        <w:ind w:left="4320" w:hanging="360"/>
+      </w:pPr>
+    </w:lvl>
+    <w:lvl w:ilvl="6" w:tentative="1">
+      <w:start w:val="1"/>
+      <w:numFmt w:val="decimal"/>
+      <w:lvlText w:val="%7."/>
+      <w:lvlJc w:val="left"/>
+      <w:pPr>
+        <w:tabs>
+          <w:tab w:val="num" w:pos="5040"/>
+        </w:tabs>
+        <w:ind w:left="5040" w:hanging="360"/>
+      </w:pPr>
+    </w:lvl>
+    <w:lvl w:ilvl="7" w:tentative="1">
+      <w:start w:val="1"/>
+      <w:numFmt w:val="decimal"/>
+      <w:lvlText w:val="%8."/>
+      <w:lvlJc w:val="left"/>
+      <w:pPr>
+        <w:tabs>
+          <w:tab w:val="num" w:pos="5760"/>
+        </w:tabs>
+        <w:ind w:left="5760" w:hanging="360"/>
+      </w:pPr>
+    </w:lvl>
+    <w:lvl w:ilvl="8" w:tentative="1">
+      <w:start w:val="1"/>
+      <w:numFmt w:val="decimal"/>
+      <w:lvlText w:val="%9."/>
+      <w:lvlJc w:val="left"/>
+      <w:pPr>
+        <w:tabs>
+          <w:tab w:val="num" w:pos="6480"/>
+        </w:tabs>
+        <w:ind w:left="6480" w:hanging="360"/>
+      </w:pPr>
+    </w:lvl>
+  </w:abstractNum>
+  <w:abstractNum w:abstractNumId="2" w15:restartNumberingAfterBreak="0">
     <w:nsid w:val="3B502E30"/>
     <w:multiLevelType w:val="hybridMultilevel"/>
     <w:tmpl w:val="B560AF2E"/>
@@ -1121,7 +2029,7 @@
         <w:ind w:left="1080" w:hanging="360"/>
       </w:pPr>
       <w:rPr>
-        <w:rFonts w:ascii="Junicode" w:eastAsiaTheme="minorEastAsia" w:hAnsi="Junicode" w:cstheme="minorBidi" w:hint="default"/>
+        <w:rFonts w:hint="default" w:ascii="Junicode" w:hAnsi="Junicode" w:eastAsiaTheme="minorEastAsia" w:cstheme="minorBidi"/>
       </w:rPr>
     </w:lvl>
     <w:lvl w:ilvl="1" w:tplc="08090003" w:tentative="1">
@@ -1133,7 +2041,7 @@
         <w:ind w:left="1800" w:hanging="360"/>
       </w:pPr>
       <w:rPr>
-        <w:rFonts w:ascii="Courier New" w:hAnsi="Courier New" w:cs="Courier New" w:hint="default"/>
+        <w:rFonts w:hint="default" w:ascii="Courier New" w:hAnsi="Courier New" w:cs="Courier New"/>
       </w:rPr>
     </w:lvl>
     <w:lvl w:ilvl="2" w:tplc="08090005" w:tentative="1">
@@ -1145,7 +2053,7 @@
         <w:ind w:left="2520" w:hanging="360"/>
       </w:pPr>
       <w:rPr>
-        <w:rFonts w:ascii="Wingdings" w:hAnsi="Wingdings" w:hint="default"/>
+        <w:rFonts w:hint="default" w:ascii="Wingdings" w:hAnsi="Wingdings"/>
       </w:rPr>
     </w:lvl>
     <w:lvl w:ilvl="3" w:tplc="08090001" w:tentative="1">
@@ -1157,7 +2065,7 @@
         <w:ind w:left="3240" w:hanging="360"/>
       </w:pPr>
       <w:rPr>
-        <w:rFonts w:ascii="Symbol" w:hAnsi="Symbol" w:hint="default"/>
+        <w:rFonts w:hint="default" w:ascii="Symbol" w:hAnsi="Symbol"/>
       </w:rPr>
     </w:lvl>
     <w:lvl w:ilvl="4" w:tplc="08090003" w:tentative="1">
@@ -1169,7 +2077,7 @@
         <w:ind w:left="3960" w:hanging="360"/>
       </w:pPr>
       <w:rPr>
-        <w:rFonts w:ascii="Courier New" w:hAnsi="Courier New" w:cs="Courier New" w:hint="default"/>
+        <w:rFonts w:hint="default" w:ascii="Courier New" w:hAnsi="Courier New" w:cs="Courier New"/>
       </w:rPr>
     </w:lvl>
     <w:lvl w:ilvl="5" w:tplc="08090005" w:tentative="1">
@@ -1181,7 +2089,7 @@
         <w:ind w:left="4680" w:hanging="360"/>
       </w:pPr>
       <w:rPr>
-        <w:rFonts w:ascii="Wingdings" w:hAnsi="Wingdings" w:hint="default"/>
+        <w:rFonts w:hint="default" w:ascii="Wingdings" w:hAnsi="Wingdings"/>
       </w:rPr>
     </w:lvl>
     <w:lvl w:ilvl="6" w:tplc="08090001" w:tentative="1">
@@ -1193,7 +2101,7 @@
         <w:ind w:left="5400" w:hanging="360"/>
       </w:pPr>
       <w:rPr>
-        <w:rFonts w:ascii="Symbol" w:hAnsi="Symbol" w:hint="default"/>
+        <w:rFonts w:hint="default" w:ascii="Symbol" w:hAnsi="Symbol"/>
       </w:rPr>
     </w:lvl>
     <w:lvl w:ilvl="7" w:tplc="08090003" w:tentative="1">
@@ -1205,7 +2113,7 @@
         <w:ind w:left="6120" w:hanging="360"/>
       </w:pPr>
       <w:rPr>
-        <w:rFonts w:ascii="Courier New" w:hAnsi="Courier New" w:cs="Courier New" w:hint="default"/>
+        <w:rFonts w:hint="default" w:ascii="Courier New" w:hAnsi="Courier New" w:cs="Courier New"/>
       </w:rPr>
     </w:lvl>
     <w:lvl w:ilvl="8" w:tplc="08090005" w:tentative="1">
@@ -1217,11 +2125,11 @@
         <w:ind w:left="6840" w:hanging="360"/>
       </w:pPr>
       <w:rPr>
-        <w:rFonts w:ascii="Wingdings" w:hAnsi="Wingdings" w:hint="default"/>
+        <w:rFonts w:hint="default" w:ascii="Wingdings" w:hAnsi="Wingdings"/>
       </w:rPr>
     </w:lvl>
   </w:abstractNum>
-  <w:abstractNum w:abstractNumId="1" w15:restartNumberingAfterBreak="0">
+  <w:abstractNum w:abstractNumId="3" w15:restartNumberingAfterBreak="0">
     <w:nsid w:val="6183179A"/>
     <w:multiLevelType w:val="hybridMultilevel"/>
     <w:tmpl w:val="6BF64792"/>
@@ -1310,7 +2218,7 @@
       </w:pPr>
     </w:lvl>
   </w:abstractNum>
-  <w:abstractNum w:abstractNumId="2" w15:restartNumberingAfterBreak="0">
+  <w:abstractNum w:abstractNumId="4" w15:restartNumberingAfterBreak="0">
     <w:nsid w:val="716D3915"/>
     <w:multiLevelType w:val="hybridMultilevel"/>
     <w:tmpl w:val="3A460108"/>
@@ -1322,7 +2230,7 @@
         <w:ind w:left="720" w:hanging="360"/>
       </w:pPr>
       <w:rPr>
-        <w:rFonts w:ascii="Junicode" w:eastAsiaTheme="minorEastAsia" w:hAnsi="Junicode" w:cstheme="minorBidi" w:hint="default"/>
+        <w:rFonts w:hint="default" w:ascii="Junicode" w:hAnsi="Junicode" w:eastAsiaTheme="minorEastAsia" w:cstheme="minorBidi"/>
         <w:i w:val="0"/>
       </w:rPr>
     </w:lvl>
@@ -1335,7 +2243,7 @@
         <w:ind w:left="1440" w:hanging="360"/>
       </w:pPr>
       <w:rPr>
-        <w:rFonts w:ascii="Courier New" w:hAnsi="Courier New" w:cs="Courier New" w:hint="default"/>
+        <w:rFonts w:hint="default" w:ascii="Courier New" w:hAnsi="Courier New" w:cs="Courier New"/>
       </w:rPr>
     </w:lvl>
     <w:lvl w:ilvl="2" w:tplc="08090005" w:tentative="1">
@@ -1347,7 +2255,7 @@
         <w:ind w:left="2160" w:hanging="360"/>
       </w:pPr>
       <w:rPr>
-        <w:rFonts w:ascii="Wingdings" w:hAnsi="Wingdings" w:hint="default"/>
+        <w:rFonts w:hint="default" w:ascii="Wingdings" w:hAnsi="Wingdings"/>
       </w:rPr>
     </w:lvl>
     <w:lvl w:ilvl="3" w:tplc="08090001" w:tentative="1">
@@ -1359,7 +2267,7 @@
         <w:ind w:left="2880" w:hanging="360"/>
       </w:pPr>
       <w:rPr>
-        <w:rFonts w:ascii="Symbol" w:hAnsi="Symbol" w:hint="default"/>
+        <w:rFonts w:hint="default" w:ascii="Symbol" w:hAnsi="Symbol"/>
       </w:rPr>
     </w:lvl>
     <w:lvl w:ilvl="4" w:tplc="08090003" w:tentative="1">
@@ -1371,7 +2279,7 @@
         <w:ind w:left="3600" w:hanging="360"/>
       </w:pPr>
       <w:rPr>
-        <w:rFonts w:ascii="Courier New" w:hAnsi="Courier New" w:cs="Courier New" w:hint="default"/>
+        <w:rFonts w:hint="default" w:ascii="Courier New" w:hAnsi="Courier New" w:cs="Courier New"/>
       </w:rPr>
     </w:lvl>
     <w:lvl w:ilvl="5" w:tplc="08090005" w:tentative="1">
@@ -1383,7 +2291,7 @@
         <w:ind w:left="4320" w:hanging="360"/>
       </w:pPr>
       <w:rPr>
-        <w:rFonts w:ascii="Wingdings" w:hAnsi="Wingdings" w:hint="default"/>
+        <w:rFonts w:hint="default" w:ascii="Wingdings" w:hAnsi="Wingdings"/>
       </w:rPr>
     </w:lvl>
     <w:lvl w:ilvl="6" w:tplc="08090001" w:tentative="1">
@@ -1395,7 +2303,7 @@
         <w:ind w:left="5040" w:hanging="360"/>
       </w:pPr>
       <w:rPr>
-        <w:rFonts w:ascii="Symbol" w:hAnsi="Symbol" w:hint="default"/>
+        <w:rFonts w:hint="default" w:ascii="Symbol" w:hAnsi="Symbol"/>
       </w:rPr>
     </w:lvl>
     <w:lvl w:ilvl="7" w:tplc="08090003" w:tentative="1">
@@ -1407,7 +2315,7 @@
         <w:ind w:left="5760" w:hanging="360"/>
       </w:pPr>
       <w:rPr>
-        <w:rFonts w:ascii="Courier New" w:hAnsi="Courier New" w:cs="Courier New" w:hint="default"/>
+        <w:rFonts w:hint="default" w:ascii="Courier New" w:hAnsi="Courier New" w:cs="Courier New"/>
       </w:rPr>
     </w:lvl>
     <w:lvl w:ilvl="8" w:tplc="08090005" w:tentative="1">
@@ -1419,28 +2327,34 @@
         <w:ind w:left="6480" w:hanging="360"/>
       </w:pPr>
       <w:rPr>
-        <w:rFonts w:ascii="Wingdings" w:hAnsi="Wingdings" w:hint="default"/>
+        <w:rFonts w:hint="default" w:ascii="Wingdings" w:hAnsi="Wingdings"/>
       </w:rPr>
     </w:lvl>
   </w:abstractNum>
   <w:num w:numId="1" w16cid:durableId="526021061">
+    <w:abstractNumId w:val="4"/>
+  </w:num>
+  <w:num w:numId="2" w16cid:durableId="1157915247">
     <w:abstractNumId w:val="2"/>
   </w:num>
-  <w:num w:numId="2" w16cid:durableId="1157915247">
+  <w:num w:numId="3" w16cid:durableId="452746036">
+    <w:abstractNumId w:val="3"/>
+  </w:num>
+  <w:num w:numId="4" w16cid:durableId="884878055">
+    <w:abstractNumId w:val="1"/>
+  </w:num>
+  <w:num w:numId="5" w16cid:durableId="1605766121">
     <w:abstractNumId w:val="0"/>
-  </w:num>
-  <w:num w:numId="3" w16cid:durableId="452746036">
-    <w:abstractNumId w:val="1"/>
   </w:num>
 </w:numbering>
 </file>
 
 <file path=word/styles.xml><?xml version="1.0" encoding="utf-8"?>
-<w:styles xmlns:mc="http://schemas.openxmlformats.org/markup-compatibility/2006" xmlns:r="http://schemas.openxmlformats.org/officeDocument/2006/relationships" xmlns:w="http://schemas.openxmlformats.org/wordprocessingml/2006/main" xmlns:w14="http://schemas.microsoft.com/office/word/2010/wordml" xmlns:w15="http://schemas.microsoft.com/office/word/2012/wordml" xmlns:w16cex="http://schemas.microsoft.com/office/word/2018/wordml/cex" xmlns:w16cid="http://schemas.microsoft.com/office/word/2016/wordml/cid" xmlns:w16="http://schemas.microsoft.com/office/word/2018/wordml" xmlns:w16du="http://schemas.microsoft.com/office/word/2023/wordml/word16du" xmlns:w16sdtdh="http://schemas.microsoft.com/office/word/2020/wordml/sdtdatahash" xmlns:w16se="http://schemas.microsoft.com/office/word/2015/wordml/symex" mc:Ignorable="w14 w15 w16se w16cid w16 w16cex w16sdtdh w16du">
+<w:styles xmlns:mc="http://schemas.openxmlformats.org/markup-compatibility/2006" xmlns:r="http://schemas.openxmlformats.org/officeDocument/2006/relationships" xmlns:w="http://schemas.openxmlformats.org/wordprocessingml/2006/main" xmlns:w14="http://schemas.microsoft.com/office/word/2010/wordml" xmlns:w15="http://schemas.microsoft.com/office/word/2012/wordml" xmlns:w16cex="http://schemas.microsoft.com/office/word/2018/wordml/cex" xmlns:w16cid="http://schemas.microsoft.com/office/word/2016/wordml/cid" xmlns:w16="http://schemas.microsoft.com/office/word/2018/wordml" xmlns:w16du="http://schemas.microsoft.com/office/word/2023/wordml/word16du" xmlns:w16sdtdh="http://schemas.microsoft.com/office/word/2020/wordml/sdtdatahash" xmlns:w16sdtfl="http://schemas.microsoft.com/office/word/2024/wordml/sdtformatlock" xmlns:w16se="http://schemas.microsoft.com/office/word/2015/wordml/symex" mc:Ignorable="w14 w15 w16se w16cid w16 w16cex w16sdtdh w16sdtfl w16du">
   <w:docDefaults>
     <w:rPrDefault>
       <w:rPr>
-        <w:rFonts w:asciiTheme="minorHAnsi" w:eastAsiaTheme="minorEastAsia" w:hAnsiTheme="minorHAnsi" w:cstheme="minorBidi"/>
+        <w:rFonts w:asciiTheme="minorHAnsi" w:hAnsiTheme="minorHAnsi" w:eastAsiaTheme="minorEastAsia" w:cstheme="minorBidi"/>
         <w:kern w:val="2"/>
         <w:sz w:val="24"/>
         <w:szCs w:val="24"/>
@@ -1457,14 +2371,14 @@
   <w:latentStyles w:defLockedState="0" w:defUIPriority="99" w:defSemiHidden="0" w:defUnhideWhenUsed="0" w:defQFormat="0" w:count="376">
     <w:lsdException w:name="Normal" w:uiPriority="0" w:qFormat="1"/>
     <w:lsdException w:name="heading 1" w:uiPriority="9" w:qFormat="1"/>
-    <w:lsdException w:name="heading 2" w:semiHidden="1" w:uiPriority="9" w:unhideWhenUsed="1" w:qFormat="1"/>
-    <w:lsdException w:name="heading 3" w:semiHidden="1" w:uiPriority="9" w:unhideWhenUsed="1" w:qFormat="1"/>
-    <w:lsdException w:name="heading 4" w:semiHidden="1" w:uiPriority="9" w:unhideWhenUsed="1" w:qFormat="1"/>
-    <w:lsdException w:name="heading 5" w:semiHidden="1" w:uiPriority="9" w:unhideWhenUsed="1" w:qFormat="1"/>
-    <w:lsdException w:name="heading 6" w:semiHidden="1" w:uiPriority="9" w:unhideWhenUsed="1" w:qFormat="1"/>
-    <w:lsdException w:name="heading 7" w:semiHidden="1" w:uiPriority="9" w:unhideWhenUsed="1" w:qFormat="1"/>
-    <w:lsdException w:name="heading 8" w:semiHidden="1" w:uiPriority="9" w:unhideWhenUsed="1" w:qFormat="1"/>
-    <w:lsdException w:name="heading 9" w:semiHidden="1" w:uiPriority="9" w:unhideWhenUsed="1" w:qFormat="1"/>
+    <w:lsdException w:name="heading 2" w:uiPriority="9" w:semiHidden="1" w:unhideWhenUsed="1" w:qFormat="1"/>
+    <w:lsdException w:name="heading 3" w:uiPriority="9" w:semiHidden="1" w:unhideWhenUsed="1" w:qFormat="1"/>
+    <w:lsdException w:name="heading 4" w:uiPriority="9" w:semiHidden="1" w:unhideWhenUsed="1" w:qFormat="1"/>
+    <w:lsdException w:name="heading 5" w:uiPriority="9" w:semiHidden="1" w:unhideWhenUsed="1" w:qFormat="1"/>
+    <w:lsdException w:name="heading 6" w:uiPriority="9" w:semiHidden="1" w:unhideWhenUsed="1" w:qFormat="1"/>
+    <w:lsdException w:name="heading 7" w:uiPriority="9" w:semiHidden="1" w:unhideWhenUsed="1" w:qFormat="1"/>
+    <w:lsdException w:name="heading 8" w:uiPriority="9" w:semiHidden="1" w:unhideWhenUsed="1" w:qFormat="1"/>
+    <w:lsdException w:name="heading 9" w:uiPriority="9" w:semiHidden="1" w:unhideWhenUsed="1" w:qFormat="1"/>
     <w:lsdException w:name="index 1" w:semiHidden="1" w:unhideWhenUsed="1"/>
     <w:lsdException w:name="index 2" w:semiHidden="1" w:unhideWhenUsed="1"/>
     <w:lsdException w:name="index 3" w:semiHidden="1" w:unhideWhenUsed="1"/>
@@ -1474,22 +2388,22 @@
     <w:lsdException w:name="index 7" w:semiHidden="1" w:unhideWhenUsed="1"/>
     <w:lsdException w:name="index 8" w:semiHidden="1" w:unhideWhenUsed="1"/>
     <w:lsdException w:name="index 9" w:semiHidden="1" w:unhideWhenUsed="1"/>
-    <w:lsdException w:name="toc 1" w:semiHidden="1" w:uiPriority="39" w:unhideWhenUsed="1"/>
-    <w:lsdException w:name="toc 2" w:semiHidden="1" w:uiPriority="39" w:unhideWhenUsed="1"/>
-    <w:lsdException w:name="toc 3" w:semiHidden="1" w:uiPriority="39" w:unhideWhenUsed="1"/>
-    <w:lsdException w:name="toc 4" w:semiHidden="1" w:uiPriority="39" w:unhideWhenUsed="1"/>
-    <w:lsdException w:name="toc 5" w:semiHidden="1" w:uiPriority="39" w:unhideWhenUsed="1"/>
-    <w:lsdException w:name="toc 6" w:semiHidden="1" w:uiPriority="39" w:unhideWhenUsed="1"/>
-    <w:lsdException w:name="toc 7" w:semiHidden="1" w:uiPriority="39" w:unhideWhenUsed="1"/>
-    <w:lsdException w:name="toc 8" w:semiHidden="1" w:uiPriority="39" w:unhideWhenUsed="1"/>
-    <w:lsdException w:name="toc 9" w:semiHidden="1" w:uiPriority="39" w:unhideWhenUsed="1"/>
+    <w:lsdException w:name="toc 1" w:uiPriority="39" w:semiHidden="1" w:unhideWhenUsed="1"/>
+    <w:lsdException w:name="toc 2" w:uiPriority="39" w:semiHidden="1" w:unhideWhenUsed="1"/>
+    <w:lsdException w:name="toc 3" w:uiPriority="39" w:semiHidden="1" w:unhideWhenUsed="1"/>
+    <w:lsdException w:name="toc 4" w:uiPriority="39" w:semiHidden="1" w:unhideWhenUsed="1"/>
+    <w:lsdException w:name="toc 5" w:uiPriority="39" w:semiHidden="1" w:unhideWhenUsed="1"/>
+    <w:lsdException w:name="toc 6" w:uiPriority="39" w:semiHidden="1" w:unhideWhenUsed="1"/>
+    <w:lsdException w:name="toc 7" w:uiPriority="39" w:semiHidden="1" w:unhideWhenUsed="1"/>
+    <w:lsdException w:name="toc 8" w:uiPriority="39" w:semiHidden="1" w:unhideWhenUsed="1"/>
+    <w:lsdException w:name="toc 9" w:uiPriority="39" w:semiHidden="1" w:unhideWhenUsed="1"/>
     <w:lsdException w:name="Normal Indent" w:semiHidden="1" w:unhideWhenUsed="1"/>
     <w:lsdException w:name="footnote text" w:semiHidden="1" w:unhideWhenUsed="1"/>
     <w:lsdException w:name="annotation text" w:semiHidden="1" w:unhideWhenUsed="1"/>
     <w:lsdException w:name="header" w:semiHidden="1" w:unhideWhenUsed="1"/>
     <w:lsdException w:name="footer" w:semiHidden="1" w:unhideWhenUsed="1"/>
     <w:lsdException w:name="index heading" w:semiHidden="1" w:unhideWhenUsed="1"/>
-    <w:lsdException w:name="caption" w:semiHidden="1" w:uiPriority="35" w:unhideWhenUsed="1" w:qFormat="1"/>
+    <w:lsdException w:name="caption" w:uiPriority="35" w:semiHidden="1" w:unhideWhenUsed="1" w:qFormat="1"/>
     <w:lsdException w:name="table of figures" w:semiHidden="1" w:unhideWhenUsed="1"/>
     <w:lsdException w:name="envelope address" w:semiHidden="1" w:unhideWhenUsed="1"/>
     <w:lsdException w:name="envelope return" w:semiHidden="1" w:unhideWhenUsed="1"/>
@@ -1520,7 +2434,7 @@
     <w:lsdException w:name="Title" w:uiPriority="10" w:qFormat="1"/>
     <w:lsdException w:name="Closing" w:semiHidden="1" w:unhideWhenUsed="1"/>
     <w:lsdException w:name="Signature" w:semiHidden="1" w:unhideWhenUsed="1"/>
-    <w:lsdException w:name="Default Paragraph Font" w:semiHidden="1" w:uiPriority="1" w:unhideWhenUsed="1"/>
+    <w:lsdException w:name="Default Paragraph Font" w:uiPriority="1" w:semiHidden="1" w:unhideWhenUsed="1"/>
     <w:lsdException w:name="Body Text" w:semiHidden="1" w:unhideWhenUsed="1"/>
     <w:lsdException w:name="Body Text Indent" w:semiHidden="1" w:unhideWhenUsed="1"/>
     <w:lsdException w:name="List Continue" w:semiHidden="1" w:unhideWhenUsed="1"/>
@@ -1720,8 +2634,8 @@
     <w:lsdException w:name="Subtle Reference" w:uiPriority="31" w:qFormat="1"/>
     <w:lsdException w:name="Intense Reference" w:uiPriority="32" w:qFormat="1"/>
     <w:lsdException w:name="Book Title" w:uiPriority="33" w:qFormat="1"/>
-    <w:lsdException w:name="Bibliography" w:semiHidden="1" w:uiPriority="37" w:unhideWhenUsed="1"/>
-    <w:lsdException w:name="TOC Heading" w:semiHidden="1" w:uiPriority="39" w:unhideWhenUsed="1" w:qFormat="1"/>
+    <w:lsdException w:name="Bibliography" w:uiPriority="37" w:semiHidden="1" w:unhideWhenUsed="1"/>
+    <w:lsdException w:name="TOC Heading" w:uiPriority="39" w:semiHidden="1" w:unhideWhenUsed="1" w:qFormat="1"/>
     <w:lsdException w:name="Plain Table 1" w:uiPriority="41"/>
     <w:lsdException w:name="Plain Table 2" w:uiPriority="42"/>
     <w:lsdException w:name="Plain Table 3" w:uiPriority="43"/>
@@ -1832,7 +2746,7 @@
     <w:lsdException w:name="Unresolved Mention" w:semiHidden="1" w:unhideWhenUsed="1"/>
     <w:lsdException w:name="Smart Link" w:semiHidden="1" w:unhideWhenUsed="1"/>
   </w:latentStyles>
-  <w:style w:type="paragraph" w:default="1" w:styleId="Normal">
+  <w:style w:type="paragraph" w:styleId="Normal" w:default="1">
     <w:name w:val="Normal"/>
     <w:qFormat/>
     <w:rPr>
@@ -1854,7 +2768,7 @@
       <w:outlineLvl w:val="0"/>
     </w:pPr>
     <w:rPr>
-      <w:rFonts w:asciiTheme="majorHAnsi" w:eastAsiaTheme="majorEastAsia" w:hAnsiTheme="majorHAnsi" w:cstheme="majorBidi"/>
+      <w:rFonts w:asciiTheme="majorHAnsi" w:hAnsiTheme="majorHAnsi" w:eastAsiaTheme="majorEastAsia" w:cstheme="majorBidi"/>
       <w:color w:val="0F4761" w:themeColor="accent1" w:themeShade="BF"/>
       <w:sz w:val="40"/>
       <w:szCs w:val="40"/>
@@ -1877,7 +2791,7 @@
       <w:outlineLvl w:val="1"/>
     </w:pPr>
     <w:rPr>
-      <w:rFonts w:asciiTheme="majorHAnsi" w:eastAsiaTheme="majorEastAsia" w:hAnsiTheme="majorHAnsi" w:cstheme="majorBidi"/>
+      <w:rFonts w:asciiTheme="majorHAnsi" w:hAnsiTheme="majorHAnsi" w:eastAsiaTheme="majorEastAsia" w:cstheme="majorBidi"/>
       <w:color w:val="0F4761" w:themeColor="accent1" w:themeShade="BF"/>
       <w:sz w:val="32"/>
       <w:szCs w:val="32"/>
@@ -2038,12 +2952,13 @@
       <w:color w:val="272727" w:themeColor="text1" w:themeTint="D8"/>
     </w:rPr>
   </w:style>
-  <w:style w:type="character" w:default="1" w:styleId="DefaultParagraphFont">
+  <w:style w:type="character" w:styleId="DefaultParagraphFont" w:default="1">
     <w:name w:val="Default Paragraph Font"/>
     <w:uiPriority w:val="1"/>
+    <w:semiHidden/>
     <w:unhideWhenUsed/>
   </w:style>
-  <w:style w:type="table" w:default="1" w:styleId="TableNormal">
+  <w:style w:type="table" w:styleId="TableNormal" w:default="1">
     <w:name w:val="Normal Table"/>
     <w:uiPriority w:val="99"/>
     <w:semiHidden/>
@@ -2058,27 +2973,27 @@
       </w:tblCellMar>
     </w:tblPr>
   </w:style>
-  <w:style w:type="numbering" w:default="1" w:styleId="NoList">
+  <w:style w:type="numbering" w:styleId="NoList" w:default="1">
     <w:name w:val="No List"/>
     <w:uiPriority w:val="99"/>
     <w:semiHidden/>
     <w:unhideWhenUsed/>
   </w:style>
-  <w:style w:type="character" w:customStyle="1" w:styleId="Heading1Char">
+  <w:style w:type="character" w:styleId="Heading1Char" w:customStyle="1">
     <w:name w:val="Heading 1 Char"/>
     <w:basedOn w:val="DefaultParagraphFont"/>
     <w:link w:val="Heading1"/>
     <w:uiPriority w:val="9"/>
     <w:rsid w:val="0077694C"/>
     <w:rPr>
-      <w:rFonts w:asciiTheme="majorHAnsi" w:eastAsiaTheme="majorEastAsia" w:hAnsiTheme="majorHAnsi" w:cstheme="majorBidi"/>
+      <w:rFonts w:asciiTheme="majorHAnsi" w:hAnsiTheme="majorHAnsi" w:eastAsiaTheme="majorEastAsia" w:cstheme="majorBidi"/>
       <w:color w:val="0F4761" w:themeColor="accent1" w:themeShade="BF"/>
       <w:sz w:val="40"/>
       <w:szCs w:val="40"/>
       <w:lang w:val="en-GB"/>
     </w:rPr>
   </w:style>
-  <w:style w:type="character" w:customStyle="1" w:styleId="Heading2Char">
+  <w:style w:type="character" w:styleId="Heading2Char" w:customStyle="1">
     <w:name w:val="Heading 2 Char"/>
     <w:basedOn w:val="DefaultParagraphFont"/>
     <w:link w:val="Heading2"/>
@@ -2086,14 +3001,14 @@
     <w:semiHidden/>
     <w:rsid w:val="0077694C"/>
     <w:rPr>
-      <w:rFonts w:asciiTheme="majorHAnsi" w:eastAsiaTheme="majorEastAsia" w:hAnsiTheme="majorHAnsi" w:cstheme="majorBidi"/>
+      <w:rFonts w:asciiTheme="majorHAnsi" w:hAnsiTheme="majorHAnsi" w:eastAsiaTheme="majorEastAsia" w:cstheme="majorBidi"/>
       <w:color w:val="0F4761" w:themeColor="accent1" w:themeShade="BF"/>
       <w:sz w:val="32"/>
       <w:szCs w:val="32"/>
       <w:lang w:val="en-GB"/>
     </w:rPr>
   </w:style>
-  <w:style w:type="character" w:customStyle="1" w:styleId="Heading3Char">
+  <w:style w:type="character" w:styleId="Heading3Char" w:customStyle="1">
     <w:name w:val="Heading 3 Char"/>
     <w:basedOn w:val="DefaultParagraphFont"/>
     <w:link w:val="Heading3"/>
@@ -2108,7 +3023,7 @@
       <w:lang w:val="en-GB"/>
     </w:rPr>
   </w:style>
-  <w:style w:type="character" w:customStyle="1" w:styleId="Heading4Char">
+  <w:style w:type="character" w:styleId="Heading4Char" w:customStyle="1">
     <w:name w:val="Heading 4 Char"/>
     <w:basedOn w:val="DefaultParagraphFont"/>
     <w:link w:val="Heading4"/>
@@ -2123,7 +3038,7 @@
       <w:lang w:val="en-GB"/>
     </w:rPr>
   </w:style>
-  <w:style w:type="character" w:customStyle="1" w:styleId="Heading5Char">
+  <w:style w:type="character" w:styleId="Heading5Char" w:customStyle="1">
     <w:name w:val="Heading 5 Char"/>
     <w:basedOn w:val="DefaultParagraphFont"/>
     <w:link w:val="Heading5"/>
@@ -2136,7 +3051,7 @@
       <w:lang w:val="en-GB"/>
     </w:rPr>
   </w:style>
-  <w:style w:type="character" w:customStyle="1" w:styleId="Heading6Char">
+  <w:style w:type="character" w:styleId="Heading6Char" w:customStyle="1">
     <w:name w:val="Heading 6 Char"/>
     <w:basedOn w:val="DefaultParagraphFont"/>
     <w:link w:val="Heading6"/>
@@ -2151,7 +3066,7 @@
       <w:lang w:val="en-GB"/>
     </w:rPr>
   </w:style>
-  <w:style w:type="character" w:customStyle="1" w:styleId="Heading7Char">
+  <w:style w:type="character" w:styleId="Heading7Char" w:customStyle="1">
     <w:name w:val="Heading 7 Char"/>
     <w:basedOn w:val="DefaultParagraphFont"/>
     <w:link w:val="Heading7"/>
@@ -2164,7 +3079,7 @@
       <w:lang w:val="en-GB"/>
     </w:rPr>
   </w:style>
-  <w:style w:type="character" w:customStyle="1" w:styleId="Heading8Char">
+  <w:style w:type="character" w:styleId="Heading8Char" w:customStyle="1">
     <w:name w:val="Heading 8 Char"/>
     <w:basedOn w:val="DefaultParagraphFont"/>
     <w:link w:val="Heading8"/>
@@ -2179,7 +3094,7 @@
       <w:lang w:val="en-GB"/>
     </w:rPr>
   </w:style>
-  <w:style w:type="character" w:customStyle="1" w:styleId="Heading9Char">
+  <w:style w:type="character" w:styleId="Heading9Char" w:customStyle="1">
     <w:name w:val="Heading 9 Char"/>
     <w:basedOn w:val="DefaultParagraphFont"/>
     <w:link w:val="Heading9"/>
@@ -2205,21 +3120,21 @@
       <w:contextualSpacing/>
     </w:pPr>
     <w:rPr>
-      <w:rFonts w:asciiTheme="majorHAnsi" w:eastAsiaTheme="majorEastAsia" w:hAnsiTheme="majorHAnsi" w:cstheme="majorBidi"/>
+      <w:rFonts w:asciiTheme="majorHAnsi" w:hAnsiTheme="majorHAnsi" w:eastAsiaTheme="majorEastAsia" w:cstheme="majorBidi"/>
       <w:spacing w:val="-10"/>
       <w:kern w:val="28"/>
       <w:sz w:val="56"/>
       <w:szCs w:val="56"/>
     </w:rPr>
   </w:style>
-  <w:style w:type="character" w:customStyle="1" w:styleId="TitleChar">
+  <w:style w:type="character" w:styleId="TitleChar" w:customStyle="1">
     <w:name w:val="Title Char"/>
     <w:basedOn w:val="DefaultParagraphFont"/>
     <w:link w:val="Title"/>
     <w:uiPriority w:val="10"/>
     <w:rsid w:val="0077694C"/>
     <w:rPr>
-      <w:rFonts w:asciiTheme="majorHAnsi" w:eastAsiaTheme="majorEastAsia" w:hAnsiTheme="majorHAnsi" w:cstheme="majorBidi"/>
+      <w:rFonts w:asciiTheme="majorHAnsi" w:hAnsiTheme="majorHAnsi" w:eastAsiaTheme="majorEastAsia" w:cstheme="majorBidi"/>
       <w:spacing w:val="-10"/>
       <w:kern w:val="28"/>
       <w:sz w:val="56"/>
@@ -2248,7 +3163,7 @@
       <w:szCs w:val="28"/>
     </w:rPr>
   </w:style>
-  <w:style w:type="character" w:customStyle="1" w:styleId="SubtitleChar">
+  <w:style w:type="character" w:styleId="SubtitleChar" w:customStyle="1">
     <w:name w:val="Subtitle Char"/>
     <w:basedOn w:val="DefaultParagraphFont"/>
     <w:link w:val="Subtitle"/>
@@ -2281,7 +3196,7 @@
       <w:color w:val="404040" w:themeColor="text1" w:themeTint="BF"/>
     </w:rPr>
   </w:style>
-  <w:style w:type="character" w:customStyle="1" w:styleId="QuoteChar">
+  <w:style w:type="character" w:styleId="QuoteChar" w:customStyle="1">
     <w:name w:val="Quote Char"/>
     <w:basedOn w:val="DefaultParagraphFont"/>
     <w:link w:val="Quote"/>
@@ -2327,8 +3242,8 @@
     <w:rsid w:val="0077694C"/>
     <w:pPr>
       <w:pBdr>
-        <w:top w:val="single" w:sz="4" w:space="10" w:color="0F4761" w:themeColor="accent1" w:themeShade="BF"/>
-        <w:bottom w:val="single" w:sz="4" w:space="10" w:color="0F4761" w:themeColor="accent1" w:themeShade="BF"/>
+        <w:top w:val="single" w:color="0F4761" w:themeColor="accent1" w:themeShade="BF" w:sz="4" w:space="10"/>
+        <w:bottom w:val="single" w:color="0F4761" w:themeColor="accent1" w:themeShade="BF" w:sz="4" w:space="10"/>
       </w:pBdr>
       <w:spacing w:before="360" w:after="360"/>
       <w:ind w:left="864" w:right="864"/>
@@ -2340,7 +3255,7 @@
       <w:color w:val="0F4761" w:themeColor="accent1" w:themeShade="BF"/>
     </w:rPr>
   </w:style>
-  <w:style w:type="character" w:customStyle="1" w:styleId="IntenseQuoteChar">
+  <w:style w:type="character" w:styleId="IntenseQuoteChar" w:customStyle="1">
     <w:name w:val="Intense Quote Char"/>
     <w:basedOn w:val="DefaultParagraphFont"/>
     <w:link w:val="IntenseQuote"/>
@@ -2406,7 +3321,7 @@
       <w:szCs w:val="20"/>
     </w:rPr>
   </w:style>
-  <w:style w:type="character" w:customStyle="1" w:styleId="FootnoteTextChar">
+  <w:style w:type="character" w:styleId="FootnoteTextChar" w:customStyle="1">
     <w:name w:val="Footnote Text Char"/>
     <w:basedOn w:val="DefaultParagraphFont"/>
     <w:link w:val="FootnoteText"/>
@@ -2430,11 +3345,65 @@
       <w:vertAlign w:val="superscript"/>
     </w:rPr>
   </w:style>
+  <w:style w:type="paragraph" w:styleId="Header">
+    <w:name w:val="header"/>
+    <w:basedOn w:val="Normal"/>
+    <w:link w:val="HeaderChar"/>
+    <w:uiPriority w:val="99"/>
+    <w:semiHidden/>
+    <w:unhideWhenUsed/>
+    <w:rsid w:val="00C942CC"/>
+    <w:pPr>
+      <w:tabs>
+        <w:tab w:val="center" w:pos="4513"/>
+        <w:tab w:val="right" w:pos="9026"/>
+      </w:tabs>
+      <w:spacing w:after="0" w:line="240" w:lineRule="auto"/>
+    </w:pPr>
+  </w:style>
+  <w:style w:type="character" w:styleId="HeaderChar" w:customStyle="1">
+    <w:name w:val="Header Char"/>
+    <w:basedOn w:val="DefaultParagraphFont"/>
+    <w:link w:val="Header"/>
+    <w:uiPriority w:val="99"/>
+    <w:semiHidden/>
+    <w:rsid w:val="00C942CC"/>
+    <w:rPr>
+      <w:lang w:val="en-GB"/>
+    </w:rPr>
+  </w:style>
+  <w:style w:type="paragraph" w:styleId="Footer">
+    <w:name w:val="footer"/>
+    <w:basedOn w:val="Normal"/>
+    <w:link w:val="FooterChar"/>
+    <w:uiPriority w:val="99"/>
+    <w:semiHidden/>
+    <w:unhideWhenUsed/>
+    <w:rsid w:val="00C942CC"/>
+    <w:pPr>
+      <w:tabs>
+        <w:tab w:val="center" w:pos="4513"/>
+        <w:tab w:val="right" w:pos="9026"/>
+      </w:tabs>
+      <w:spacing w:after="0" w:line="240" w:lineRule="auto"/>
+    </w:pPr>
+  </w:style>
+  <w:style w:type="character" w:styleId="FooterChar" w:customStyle="1">
+    <w:name w:val="Footer Char"/>
+    <w:basedOn w:val="DefaultParagraphFont"/>
+    <w:link w:val="Footer"/>
+    <w:uiPriority w:val="99"/>
+    <w:semiHidden/>
+    <w:rsid w:val="00C942CC"/>
+    <w:rPr>
+      <w:lang w:val="en-GB"/>
+    </w:rPr>
+  </w:style>
 </w:styles>
 </file>
 
 <file path=word/theme/theme1.xml><?xml version="1.0" encoding="utf-8"?>
-<a:theme xmlns:a="http://schemas.openxmlformats.org/drawingml/2006/main" name="Office Theme">
+<a:theme xmlns:a="http://schemas.openxmlformats.org/drawingml/2006/main" xmlns:thm15="http://schemas.microsoft.com/office/thememl/2012/main" name="Office Theme">
   <a:themeElements>
     <a:clrScheme name="Office">
       <a:dk1>

--- a/Exhibition summary/Exhibition Overview.docx
+++ b/Exhibition summary/Exhibition Overview.docx
@@ -1,6 +1,6 @@
 
 <file path=word/document.xml><?xml version="1.0" encoding="utf-8"?>
-<w:document xmlns:wpc="http://schemas.microsoft.com/office/word/2010/wordprocessingCanvas" xmlns:cx="http://schemas.microsoft.com/office/drawing/2014/chartex" xmlns:cx1="http://schemas.microsoft.com/office/drawing/2015/9/8/chartex" xmlns:cx2="http://schemas.microsoft.com/office/drawing/2015/10/21/chartex" xmlns:cx3="http://schemas.microsoft.com/office/drawing/2016/5/9/chartex" xmlns:cx4="http://schemas.microsoft.com/office/drawing/2016/5/10/chartex" xmlns:cx5="http://schemas.microsoft.com/office/drawing/2016/5/11/chartex" xmlns:cx6="http://schemas.microsoft.com/office/drawing/2016/5/12/chartex" xmlns:cx7="http://schemas.microsoft.com/office/drawing/2016/5/13/chartex" xmlns:cx8="http://schemas.microsoft.com/office/drawing/2016/5/14/chartex" xmlns:mc="http://schemas.openxmlformats.org/markup-compatibility/2006" xmlns:aink="http://schemas.microsoft.com/office/drawing/2016/ink" xmlns:am3d="http://schemas.microsoft.com/office/drawing/2017/model3d" xmlns:o="urn:schemas-microsoft-com:office:office" xmlns:oel="http://schemas.microsoft.com/office/2019/extlst" xmlns:r="http://schemas.openxmlformats.org/officeDocument/2006/relationships" xmlns:m="http://schemas.openxmlformats.org/officeDocument/2006/math" xmlns:v="urn:schemas-microsoft-com:vml" xmlns:wp14="http://schemas.microsoft.com/office/word/2010/wordprocessingDrawing" xmlns:wp="http://schemas.openxmlformats.org/drawingml/2006/wordprocessingDrawing" xmlns:w10="urn:schemas-microsoft-com:office:word" xmlns:w="http://schemas.openxmlformats.org/wordprocessingml/2006/main" xmlns:w14="http://schemas.microsoft.com/office/word/2010/wordml" xmlns:w15="http://schemas.microsoft.com/office/word/2012/wordml" xmlns:w16cex="http://schemas.microsoft.com/office/word/2018/wordml/cex" xmlns:w16cid="http://schemas.microsoft.com/office/word/2016/wordml/cid" xmlns:w16="http://schemas.microsoft.com/office/word/2018/wordml" xmlns:w16du="http://schemas.microsoft.com/office/word/2023/wordml/word16du" xmlns:w16sdtdh="http://schemas.microsoft.com/office/word/2020/wordml/sdtdatahash" xmlns:w16sdtfl="http://schemas.microsoft.com/office/word/2024/wordml/sdtformatlock" xmlns:w16se="http://schemas.microsoft.com/office/word/2015/wordml/symex" xmlns:wpg="http://schemas.microsoft.com/office/word/2010/wordprocessingGroup" xmlns:wpi="http://schemas.microsoft.com/office/word/2010/wordprocessingInk" xmlns:wne="http://schemas.microsoft.com/office/word/2006/wordml" xmlns:wps="http://schemas.microsoft.com/office/word/2010/wordprocessingShape" mc:Ignorable="w14 w15 w16se w16cid w16 w16cex w16sdtdh w16sdtfl w16du wp14">
+<w:document xmlns:wpc="http://schemas.microsoft.com/office/word/2010/wordprocessingCanvas" xmlns:cx="http://schemas.microsoft.com/office/drawing/2014/chartex" xmlns:cx1="http://schemas.microsoft.com/office/drawing/2015/9/8/chartex" xmlns:cx2="http://schemas.microsoft.com/office/drawing/2015/10/21/chartex" xmlns:cx3="http://schemas.microsoft.com/office/drawing/2016/5/9/chartex" xmlns:cx4="http://schemas.microsoft.com/office/drawing/2016/5/10/chartex" xmlns:cx5="http://schemas.microsoft.com/office/drawing/2016/5/11/chartex" xmlns:cx6="http://schemas.microsoft.com/office/drawing/2016/5/12/chartex" xmlns:cx7="http://schemas.microsoft.com/office/drawing/2016/5/13/chartex" xmlns:cx8="http://schemas.microsoft.com/office/drawing/2016/5/14/chartex" xmlns:mc="http://schemas.openxmlformats.org/markup-compatibility/2006" xmlns:aink="http://schemas.microsoft.com/office/drawing/2016/ink" xmlns:am3d="http://schemas.microsoft.com/office/drawing/2017/model3d" xmlns:o="urn:schemas-microsoft-com:office:office" xmlns:oel="http://schemas.microsoft.com/office/2019/extlst" xmlns:r="http://schemas.openxmlformats.org/officeDocument/2006/relationships" xmlns:m="http://schemas.openxmlformats.org/officeDocument/2006/math" xmlns:v="urn:schemas-microsoft-com:vml" xmlns:wp14="http://schemas.microsoft.com/office/word/2010/wordprocessingDrawing" xmlns:wp="http://schemas.openxmlformats.org/drawingml/2006/wordprocessingDrawing" xmlns:w10="urn:schemas-microsoft-com:office:word" xmlns:w="http://schemas.openxmlformats.org/wordprocessingml/2006/main" xmlns:w14="http://schemas.microsoft.com/office/word/2010/wordml" xmlns:w15="http://schemas.microsoft.com/office/word/2012/wordml" xmlns:w16cex="http://schemas.microsoft.com/office/word/2018/wordml/cex" xmlns:w16cid="http://schemas.microsoft.com/office/word/2016/wordml/cid" xmlns:w16="http://schemas.microsoft.com/office/word/2018/wordml" xmlns:w16du="http://schemas.microsoft.com/office/word/2023/wordml/word16du" xmlns:w16sdtdh="http://schemas.microsoft.com/office/word/2020/wordml/sdtdatahash" xmlns:w16se="http://schemas.microsoft.com/office/word/2015/wordml/symex" xmlns:wpg="http://schemas.microsoft.com/office/word/2010/wordprocessingGroup" xmlns:wpi="http://schemas.microsoft.com/office/word/2010/wordprocessingInk" xmlns:wne="http://schemas.microsoft.com/office/word/2006/wordml" xmlns:wps="http://schemas.microsoft.com/office/word/2010/wordprocessingShape" mc:Ignorable="w14 w15 w16se w16cid w16 w16cex w16sdtdh w16du wp14">
   <w:body>
     <w:p>
       <w:pPr>
@@ -702,6 +702,13 @@
           <w:rFonts w:ascii="Junicode" w:hAnsi="Junicode"/>
           <w:lang w:val="en-US"/>
         </w:rPr>
+        <w:t xml:space="preserve"> also makes it accessible.</w:t>
+      </w:r>
+      <w:r>
+        <w:rPr>
+          <w:rFonts w:ascii="Junicode" w:hAnsi="Junicode"/>
+          <w:lang w:val="en-US"/>
+        </w:rPr>
         <w:t xml:space="preserve"> </w:t>
       </w:r>
       <w:r>
@@ -709,7 +716,106 @@
           <w:rFonts w:ascii="Junicode" w:hAnsi="Junicode"/>
           <w:lang w:val="en-US"/>
         </w:rPr>
-        <w:t>also makes it accessible.</w:t>
+        <w:t>By</w:t>
+      </w:r>
+      <w:r>
+        <w:rPr>
+          <w:rFonts w:ascii="Junicode" w:hAnsi="Junicode"/>
+          <w:lang w:val="en-US"/>
+        </w:rPr>
+        <w:t xml:space="preserve"> removing barriers of geography, cost</w:t>
+      </w:r>
+      <w:r>
+        <w:rPr>
+          <w:rFonts w:ascii="Junicode" w:hAnsi="Junicode"/>
+          <w:lang w:val="en-US"/>
+        </w:rPr>
+        <w:t xml:space="preserve">, </w:t>
+      </w:r>
+      <w:r>
+        <w:rPr>
+          <w:rFonts w:ascii="Junicode" w:hAnsi="Junicode"/>
+          <w:lang w:val="en-US"/>
+        </w:rPr>
+        <w:t xml:space="preserve">and physical mobility, </w:t>
+      </w:r>
+      <w:r>
+        <w:rPr>
+          <w:rFonts w:ascii="Junicode" w:hAnsi="Junicode"/>
+          <w:lang w:val="en-US"/>
+        </w:rPr>
+        <w:t xml:space="preserve">it </w:t>
+      </w:r>
+      <w:r>
+        <w:rPr>
+          <w:rFonts w:ascii="Junicode" w:hAnsi="Junicode"/>
+          <w:lang w:val="en-US"/>
+        </w:rPr>
+        <w:t>makes ancient Greek material culture available to a broader audience who may not be able to encounter these objects otherwise. Recent scholarship in</w:t>
+      </w:r>
+      <w:r>
+        <w:rPr>
+          <w:rFonts w:ascii="Junicode" w:hAnsi="Junicode"/>
+          <w:lang w:val="en-US"/>
+        </w:rPr>
+        <w:t xml:space="preserve"> M</w:t>
+      </w:r>
+      <w:r>
+        <w:rPr>
+          <w:rFonts w:ascii="Junicode" w:hAnsi="Junicode"/>
+          <w:lang w:val="en-US"/>
+        </w:rPr>
+        <w:t xml:space="preserve">useum </w:t>
+      </w:r>
+      <w:r>
+        <w:rPr>
+          <w:rFonts w:ascii="Junicode" w:hAnsi="Junicode"/>
+          <w:lang w:val="en-US"/>
+        </w:rPr>
+        <w:t>S</w:t>
+      </w:r>
+      <w:r>
+        <w:rPr>
+          <w:rFonts w:ascii="Junicode" w:hAnsi="Junicode"/>
+          <w:lang w:val="en-US"/>
+        </w:rPr>
+        <w:t>tudies argue that digital exhibitions space</w:t>
+      </w:r>
+      <w:r>
+        <w:rPr>
+          <w:rFonts w:ascii="Junicode" w:hAnsi="Junicode"/>
+          <w:lang w:val="en-US"/>
+        </w:rPr>
+        <w:t>s</w:t>
+      </w:r>
+      <w:r>
+        <w:rPr>
+          <w:rFonts w:ascii="Junicode" w:hAnsi="Junicode"/>
+          <w:lang w:val="en-US"/>
+        </w:rPr>
+        <w:t xml:space="preserve">, when thoughtfully designed, can be a distinct environment with </w:t>
+      </w:r>
+      <w:r>
+        <w:rPr>
+          <w:rFonts w:ascii="Junicode" w:hAnsi="Junicode"/>
+          <w:lang w:val="en-US"/>
+        </w:rPr>
+        <w:t>their</w:t>
+      </w:r>
+      <w:r>
+        <w:rPr>
+          <w:rFonts w:ascii="Junicode" w:hAnsi="Junicode"/>
+          <w:lang w:val="en-US"/>
+        </w:rPr>
+        <w:t xml:space="preserve"> own affordances for visitor engagement and learning.</w:t>
+      </w:r>
+      <w:r>
+        <w:rPr>
+          <w:rStyle w:val="FootnoteReference"/>
+          <w:rFonts w:ascii="Junicode" w:hAnsi="Junicode"/>
+          <w:lang w:val="en-US"/>
+        </w:rPr>
+        <w:footnoteReference w:id="5"/>
       </w:r>
       <w:r>
         <w:rPr>
@@ -721,16 +827,141 @@
       <w:r>
         <w:rPr>
           <w:rFonts w:ascii="Junicode" w:hAnsi="Junicode"/>
-          <w:lang w:val="en-US"/>
-        </w:rPr>
-        <w:t>By</w:t>
-      </w:r>
-      <w:r>
-        <w:rPr>
-          <w:rFonts w:ascii="Junicode" w:hAnsi="Junicode"/>
-          <w:lang w:val="en-US"/>
-        </w:rPr>
-        <w:t xml:space="preserve"> removing barriers of geography, cost</w:t>
+          <w:i/>
+          <w:iCs/>
+          <w:lang w:val="en-US"/>
+        </w:rPr>
+        <w:t xml:space="preserve">From Vine to </w:t>
+      </w:r>
+      <w:r>
+        <w:rPr>
+          <w:rFonts w:ascii="Junicode" w:hAnsi="Junicode"/>
+          <w:i/>
+          <w:iCs/>
+          <w:lang w:val="en-US"/>
+        </w:rPr>
+        <w:t>Vessel</w:t>
+      </w:r>
+      <w:r>
+        <w:rPr>
+          <w:rFonts w:ascii="Junicode" w:hAnsi="Junicode"/>
+          <w:i/>
+          <w:iCs/>
+          <w:lang w:val="en-US"/>
+        </w:rPr>
+        <w:t xml:space="preserve"> </w:t>
+      </w:r>
+      <w:r>
+        <w:rPr>
+          <w:rFonts w:ascii="Junicode" w:hAnsi="Junicode"/>
+          <w:lang w:val="en-US"/>
+        </w:rPr>
+        <w:t xml:space="preserve">attempts to take </w:t>
+      </w:r>
+      <w:r>
+        <w:rPr>
+          <w:rFonts w:ascii="Junicode" w:hAnsi="Junicode"/>
+          <w:lang w:val="en-US"/>
+        </w:rPr>
+        <w:t>this</w:t>
+      </w:r>
+      <w:r>
+        <w:rPr>
+          <w:rFonts w:ascii="Junicode" w:hAnsi="Junicode"/>
+          <w:lang w:val="en-US"/>
+        </w:rPr>
+        <w:t xml:space="preserve"> seriously. Alongside object and section labels, the exhibition integrates </w:t>
+      </w:r>
+      <w:r>
+        <w:rPr>
+          <w:rFonts w:ascii="Junicode" w:hAnsi="Junicode"/>
+          <w:lang w:val="en-US"/>
+        </w:rPr>
+        <w:t xml:space="preserve">interactive games, a “compare” function, and image hover features that </w:t>
+      </w:r>
+      <w:r>
+        <w:rPr>
+          <w:rFonts w:ascii="Junicode" w:hAnsi="Junicode"/>
+          <w:lang w:val="en-US"/>
+        </w:rPr>
+        <w:t>reveal</w:t>
+      </w:r>
+      <w:r>
+        <w:rPr>
+          <w:rFonts w:ascii="Junicode" w:hAnsi="Junicode"/>
+          <w:lang w:val="en-US"/>
+        </w:rPr>
+        <w:t xml:space="preserve"> additional details on demand. Research on gamification in museum contexts has shown that interactive elements significantly improve knowledge</w:t>
+      </w:r>
+      <w:r>
+        <w:rPr>
+          <w:rFonts w:ascii="Junicode" w:hAnsi="Junicode"/>
+          <w:lang w:val="en-US"/>
+        </w:rPr>
+        <w:t xml:space="preserve"> </w:t>
+      </w:r>
+      <w:r>
+        <w:rPr>
+          <w:rFonts w:ascii="Junicode" w:hAnsi="Junicode"/>
+          <w:lang w:val="en-US"/>
+        </w:rPr>
+        <w:t>retention and motivation across age groups, including younger and family audiences. The</w:t>
+      </w:r>
+      <w:r>
+        <w:rPr>
+          <w:rFonts w:ascii="Junicode" w:hAnsi="Junicode"/>
+          <w:lang w:val="en-US"/>
+        </w:rPr>
+        <w:t xml:space="preserve"> four</w:t>
+      </w:r>
+      <w:r>
+        <w:rPr>
+          <w:rFonts w:ascii="Junicode" w:hAnsi="Junicode"/>
+          <w:lang w:val="en-US"/>
+        </w:rPr>
+        <w:t>-</w:t>
+      </w:r>
+      <w:r>
+        <w:rPr>
+          <w:rFonts w:ascii="Junicode" w:hAnsi="Junicode"/>
+          <w:lang w:val="en-US"/>
+        </w:rPr>
+        <w:t>act</w:t>
+      </w:r>
+      <w:r>
+        <w:rPr>
+          <w:rFonts w:ascii="Junicode" w:hAnsi="Junicode"/>
+          <w:lang w:val="en-US"/>
+        </w:rPr>
+        <w:t xml:space="preserve"> narrative structure provides a through-line for visitors who wish to follow the exhibition sequentially, while the embedded interactive features create points of engagement for those who wish to go further, model</w:t>
+      </w:r>
+      <w:r>
+        <w:rPr>
+          <w:rFonts w:ascii="Junicode" w:hAnsi="Junicode"/>
+          <w:lang w:val="en-US"/>
+        </w:rPr>
+        <w:t>ling</w:t>
+      </w:r>
+      <w:r>
+        <w:rPr>
+          <w:rFonts w:ascii="Junicode" w:hAnsi="Junicode"/>
+          <w:lang w:val="en-US"/>
+        </w:rPr>
+        <w:t xml:space="preserve"> </w:t>
+      </w:r>
+      <w:r>
+        <w:rPr>
+          <w:rFonts w:ascii="Junicode" w:hAnsi="Junicode"/>
+          <w:lang w:val="en-US"/>
+        </w:rPr>
+        <w:t xml:space="preserve">a </w:t>
+      </w:r>
+      <w:r>
+        <w:rPr>
+          <w:rFonts w:ascii="Junicode" w:hAnsi="Junicode"/>
+          <w:lang w:val="en-US"/>
+        </w:rPr>
+        <w:t>“participatory museum” in which the exhibition is not a fixed transmission of knowledge</w:t>
       </w:r>
       <w:r>
         <w:rPr>
@@ -744,140 +975,7 @@
           <w:rFonts w:ascii="Junicode" w:hAnsi="Junicode"/>
           <w:lang w:val="en-US"/>
         </w:rPr>
-        <w:t xml:space="preserve">and physical mobility, </w:t>
-      </w:r>
-      <w:r>
-        <w:rPr>
-          <w:rFonts w:ascii="Junicode" w:hAnsi="Junicode"/>
-          <w:lang w:val="en-US"/>
-        </w:rPr>
-        <w:t xml:space="preserve">it </w:t>
-      </w:r>
-      <w:r>
-        <w:rPr>
-          <w:rFonts w:ascii="Junicode" w:hAnsi="Junicode"/>
-          <w:lang w:val="en-US"/>
-        </w:rPr>
-        <w:t xml:space="preserve">makes ancient Greek material culture available to a broader audience who may not be able to </w:t>
-      </w:r>
-      <w:r>
-        <w:rPr>
-          <w:rFonts w:ascii="Junicode" w:hAnsi="Junicode"/>
-          <w:lang w:val="en-US"/>
-        </w:rPr>
-        <w:t>encounter</w:t>
-      </w:r>
-      <w:r>
-        <w:rPr>
-          <w:rFonts w:ascii="Junicode" w:hAnsi="Junicode"/>
-          <w:lang w:val="en-US"/>
-        </w:rPr>
-        <w:t xml:space="preserve"> these objects otherwise. Recent </w:t>
-      </w:r>
-      <w:r>
-        <w:rPr>
-          <w:rFonts w:ascii="Junicode" w:hAnsi="Junicode"/>
-          <w:lang w:val="en-US"/>
-        </w:rPr>
-        <w:t>scholarship</w:t>
-      </w:r>
-      <w:r>
-        <w:rPr>
-          <w:rFonts w:ascii="Junicode" w:hAnsi="Junicode"/>
-          <w:lang w:val="en-US"/>
-        </w:rPr>
-        <w:t xml:space="preserve"> in</w:t>
-      </w:r>
-      <w:r>
-        <w:rPr>
-          <w:rFonts w:ascii="Junicode" w:hAnsi="Junicode"/>
-          <w:lang w:val="en-US"/>
-        </w:rPr>
-        <w:t xml:space="preserve"> M</w:t>
-      </w:r>
-      <w:r>
-        <w:rPr>
-          <w:rFonts w:ascii="Junicode" w:hAnsi="Junicode"/>
-          <w:lang w:val="en-US"/>
-        </w:rPr>
-        <w:t>useum</w:t>
-      </w:r>
-      <w:r>
-        <w:rPr>
-          <w:rFonts w:ascii="Junicode" w:hAnsi="Junicode"/>
-          <w:lang w:val="en-US"/>
-        </w:rPr>
-        <w:t xml:space="preserve"> </w:t>
-      </w:r>
-      <w:r>
-        <w:rPr>
-          <w:rFonts w:ascii="Junicode" w:hAnsi="Junicode"/>
-          <w:lang w:val="en-US"/>
-        </w:rPr>
-        <w:t>S</w:t>
-      </w:r>
-      <w:r>
-        <w:rPr>
-          <w:rFonts w:ascii="Junicode" w:hAnsi="Junicode"/>
-          <w:lang w:val="en-US"/>
-        </w:rPr>
-        <w:t>tudies</w:t>
-      </w:r>
-      <w:r>
-        <w:rPr>
-          <w:rFonts w:ascii="Junicode" w:hAnsi="Junicode"/>
-          <w:lang w:val="en-US"/>
-        </w:rPr>
-        <w:t xml:space="preserve"> argue that digital </w:t>
-      </w:r>
-      <w:r>
-        <w:rPr>
-          <w:rFonts w:ascii="Junicode" w:hAnsi="Junicode"/>
-          <w:lang w:val="en-US"/>
-        </w:rPr>
-        <w:t>exhibitions</w:t>
-      </w:r>
-      <w:r>
-        <w:rPr>
-          <w:rFonts w:ascii="Junicode" w:hAnsi="Junicode"/>
-          <w:lang w:val="en-US"/>
-        </w:rPr>
-        <w:t xml:space="preserve"> </w:t>
-      </w:r>
-      <w:r>
-        <w:rPr>
-          <w:rFonts w:ascii="Junicode" w:hAnsi="Junicode"/>
-          <w:lang w:val="en-US"/>
-        </w:rPr>
-        <w:t>space</w:t>
-      </w:r>
-      <w:r>
-        <w:rPr>
-          <w:rFonts w:ascii="Junicode" w:hAnsi="Junicode"/>
-          <w:lang w:val="en-US"/>
-        </w:rPr>
-        <w:t>s</w:t>
-      </w:r>
-      <w:r>
-        <w:rPr>
-          <w:rFonts w:ascii="Junicode" w:hAnsi="Junicode"/>
-          <w:lang w:val="en-US"/>
-        </w:rPr>
-        <w:t xml:space="preserve">, when thoughtfully designed, can be a distinct environment with </w:t>
-      </w:r>
-      <w:r>
-        <w:rPr>
-          <w:rFonts w:ascii="Junicode" w:hAnsi="Junicode"/>
-          <w:lang w:val="en-US"/>
-        </w:rPr>
-        <w:t>their</w:t>
-      </w:r>
-      <w:r>
-        <w:rPr>
-          <w:rFonts w:ascii="Junicode" w:hAnsi="Junicode"/>
-          <w:lang w:val="en-US"/>
-        </w:rPr>
-        <w:t xml:space="preserve"> own affordances for visitor engagement and learning.</w:t>
+        <w:t>but a space that accommodates multiple modes of engagement.</w:t>
       </w:r>
       <w:r>
         <w:rPr>
@@ -885,196 +983,7 @@
           <w:rFonts w:ascii="Junicode" w:hAnsi="Junicode"/>
           <w:lang w:val="en-US"/>
         </w:rPr>
-        <w:footnoteReference w:id="32610"/>
-      </w:r>
-      <w:r>
-        <w:rPr>
-          <w:rFonts w:ascii="Junicode" w:hAnsi="Junicode"/>
-          <w:lang w:val="en-US"/>
-        </w:rPr>
-        <w:t xml:space="preserve"> </w:t>
-      </w:r>
-      <w:r>
-        <w:rPr>
-          <w:rFonts w:ascii="Junicode" w:hAnsi="Junicode"/>
-          <w:i w:val="1"/>
-          <w:iCs w:val="1"/>
-          <w:lang w:val="en-US"/>
-        </w:rPr>
-        <w:t xml:space="preserve">From Vine to </w:t>
-      </w:r>
-      <w:r>
-        <w:rPr>
-          <w:rFonts w:ascii="Junicode" w:hAnsi="Junicode"/>
-          <w:i w:val="1"/>
-          <w:iCs w:val="1"/>
-          <w:lang w:val="en-US"/>
-        </w:rPr>
-        <w:t>Vessel</w:t>
-      </w:r>
-      <w:r>
-        <w:rPr>
-          <w:rFonts w:ascii="Junicode" w:hAnsi="Junicode"/>
-          <w:i w:val="1"/>
-          <w:iCs w:val="1"/>
-          <w:lang w:val="en-US"/>
-        </w:rPr>
-        <w:t xml:space="preserve"> </w:t>
-      </w:r>
-      <w:r>
-        <w:rPr>
-          <w:rFonts w:ascii="Junicode" w:hAnsi="Junicode"/>
-          <w:lang w:val="en-US"/>
-        </w:rPr>
-        <w:t>attempts</w:t>
-      </w:r>
-      <w:r>
-        <w:rPr>
-          <w:rFonts w:ascii="Junicode" w:hAnsi="Junicode"/>
-          <w:lang w:val="en-US"/>
-        </w:rPr>
-        <w:t xml:space="preserve"> to take </w:t>
-      </w:r>
-      <w:r>
-        <w:rPr>
-          <w:rFonts w:ascii="Junicode" w:hAnsi="Junicode"/>
-          <w:lang w:val="en-US"/>
-        </w:rPr>
-        <w:t>this</w:t>
-      </w:r>
-      <w:r>
-        <w:rPr>
-          <w:rFonts w:ascii="Junicode" w:hAnsi="Junicode"/>
-          <w:lang w:val="en-US"/>
-        </w:rPr>
-        <w:t xml:space="preserve"> seriously. Alongside object and section labels, the exhibition integrates </w:t>
-      </w:r>
-      <w:r>
-        <w:rPr>
-          <w:rFonts w:ascii="Junicode" w:hAnsi="Junicode"/>
-          <w:lang w:val="en-US"/>
-        </w:rPr>
-        <w:t xml:space="preserve">interactive games, a “compare” function, and image hover features that </w:t>
-      </w:r>
-      <w:r>
-        <w:rPr>
-          <w:rFonts w:ascii="Junicode" w:hAnsi="Junicode"/>
-          <w:lang w:val="en-US"/>
-        </w:rPr>
-        <w:t>reveal</w:t>
-      </w:r>
-      <w:r>
-        <w:rPr>
-          <w:rFonts w:ascii="Junicode" w:hAnsi="Junicode"/>
-          <w:lang w:val="en-US"/>
-        </w:rPr>
-        <w:t xml:space="preserve"> </w:t>
-      </w:r>
-      <w:r>
-        <w:rPr>
-          <w:rFonts w:ascii="Junicode" w:hAnsi="Junicode"/>
-          <w:lang w:val="en-US"/>
-        </w:rPr>
-        <w:t>additional</w:t>
-      </w:r>
-      <w:r>
-        <w:rPr>
-          <w:rFonts w:ascii="Junicode" w:hAnsi="Junicode"/>
-          <w:lang w:val="en-US"/>
-        </w:rPr>
-        <w:t xml:space="preserve"> details on demand. Research on gamification in museum contexts has shown that interactive elements significantly improve knowledge</w:t>
-      </w:r>
-      <w:r>
-        <w:rPr>
-          <w:rFonts w:ascii="Junicode" w:hAnsi="Junicode"/>
-          <w:lang w:val="en-US"/>
-        </w:rPr>
-        <w:t xml:space="preserve"> </w:t>
-      </w:r>
-      <w:r>
-        <w:rPr>
-          <w:rFonts w:ascii="Junicode" w:hAnsi="Junicode"/>
-          <w:lang w:val="en-US"/>
-        </w:rPr>
-        <w:t>retention and motivation across age groups, including younger and family audiences. The</w:t>
-      </w:r>
-      <w:r>
-        <w:rPr>
-          <w:rFonts w:ascii="Junicode" w:hAnsi="Junicode"/>
-          <w:lang w:val="en-US"/>
-        </w:rPr>
-        <w:t xml:space="preserve"> four</w:t>
-      </w:r>
-      <w:r>
-        <w:rPr>
-          <w:rFonts w:ascii="Junicode" w:hAnsi="Junicode"/>
-          <w:lang w:val="en-US"/>
-        </w:rPr>
-        <w:t>-</w:t>
-      </w:r>
-      <w:r>
-        <w:rPr>
-          <w:rFonts w:ascii="Junicode" w:hAnsi="Junicode"/>
-          <w:lang w:val="en-US"/>
-        </w:rPr>
-        <w:t>act</w:t>
-      </w:r>
-      <w:r>
-        <w:rPr>
-          <w:rFonts w:ascii="Junicode" w:hAnsi="Junicode"/>
-          <w:lang w:val="en-US"/>
-        </w:rPr>
-        <w:t xml:space="preserve"> narrative structure provides a through-line for visitors who wish to follow the exhibition sequentially, while the embedded interactive features create points of engagement for those who wish to go further, model</w:t>
-      </w:r>
-      <w:r>
-        <w:rPr>
-          <w:rFonts w:ascii="Junicode" w:hAnsi="Junicode"/>
-          <w:lang w:val="en-US"/>
-        </w:rPr>
-        <w:t>ling</w:t>
-      </w:r>
-      <w:r>
-        <w:rPr>
-          <w:rFonts w:ascii="Junicode" w:hAnsi="Junicode"/>
-          <w:lang w:val="en-US"/>
-        </w:rPr>
-        <w:t xml:space="preserve"> </w:t>
-      </w:r>
-      <w:r>
-        <w:rPr>
-          <w:rFonts w:ascii="Junicode" w:hAnsi="Junicode"/>
-          <w:lang w:val="en-US"/>
-        </w:rPr>
-        <w:t xml:space="preserve">a </w:t>
-      </w:r>
-      <w:r>
-        <w:rPr>
-          <w:rFonts w:ascii="Junicode" w:hAnsi="Junicode"/>
-          <w:lang w:val="en-US"/>
-        </w:rPr>
-        <w:t>“participatory museum” in which the exhibition is not a fixed transmission of knowledge</w:t>
-      </w:r>
-      <w:r>
-        <w:rPr>
-          <w:rFonts w:ascii="Junicode" w:hAnsi="Junicode"/>
-          <w:lang w:val="en-US"/>
-        </w:rPr>
-        <w:t xml:space="preserve">, </w:t>
-      </w:r>
-      <w:r>
-        <w:rPr>
-          <w:rFonts w:ascii="Junicode" w:hAnsi="Junicode"/>
-          <w:lang w:val="en-US"/>
-        </w:rPr>
-        <w:t>but a space that accommodates multiple modes of engagement.</w:t>
-      </w:r>
-      <w:r>
-        <w:rPr>
-          <w:rStyle w:val="FootnoteReference"/>
-          <w:rFonts w:ascii="Junicode" w:hAnsi="Junicode"/>
-          <w:lang w:val="en-US"/>
-        </w:rPr>
-        <w:footnoteReference w:id="10998"/>
+        <w:footnoteReference w:id="6"/>
       </w:r>
     </w:p>
     <w:p>
@@ -1094,7 +1003,7 @@
       </w:r>
     </w:p>
     <w:sectPr>
-      <w:pgSz w:w="11906" w:h="16838" w:orient="portrait"/>
+      <w:pgSz w:w="11906" w:h="16838"/>
       <w:pgMar w:top="1440" w:right="1440" w:bottom="1440" w:left="1440" w:header="708" w:footer="708" w:gutter="0"/>
       <w:cols w:space="708"/>
       <w:docGrid w:linePitch="360"/>
@@ -1104,11 +1013,14 @@
 </file>
 
 <file path=word/endnotes.xml><?xml version="1.0" encoding="utf-8"?>
-<w:endnotes xmlns:wpc="http://schemas.microsoft.com/office/word/2010/wordprocessingCanvas" xmlns:cx="http://schemas.microsoft.com/office/drawing/2014/chartex" xmlns:cx1="http://schemas.microsoft.com/office/drawing/2015/9/8/chartex" xmlns:cx2="http://schemas.microsoft.com/office/drawing/2015/10/21/chartex" xmlns:cx3="http://schemas.microsoft.com/office/drawing/2016/5/9/chartex" xmlns:cx4="http://schemas.microsoft.com/office/drawing/2016/5/10/chartex" xmlns:cx5="http://schemas.microsoft.com/office/drawing/2016/5/11/chartex" xmlns:cx6="http://schemas.microsoft.com/office/drawing/2016/5/12/chartex" xmlns:cx7="http://schemas.microsoft.com/office/drawing/2016/5/13/chartex" xmlns:cx8="http://schemas.microsoft.com/office/drawing/2016/5/14/chartex" xmlns:mc="http://schemas.openxmlformats.org/markup-compatibility/2006" xmlns:aink="http://schemas.microsoft.com/office/drawing/2016/ink" xmlns:am3d="http://schemas.microsoft.com/office/drawing/2017/model3d" xmlns:o="urn:schemas-microsoft-com:office:office" xmlns:oel="http://schemas.microsoft.com/office/2019/extlst" xmlns:r="http://schemas.openxmlformats.org/officeDocument/2006/relationships" xmlns:m="http://schemas.openxmlformats.org/officeDocument/2006/math" xmlns:v="urn:schemas-microsoft-com:vml" xmlns:wp14="http://schemas.microsoft.com/office/word/2010/wordprocessingDrawing" xmlns:wp="http://schemas.openxmlformats.org/drawingml/2006/wordprocessingDrawing" xmlns:w10="urn:schemas-microsoft-com:office:word" xmlns:w="http://schemas.openxmlformats.org/wordprocessingml/2006/main" xmlns:w14="http://schemas.microsoft.com/office/word/2010/wordml" xmlns:w15="http://schemas.microsoft.com/office/word/2012/wordml" xmlns:w16cex="http://schemas.microsoft.com/office/word/2018/wordml/cex" xmlns:w16cid="http://schemas.microsoft.com/office/word/2016/wordml/cid" xmlns:w16="http://schemas.microsoft.com/office/word/2018/wordml" xmlns:w16du="http://schemas.microsoft.com/office/word/2023/wordml/word16du" xmlns:w16sdtdh="http://schemas.microsoft.com/office/word/2020/wordml/sdtdatahash" xmlns:w16sdtfl="http://schemas.microsoft.com/office/word/2024/wordml/sdtformatlock" xmlns:w16se="http://schemas.microsoft.com/office/word/2015/wordml/symex" xmlns:wpg="http://schemas.microsoft.com/office/word/2010/wordprocessingGroup" xmlns:wpi="http://schemas.microsoft.com/office/word/2010/wordprocessingInk" xmlns:wne="http://schemas.microsoft.com/office/word/2006/wordml" xmlns:wps="http://schemas.microsoft.com/office/word/2010/wordprocessingShape" mc:Ignorable="w14 w15 w16se w16cid w16 w16cex w16sdtdh w16sdtfl w16du wp14">
+<w:endnotes xmlns:wpc="http://schemas.microsoft.com/office/word/2010/wordprocessingCanvas" xmlns:cx="http://schemas.microsoft.com/office/drawing/2014/chartex" xmlns:cx1="http://schemas.microsoft.com/office/drawing/2015/9/8/chartex" xmlns:cx2="http://schemas.microsoft.com/office/drawing/2015/10/21/chartex" xmlns:cx3="http://schemas.microsoft.com/office/drawing/2016/5/9/chartex" xmlns:cx4="http://schemas.microsoft.com/office/drawing/2016/5/10/chartex" xmlns:cx5="http://schemas.microsoft.com/office/drawing/2016/5/11/chartex" xmlns:cx6="http://schemas.microsoft.com/office/drawing/2016/5/12/chartex" xmlns:cx7="http://schemas.microsoft.com/office/drawing/2016/5/13/chartex" xmlns:cx8="http://schemas.microsoft.com/office/drawing/2016/5/14/chartex" xmlns:mc="http://schemas.openxmlformats.org/markup-compatibility/2006" xmlns:aink="http://schemas.microsoft.com/office/drawing/2016/ink" xmlns:am3d="http://schemas.microsoft.com/office/drawing/2017/model3d" xmlns:o="urn:schemas-microsoft-com:office:office" xmlns:oel="http://schemas.microsoft.com/office/2019/extlst" xmlns:r="http://schemas.openxmlformats.org/officeDocument/2006/relationships" xmlns:m="http://schemas.openxmlformats.org/officeDocument/2006/math" xmlns:v="urn:schemas-microsoft-com:vml" xmlns:wp14="http://schemas.microsoft.com/office/word/2010/wordprocessingDrawing" xmlns:wp="http://schemas.openxmlformats.org/drawingml/2006/wordprocessingDrawing" xmlns:w10="urn:schemas-microsoft-com:office:word" xmlns:w="http://schemas.openxmlformats.org/wordprocessingml/2006/main" xmlns:w14="http://schemas.microsoft.com/office/word/2010/wordml" xmlns:w15="http://schemas.microsoft.com/office/word/2012/wordml" xmlns:w16cex="http://schemas.microsoft.com/office/word/2018/wordml/cex" xmlns:w16cid="http://schemas.microsoft.com/office/word/2016/wordml/cid" xmlns:w16="http://schemas.microsoft.com/office/word/2018/wordml" xmlns:w16du="http://schemas.microsoft.com/office/word/2023/wordml/word16du" xmlns:w16sdtdh="http://schemas.microsoft.com/office/word/2020/wordml/sdtdatahash" xmlns:w16se="http://schemas.microsoft.com/office/word/2015/wordml/symex" xmlns:wpg="http://schemas.microsoft.com/office/word/2010/wordprocessingGroup" xmlns:wpi="http://schemas.microsoft.com/office/word/2010/wordprocessingInk" xmlns:wne="http://schemas.microsoft.com/office/word/2006/wordml" xmlns:wps="http://schemas.microsoft.com/office/word/2010/wordprocessingShape" mc:Ignorable="w14 w15 w16se w16cid w16 w16cex w16sdtdh w16du wp14">
   <w:endnote w:type="separator" w:id="-1">
     <w:p>
       <w:pPr>
         <w:spacing w:after="0" w:line="240" w:lineRule="auto"/>
+        <w:rPr>
+          <w:rFonts w:hint="eastAsia"/>
+        </w:rPr>
       </w:pPr>
       <w:r>
         <w:separator/>
@@ -1119,6 +1031,9 @@
     <w:p>
       <w:pPr>
         <w:spacing w:after="0" w:line="240" w:lineRule="auto"/>
+        <w:rPr>
+          <w:rFonts w:hint="eastAsia"/>
+        </w:rPr>
       </w:pPr>
       <w:r>
         <w:continuationSeparator/>
@@ -1129,6 +1044,9 @@
     <w:p>
       <w:pPr>
         <w:spacing w:after="0" w:line="240" w:lineRule="auto"/>
+        <w:rPr>
+          <w:rFonts w:hint="eastAsia"/>
+        </w:rPr>
       </w:pPr>
     </w:p>
   </w:endnote>
@@ -1136,11 +1054,14 @@
 </file>
 
 <file path=word/footnotes.xml><?xml version="1.0" encoding="utf-8"?>
-<w:footnotes xmlns:wpc="http://schemas.microsoft.com/office/word/2010/wordprocessingCanvas" xmlns:cx="http://schemas.microsoft.com/office/drawing/2014/chartex" xmlns:cx1="http://schemas.microsoft.com/office/drawing/2015/9/8/chartex" xmlns:cx2="http://schemas.microsoft.com/office/drawing/2015/10/21/chartex" xmlns:cx3="http://schemas.microsoft.com/office/drawing/2016/5/9/chartex" xmlns:cx4="http://schemas.microsoft.com/office/drawing/2016/5/10/chartex" xmlns:cx5="http://schemas.microsoft.com/office/drawing/2016/5/11/chartex" xmlns:cx6="http://schemas.microsoft.com/office/drawing/2016/5/12/chartex" xmlns:cx7="http://schemas.microsoft.com/office/drawing/2016/5/13/chartex" xmlns:cx8="http://schemas.microsoft.com/office/drawing/2016/5/14/chartex" xmlns:mc="http://schemas.openxmlformats.org/markup-compatibility/2006" xmlns:aink="http://schemas.microsoft.com/office/drawing/2016/ink" xmlns:am3d="http://schemas.microsoft.com/office/drawing/2017/model3d" xmlns:o="urn:schemas-microsoft-com:office:office" xmlns:oel="http://schemas.microsoft.com/office/2019/extlst" xmlns:r="http://schemas.openxmlformats.org/officeDocument/2006/relationships" xmlns:m="http://schemas.openxmlformats.org/officeDocument/2006/math" xmlns:v="urn:schemas-microsoft-com:vml" xmlns:wp14="http://schemas.microsoft.com/office/word/2010/wordprocessingDrawing" xmlns:wp="http://schemas.openxmlformats.org/drawingml/2006/wordprocessingDrawing" xmlns:w10="urn:schemas-microsoft-com:office:word" xmlns:w="http://schemas.openxmlformats.org/wordprocessingml/2006/main" xmlns:w14="http://schemas.microsoft.com/office/word/2010/wordml" xmlns:w15="http://schemas.microsoft.com/office/word/2012/wordml" xmlns:w16cex="http://schemas.microsoft.com/office/word/2018/wordml/cex" xmlns:w16cid="http://schemas.microsoft.com/office/word/2016/wordml/cid" xmlns:w16="http://schemas.microsoft.com/office/word/2018/wordml" xmlns:w16du="http://schemas.microsoft.com/office/word/2023/wordml/word16du" xmlns:w16sdtdh="http://schemas.microsoft.com/office/word/2020/wordml/sdtdatahash" xmlns:w16sdtfl="http://schemas.microsoft.com/office/word/2024/wordml/sdtformatlock" xmlns:w16se="http://schemas.microsoft.com/office/word/2015/wordml/symex" xmlns:wpg="http://schemas.microsoft.com/office/word/2010/wordprocessingGroup" xmlns:wpi="http://schemas.microsoft.com/office/word/2010/wordprocessingInk" xmlns:wne="http://schemas.microsoft.com/office/word/2006/wordml" xmlns:wps="http://schemas.microsoft.com/office/word/2010/wordprocessingShape" mc:Ignorable="w14 w15 w16se w16cid w16 w16cex w16sdtdh w16sdtfl w16du wp14">
+<w:footnotes xmlns:wpc="http://schemas.microsoft.com/office/word/2010/wordprocessingCanvas" xmlns:cx="http://schemas.microsoft.com/office/drawing/2014/chartex" xmlns:cx1="http://schemas.microsoft.com/office/drawing/2015/9/8/chartex" xmlns:cx2="http://schemas.microsoft.com/office/drawing/2015/10/21/chartex" xmlns:cx3="http://schemas.microsoft.com/office/drawing/2016/5/9/chartex" xmlns:cx4="http://schemas.microsoft.com/office/drawing/2016/5/10/chartex" xmlns:cx5="http://schemas.microsoft.com/office/drawing/2016/5/11/chartex" xmlns:cx6="http://schemas.microsoft.com/office/drawing/2016/5/12/chartex" xmlns:cx7="http://schemas.microsoft.com/office/drawing/2016/5/13/chartex" xmlns:cx8="http://schemas.microsoft.com/office/drawing/2016/5/14/chartex" xmlns:mc="http://schemas.openxmlformats.org/markup-compatibility/2006" xmlns:aink="http://schemas.microsoft.com/office/drawing/2016/ink" xmlns:am3d="http://schemas.microsoft.com/office/drawing/2017/model3d" xmlns:o="urn:schemas-microsoft-com:office:office" xmlns:oel="http://schemas.microsoft.com/office/2019/extlst" xmlns:r="http://schemas.openxmlformats.org/officeDocument/2006/relationships" xmlns:m="http://schemas.openxmlformats.org/officeDocument/2006/math" xmlns:v="urn:schemas-microsoft-com:vml" xmlns:wp14="http://schemas.microsoft.com/office/word/2010/wordprocessingDrawing" xmlns:wp="http://schemas.openxmlformats.org/drawingml/2006/wordprocessingDrawing" xmlns:w10="urn:schemas-microsoft-com:office:word" xmlns:w="http://schemas.openxmlformats.org/wordprocessingml/2006/main" xmlns:w14="http://schemas.microsoft.com/office/word/2010/wordml" xmlns:w15="http://schemas.microsoft.com/office/word/2012/wordml" xmlns:w16cex="http://schemas.microsoft.com/office/word/2018/wordml/cex" xmlns:w16cid="http://schemas.microsoft.com/office/word/2016/wordml/cid" xmlns:w16="http://schemas.microsoft.com/office/word/2018/wordml" xmlns:w16du="http://schemas.microsoft.com/office/word/2023/wordml/word16du" xmlns:w16sdtdh="http://schemas.microsoft.com/office/word/2020/wordml/sdtdatahash" xmlns:w16se="http://schemas.microsoft.com/office/word/2015/wordml/symex" xmlns:wpg="http://schemas.microsoft.com/office/word/2010/wordprocessingGroup" xmlns:wpi="http://schemas.microsoft.com/office/word/2010/wordprocessingInk" xmlns:wne="http://schemas.microsoft.com/office/word/2006/wordml" xmlns:wps="http://schemas.microsoft.com/office/word/2010/wordprocessingShape" mc:Ignorable="w14 w15 w16se w16cid w16 w16cex w16sdtdh w16du wp14">
   <w:footnote w:type="separator" w:id="-1">
     <w:p>
       <w:pPr>
         <w:spacing w:after="0" w:line="240" w:lineRule="auto"/>
+        <w:rPr>
+          <w:rFonts w:hint="eastAsia"/>
+        </w:rPr>
       </w:pPr>
       <w:r>
         <w:separator/>
@@ -1151,6 +1072,9 @@
     <w:p>
       <w:pPr>
         <w:spacing w:after="0" w:line="240" w:lineRule="auto"/>
+        <w:rPr>
+          <w:rFonts w:hint="eastAsia"/>
+        </w:rPr>
       </w:pPr>
       <w:r>
         <w:continuationSeparator/>
@@ -1161,6 +1085,9 @@
     <w:p>
       <w:pPr>
         <w:spacing w:after="0" w:line="240" w:lineRule="auto"/>
+        <w:rPr>
+          <w:rFonts w:hint="eastAsia"/>
+        </w:rPr>
       </w:pPr>
     </w:p>
   </w:footnote>
@@ -1205,7 +1132,7 @@
         </w:rPr>
         <w:t xml:space="preserve"> 144 (2024): 1–28. </w:t>
       </w:r>
-      <w:hyperlink w:history="1" r:id="rId1">
+      <w:hyperlink r:id="rId1" w:history="1">
         <w:r>
           <w:rPr>
             <w:rStyle w:val="Hyperlink"/>
@@ -1250,6 +1177,7 @@
       <w:pPr>
         <w:pStyle w:val="FootnoteText"/>
         <w:rPr>
+          <w:rFonts w:hint="eastAsia"/>
           <w:lang w:val="en-CA"/>
         </w:rPr>
       </w:pPr>
@@ -1258,6 +1186,7 @@
       <w:pPr>
         <w:pStyle w:val="FootnoteText"/>
         <w:rPr>
+          <w:rFonts w:hint="eastAsia"/>
           <w:lang w:val="en-US"/>
         </w:rPr>
       </w:pPr>
@@ -1268,6 +1197,7 @@
       <w:pPr>
         <w:pStyle w:val="FootnoteText"/>
         <w:rPr>
+          <w:rFonts w:hint="eastAsia"/>
           <w:lang w:val="en-US"/>
         </w:rPr>
       </w:pPr>
@@ -1303,7 +1233,7 @@
         </w:rPr>
         <w:t xml:space="preserve">, October 28, 2025, </w:t>
       </w:r>
-      <w:hyperlink w:tgtFrame="_blank" w:history="1" r:id="rId2">
+      <w:hyperlink r:id="rId2" w:tgtFrame="_blank" w:history="1">
         <w:r>
           <w:rPr>
             <w:rStyle w:val="Hyperlink"/>
@@ -1336,7 +1266,7 @@
         </w:rPr>
         <w:t xml:space="preserve">, October 9, 2025, </w:t>
       </w:r>
-      <w:hyperlink w:tgtFrame="_blank" w:history="1" r:id="rId3">
+      <w:hyperlink r:id="rId3" w:tgtFrame="_blank" w:history="1">
         <w:r>
           <w:rPr>
             <w:rStyle w:val="Hyperlink"/>
@@ -1428,7 +1358,7 @@
         </w:rPr>
         <w:t xml:space="preserve">(2), 788–812. </w:t>
       </w:r>
-      <w:hyperlink w:history="1" r:id="rId4">
+      <w:hyperlink r:id="rId4" w:history="1">
         <w:r>
           <w:rPr>
             <w:rStyle w:val="Hyperlink"/>
@@ -1575,12 +1505,13 @@
       <w:pPr>
         <w:pStyle w:val="FootnoteText"/>
         <w:rPr>
+          <w:rFonts w:hint="eastAsia"/>
           <w:lang w:val="en-US"/>
         </w:rPr>
       </w:pPr>
     </w:p>
   </w:footnote>
-  <w:footnote w:id="32610">
+  <w:footnote w:id="5">
     <w:p>
       <w:pPr>
         <w:pStyle w:val="FootnoteText"/>
@@ -1673,7 +1604,7 @@
         </w:rPr>
         <w:t xml:space="preserve"> 161 (December 2024): 108407. </w:t>
       </w:r>
-      <w:hyperlink w:history="1" r:id="rId5">
+      <w:hyperlink r:id="rId5" w:history="1">
         <w:r>
           <w:rPr>
             <w:rStyle w:val="Hyperlink"/>
@@ -1708,11 +1639,12 @@
       </w:r>
     </w:p>
   </w:footnote>
-  <w:footnote w:id="10998">
+  <w:footnote w:id="6">
     <w:p>
       <w:pPr>
         <w:pStyle w:val="FootnoteText"/>
         <w:rPr>
+          <w:rFonts w:hint="eastAsia"/>
           <w:lang w:val="en-CA"/>
         </w:rPr>
       </w:pPr>
@@ -1754,7 +1686,7 @@
 </file>
 
 <file path=word/numbering.xml><?xml version="1.0" encoding="utf-8"?>
-<w:numbering xmlns:wpc="http://schemas.microsoft.com/office/word/2010/wordprocessingCanvas" xmlns:cx="http://schemas.microsoft.com/office/drawing/2014/chartex" xmlns:cx1="http://schemas.microsoft.com/office/drawing/2015/9/8/chartex" xmlns:cx2="http://schemas.microsoft.com/office/drawing/2015/10/21/chartex" xmlns:cx3="http://schemas.microsoft.com/office/drawing/2016/5/9/chartex" xmlns:cx4="http://schemas.microsoft.com/office/drawing/2016/5/10/chartex" xmlns:cx5="http://schemas.microsoft.com/office/drawing/2016/5/11/chartex" xmlns:cx6="http://schemas.microsoft.com/office/drawing/2016/5/12/chartex" xmlns:cx7="http://schemas.microsoft.com/office/drawing/2016/5/13/chartex" xmlns:cx8="http://schemas.microsoft.com/office/drawing/2016/5/14/chartex" xmlns:mc="http://schemas.openxmlformats.org/markup-compatibility/2006" xmlns:aink="http://schemas.microsoft.com/office/drawing/2016/ink" xmlns:am3d="http://schemas.microsoft.com/office/drawing/2017/model3d" xmlns:o="urn:schemas-microsoft-com:office:office" xmlns:oel="http://schemas.microsoft.com/office/2019/extlst" xmlns:r="http://schemas.openxmlformats.org/officeDocument/2006/relationships" xmlns:m="http://schemas.openxmlformats.org/officeDocument/2006/math" xmlns:v="urn:schemas-microsoft-com:vml" xmlns:wp14="http://schemas.microsoft.com/office/word/2010/wordprocessingDrawing" xmlns:wp="http://schemas.openxmlformats.org/drawingml/2006/wordprocessingDrawing" xmlns:w10="urn:schemas-microsoft-com:office:word" xmlns:w="http://schemas.openxmlformats.org/wordprocessingml/2006/main" xmlns:w14="http://schemas.microsoft.com/office/word/2010/wordml" xmlns:w15="http://schemas.microsoft.com/office/word/2012/wordml" xmlns:w16cex="http://schemas.microsoft.com/office/word/2018/wordml/cex" xmlns:w16cid="http://schemas.microsoft.com/office/word/2016/wordml/cid" xmlns:w16="http://schemas.microsoft.com/office/word/2018/wordml" xmlns:w16du="http://schemas.microsoft.com/office/word/2023/wordml/word16du" xmlns:w16sdtdh="http://schemas.microsoft.com/office/word/2020/wordml/sdtdatahash" xmlns:w16sdtfl="http://schemas.microsoft.com/office/word/2024/wordml/sdtformatlock" xmlns:w16se="http://schemas.microsoft.com/office/word/2015/wordml/symex" xmlns:wpg="http://schemas.microsoft.com/office/word/2010/wordprocessingGroup" xmlns:wpi="http://schemas.microsoft.com/office/word/2010/wordprocessingInk" xmlns:wne="http://schemas.microsoft.com/office/word/2006/wordml" xmlns:wps="http://schemas.microsoft.com/office/word/2010/wordprocessingShape" mc:Ignorable="w14 w15 w16se w16cid w16 w16cex w16sdtdh w16sdtfl w16du wp14">
+<w:numbering xmlns:wpc="http://schemas.microsoft.com/office/word/2010/wordprocessingCanvas" xmlns:cx="http://schemas.microsoft.com/office/drawing/2014/chartex" xmlns:cx1="http://schemas.microsoft.com/office/drawing/2015/9/8/chartex" xmlns:cx2="http://schemas.microsoft.com/office/drawing/2015/10/21/chartex" xmlns:cx3="http://schemas.microsoft.com/office/drawing/2016/5/9/chartex" xmlns:cx4="http://schemas.microsoft.com/office/drawing/2016/5/10/chartex" xmlns:cx5="http://schemas.microsoft.com/office/drawing/2016/5/11/chartex" xmlns:cx6="http://schemas.microsoft.com/office/drawing/2016/5/12/chartex" xmlns:cx7="http://schemas.microsoft.com/office/drawing/2016/5/13/chartex" xmlns:cx8="http://schemas.microsoft.com/office/drawing/2016/5/14/chartex" xmlns:mc="http://schemas.openxmlformats.org/markup-compatibility/2006" xmlns:aink="http://schemas.microsoft.com/office/drawing/2016/ink" xmlns:am3d="http://schemas.microsoft.com/office/drawing/2017/model3d" xmlns:o="urn:schemas-microsoft-com:office:office" xmlns:oel="http://schemas.microsoft.com/office/2019/extlst" xmlns:r="http://schemas.openxmlformats.org/officeDocument/2006/relationships" xmlns:m="http://schemas.openxmlformats.org/officeDocument/2006/math" xmlns:v="urn:schemas-microsoft-com:vml" xmlns:wp14="http://schemas.microsoft.com/office/word/2010/wordprocessingDrawing" xmlns:wp="http://schemas.openxmlformats.org/drawingml/2006/wordprocessingDrawing" xmlns:w10="urn:schemas-microsoft-com:office:word" xmlns:w="http://schemas.openxmlformats.org/wordprocessingml/2006/main" xmlns:w14="http://schemas.microsoft.com/office/word/2010/wordml" xmlns:w15="http://schemas.microsoft.com/office/word/2012/wordml" xmlns:w16cex="http://schemas.microsoft.com/office/word/2018/wordml/cex" xmlns:w16cid="http://schemas.microsoft.com/office/word/2016/wordml/cid" xmlns:w16="http://schemas.microsoft.com/office/word/2018/wordml" xmlns:w16du="http://schemas.microsoft.com/office/word/2023/wordml/word16du" xmlns:w16sdtdh="http://schemas.microsoft.com/office/word/2020/wordml/sdtdatahash" xmlns:w16se="http://schemas.microsoft.com/office/word/2015/wordml/symex" xmlns:wpg="http://schemas.microsoft.com/office/word/2010/wordprocessingGroup" xmlns:wpi="http://schemas.microsoft.com/office/word/2010/wordprocessingInk" xmlns:wne="http://schemas.microsoft.com/office/word/2006/wordml" xmlns:wps="http://schemas.microsoft.com/office/word/2010/wordprocessingShape" mc:Ignorable="w14 w15 w16se w16cid w16 w16cex w16sdtdh w16du wp14">
   <w:abstractNum w:abstractNumId="0" w15:restartNumberingAfterBreak="0">
     <w:nsid w:val="20CE3BD0"/>
     <w:multiLevelType w:val="multilevel"/>
@@ -1771,7 +1703,7 @@
         <w:ind w:left="720" w:hanging="360"/>
       </w:pPr>
       <w:rPr>
-        <w:rFonts w:hint="default" w:ascii="Symbol" w:hAnsi="Symbol"/>
+        <w:rFonts w:ascii="Symbol" w:hAnsi="Symbol" w:hint="default"/>
         <w:sz w:val="20"/>
       </w:rPr>
     </w:lvl>
@@ -1787,7 +1719,7 @@
         <w:ind w:left="1440" w:hanging="360"/>
       </w:pPr>
       <w:rPr>
-        <w:rFonts w:hint="default" w:ascii="Courier New" w:hAnsi="Courier New"/>
+        <w:rFonts w:ascii="Courier New" w:hAnsi="Courier New" w:hint="default"/>
         <w:sz w:val="20"/>
       </w:rPr>
     </w:lvl>
@@ -1803,7 +1735,7 @@
         <w:ind w:left="2160" w:hanging="360"/>
       </w:pPr>
       <w:rPr>
-        <w:rFonts w:hint="default" w:ascii="Wingdings" w:hAnsi="Wingdings"/>
+        <w:rFonts w:ascii="Wingdings" w:hAnsi="Wingdings" w:hint="default"/>
         <w:sz w:val="20"/>
       </w:rPr>
     </w:lvl>
@@ -1819,7 +1751,7 @@
         <w:ind w:left="2880" w:hanging="360"/>
       </w:pPr>
       <w:rPr>
-        <w:rFonts w:hint="default" w:ascii="Wingdings" w:hAnsi="Wingdings"/>
+        <w:rFonts w:ascii="Wingdings" w:hAnsi="Wingdings" w:hint="default"/>
         <w:sz w:val="20"/>
       </w:rPr>
     </w:lvl>
@@ -1835,7 +1767,7 @@
         <w:ind w:left="3600" w:hanging="360"/>
       </w:pPr>
       <w:rPr>
-        <w:rFonts w:hint="default" w:ascii="Wingdings" w:hAnsi="Wingdings"/>
+        <w:rFonts w:ascii="Wingdings" w:hAnsi="Wingdings" w:hint="default"/>
         <w:sz w:val="20"/>
       </w:rPr>
     </w:lvl>
@@ -1851,7 +1783,7 @@
         <w:ind w:left="4320" w:hanging="360"/>
       </w:pPr>
       <w:rPr>
-        <w:rFonts w:hint="default" w:ascii="Wingdings" w:hAnsi="Wingdings"/>
+        <w:rFonts w:ascii="Wingdings" w:hAnsi="Wingdings" w:hint="default"/>
         <w:sz w:val="20"/>
       </w:rPr>
     </w:lvl>
@@ -1867,7 +1799,7 @@
         <w:ind w:left="5040" w:hanging="360"/>
       </w:pPr>
       <w:rPr>
-        <w:rFonts w:hint="default" w:ascii="Wingdings" w:hAnsi="Wingdings"/>
+        <w:rFonts w:ascii="Wingdings" w:hAnsi="Wingdings" w:hint="default"/>
         <w:sz w:val="20"/>
       </w:rPr>
     </w:lvl>
@@ -1883,7 +1815,7 @@
         <w:ind w:left="5760" w:hanging="360"/>
       </w:pPr>
       <w:rPr>
-        <w:rFonts w:hint="default" w:ascii="Wingdings" w:hAnsi="Wingdings"/>
+        <w:rFonts w:ascii="Wingdings" w:hAnsi="Wingdings" w:hint="default"/>
         <w:sz w:val="20"/>
       </w:rPr>
     </w:lvl>
@@ -1899,7 +1831,7 @@
         <w:ind w:left="6480" w:hanging="360"/>
       </w:pPr>
       <w:rPr>
-        <w:rFonts w:hint="default" w:ascii="Wingdings" w:hAnsi="Wingdings"/>
+        <w:rFonts w:ascii="Wingdings" w:hAnsi="Wingdings" w:hint="default"/>
         <w:sz w:val="20"/>
       </w:rPr>
     </w:lvl>
@@ -2029,7 +1961,7 @@
         <w:ind w:left="1080" w:hanging="360"/>
       </w:pPr>
       <w:rPr>
-        <w:rFonts w:hint="default" w:ascii="Junicode" w:hAnsi="Junicode" w:eastAsiaTheme="minorEastAsia" w:cstheme="minorBidi"/>
+        <w:rFonts w:ascii="Junicode" w:eastAsiaTheme="minorEastAsia" w:hAnsi="Junicode" w:cstheme="minorBidi" w:hint="default"/>
       </w:rPr>
     </w:lvl>
     <w:lvl w:ilvl="1" w:tplc="08090003" w:tentative="1">
@@ -2041,7 +1973,7 @@
         <w:ind w:left="1800" w:hanging="360"/>
       </w:pPr>
       <w:rPr>
-        <w:rFonts w:hint="default" w:ascii="Courier New" w:hAnsi="Courier New" w:cs="Courier New"/>
+        <w:rFonts w:ascii="Courier New" w:hAnsi="Courier New" w:cs="Courier New" w:hint="default"/>
       </w:rPr>
     </w:lvl>
     <w:lvl w:ilvl="2" w:tplc="08090005" w:tentative="1">
@@ -2053,7 +1985,7 @@
         <w:ind w:left="2520" w:hanging="360"/>
       </w:pPr>
       <w:rPr>
-        <w:rFonts w:hint="default" w:ascii="Wingdings" w:hAnsi="Wingdings"/>
+        <w:rFonts w:ascii="Wingdings" w:hAnsi="Wingdings" w:hint="default"/>
       </w:rPr>
     </w:lvl>
     <w:lvl w:ilvl="3" w:tplc="08090001" w:tentative="1">
@@ -2065,7 +1997,7 @@
         <w:ind w:left="3240" w:hanging="360"/>
       </w:pPr>
       <w:rPr>
-        <w:rFonts w:hint="default" w:ascii="Symbol" w:hAnsi="Symbol"/>
+        <w:rFonts w:ascii="Symbol" w:hAnsi="Symbol" w:hint="default"/>
       </w:rPr>
     </w:lvl>
     <w:lvl w:ilvl="4" w:tplc="08090003" w:tentative="1">
@@ -2077,7 +2009,7 @@
         <w:ind w:left="3960" w:hanging="360"/>
       </w:pPr>
       <w:rPr>
-        <w:rFonts w:hint="default" w:ascii="Courier New" w:hAnsi="Courier New" w:cs="Courier New"/>
+        <w:rFonts w:ascii="Courier New" w:hAnsi="Courier New" w:cs="Courier New" w:hint="default"/>
       </w:rPr>
     </w:lvl>
     <w:lvl w:ilvl="5" w:tplc="08090005" w:tentative="1">
@@ -2089,7 +2021,7 @@
         <w:ind w:left="4680" w:hanging="360"/>
       </w:pPr>
       <w:rPr>
-        <w:rFonts w:hint="default" w:ascii="Wingdings" w:hAnsi="Wingdings"/>
+        <w:rFonts w:ascii="Wingdings" w:hAnsi="Wingdings" w:hint="default"/>
       </w:rPr>
     </w:lvl>
     <w:lvl w:ilvl="6" w:tplc="08090001" w:tentative="1">
@@ -2101,7 +2033,7 @@
         <w:ind w:left="5400" w:hanging="360"/>
       </w:pPr>
       <w:rPr>
-        <w:rFonts w:hint="default" w:ascii="Symbol" w:hAnsi="Symbol"/>
+        <w:rFonts w:ascii="Symbol" w:hAnsi="Symbol" w:hint="default"/>
       </w:rPr>
     </w:lvl>
     <w:lvl w:ilvl="7" w:tplc="08090003" w:tentative="1">
@@ -2113,7 +2045,7 @@
         <w:ind w:left="6120" w:hanging="360"/>
       </w:pPr>
       <w:rPr>
-        <w:rFonts w:hint="default" w:ascii="Courier New" w:hAnsi="Courier New" w:cs="Courier New"/>
+        <w:rFonts w:ascii="Courier New" w:hAnsi="Courier New" w:cs="Courier New" w:hint="default"/>
       </w:rPr>
     </w:lvl>
     <w:lvl w:ilvl="8" w:tplc="08090005" w:tentative="1">
@@ -2125,7 +2057,7 @@
         <w:ind w:left="6840" w:hanging="360"/>
       </w:pPr>
       <w:rPr>
-        <w:rFonts w:hint="default" w:ascii="Wingdings" w:hAnsi="Wingdings"/>
+        <w:rFonts w:ascii="Wingdings" w:hAnsi="Wingdings" w:hint="default"/>
       </w:rPr>
     </w:lvl>
   </w:abstractNum>
@@ -2230,7 +2162,7 @@
         <w:ind w:left="720" w:hanging="360"/>
       </w:pPr>
       <w:rPr>
-        <w:rFonts w:hint="default" w:ascii="Junicode" w:hAnsi="Junicode" w:eastAsiaTheme="minorEastAsia" w:cstheme="minorBidi"/>
+        <w:rFonts w:ascii="Junicode" w:eastAsiaTheme="minorEastAsia" w:hAnsi="Junicode" w:cstheme="minorBidi" w:hint="default"/>
         <w:i w:val="0"/>
       </w:rPr>
     </w:lvl>
@@ -2243,7 +2175,7 @@
         <w:ind w:left="1440" w:hanging="360"/>
       </w:pPr>
       <w:rPr>
-        <w:rFonts w:hint="default" w:ascii="Courier New" w:hAnsi="Courier New" w:cs="Courier New"/>
+        <w:rFonts w:ascii="Courier New" w:hAnsi="Courier New" w:cs="Courier New" w:hint="default"/>
       </w:rPr>
     </w:lvl>
     <w:lvl w:ilvl="2" w:tplc="08090005" w:tentative="1">
@@ -2255,7 +2187,7 @@
         <w:ind w:left="2160" w:hanging="360"/>
       </w:pPr>
       <w:rPr>
-        <w:rFonts w:hint="default" w:ascii="Wingdings" w:hAnsi="Wingdings"/>
+        <w:rFonts w:ascii="Wingdings" w:hAnsi="Wingdings" w:hint="default"/>
       </w:rPr>
     </w:lvl>
     <w:lvl w:ilvl="3" w:tplc="08090001" w:tentative="1">
@@ -2267,7 +2199,7 @@
         <w:ind w:left="2880" w:hanging="360"/>
       </w:pPr>
       <w:rPr>
-        <w:rFonts w:hint="default" w:ascii="Symbol" w:hAnsi="Symbol"/>
+        <w:rFonts w:ascii="Symbol" w:hAnsi="Symbol" w:hint="default"/>
       </w:rPr>
     </w:lvl>
     <w:lvl w:ilvl="4" w:tplc="08090003" w:tentative="1">
@@ -2279,7 +2211,7 @@
         <w:ind w:left="3600" w:hanging="360"/>
       </w:pPr>
       <w:rPr>
-        <w:rFonts w:hint="default" w:ascii="Courier New" w:hAnsi="Courier New" w:cs="Courier New"/>
+        <w:rFonts w:ascii="Courier New" w:hAnsi="Courier New" w:cs="Courier New" w:hint="default"/>
       </w:rPr>
     </w:lvl>
     <w:lvl w:ilvl="5" w:tplc="08090005" w:tentative="1">
@@ -2291,7 +2223,7 @@
         <w:ind w:left="4320" w:hanging="360"/>
       </w:pPr>
       <w:rPr>
-        <w:rFonts w:hint="default" w:ascii="Wingdings" w:hAnsi="Wingdings"/>
+        <w:rFonts w:ascii="Wingdings" w:hAnsi="Wingdings" w:hint="default"/>
       </w:rPr>
     </w:lvl>
     <w:lvl w:ilvl="6" w:tplc="08090001" w:tentative="1">
@@ -2303,7 +2235,7 @@
         <w:ind w:left="5040" w:hanging="360"/>
       </w:pPr>
       <w:rPr>
-        <w:rFonts w:hint="default" w:ascii="Symbol" w:hAnsi="Symbol"/>
+        <w:rFonts w:ascii="Symbol" w:hAnsi="Symbol" w:hint="default"/>
       </w:rPr>
     </w:lvl>
     <w:lvl w:ilvl="7" w:tplc="08090003" w:tentative="1">
@@ -2315,7 +2247,7 @@
         <w:ind w:left="5760" w:hanging="360"/>
       </w:pPr>
       <w:rPr>
-        <w:rFonts w:hint="default" w:ascii="Courier New" w:hAnsi="Courier New" w:cs="Courier New"/>
+        <w:rFonts w:ascii="Courier New" w:hAnsi="Courier New" w:cs="Courier New" w:hint="default"/>
       </w:rPr>
     </w:lvl>
     <w:lvl w:ilvl="8" w:tplc="08090005" w:tentative="1">
@@ -2327,7 +2259,7 @@
         <w:ind w:left="6480" w:hanging="360"/>
       </w:pPr>
       <w:rPr>
-        <w:rFonts w:hint="default" w:ascii="Wingdings" w:hAnsi="Wingdings"/>
+        <w:rFonts w:ascii="Wingdings" w:hAnsi="Wingdings" w:hint="default"/>
       </w:rPr>
     </w:lvl>
   </w:abstractNum>
@@ -2350,11 +2282,11 @@
 </file>
 
 <file path=word/styles.xml><?xml version="1.0" encoding="utf-8"?>
-<w:styles xmlns:mc="http://schemas.openxmlformats.org/markup-compatibility/2006" xmlns:r="http://schemas.openxmlformats.org/officeDocument/2006/relationships" xmlns:w="http://schemas.openxmlformats.org/wordprocessingml/2006/main" xmlns:w14="http://schemas.microsoft.com/office/word/2010/wordml" xmlns:w15="http://schemas.microsoft.com/office/word/2012/wordml" xmlns:w16cex="http://schemas.microsoft.com/office/word/2018/wordml/cex" xmlns:w16cid="http://schemas.microsoft.com/office/word/2016/wordml/cid" xmlns:w16="http://schemas.microsoft.com/office/word/2018/wordml" xmlns:w16du="http://schemas.microsoft.com/office/word/2023/wordml/word16du" xmlns:w16sdtdh="http://schemas.microsoft.com/office/word/2020/wordml/sdtdatahash" xmlns:w16sdtfl="http://schemas.microsoft.com/office/word/2024/wordml/sdtformatlock" xmlns:w16se="http://schemas.microsoft.com/office/word/2015/wordml/symex" mc:Ignorable="w14 w15 w16se w16cid w16 w16cex w16sdtdh w16sdtfl w16du">
+<w:styles xmlns:mc="http://schemas.openxmlformats.org/markup-compatibility/2006" xmlns:r="http://schemas.openxmlformats.org/officeDocument/2006/relationships" xmlns:w="http://schemas.openxmlformats.org/wordprocessingml/2006/main" xmlns:w14="http://schemas.microsoft.com/office/word/2010/wordml" xmlns:w15="http://schemas.microsoft.com/office/word/2012/wordml" xmlns:w16cex="http://schemas.microsoft.com/office/word/2018/wordml/cex" xmlns:w16cid="http://schemas.microsoft.com/office/word/2016/wordml/cid" xmlns:w16="http://schemas.microsoft.com/office/word/2018/wordml" xmlns:w16du="http://schemas.microsoft.com/office/word/2023/wordml/word16du" xmlns:w16sdtdh="http://schemas.microsoft.com/office/word/2020/wordml/sdtdatahash" xmlns:w16se="http://schemas.microsoft.com/office/word/2015/wordml/symex" mc:Ignorable="w14 w15 w16se w16cid w16 w16cex w16sdtdh w16du">
   <w:docDefaults>
     <w:rPrDefault>
       <w:rPr>
-        <w:rFonts w:asciiTheme="minorHAnsi" w:hAnsiTheme="minorHAnsi" w:eastAsiaTheme="minorEastAsia" w:cstheme="minorBidi"/>
+        <w:rFonts w:asciiTheme="minorHAnsi" w:eastAsiaTheme="minorEastAsia" w:hAnsiTheme="minorHAnsi" w:cstheme="minorBidi"/>
         <w:kern w:val="2"/>
         <w:sz w:val="24"/>
         <w:szCs w:val="24"/>
@@ -2371,14 +2303,14 @@
   <w:latentStyles w:defLockedState="0" w:defUIPriority="99" w:defSemiHidden="0" w:defUnhideWhenUsed="0" w:defQFormat="0" w:count="376">
     <w:lsdException w:name="Normal" w:uiPriority="0" w:qFormat="1"/>
     <w:lsdException w:name="heading 1" w:uiPriority="9" w:qFormat="1"/>
-    <w:lsdException w:name="heading 2" w:uiPriority="9" w:semiHidden="1" w:unhideWhenUsed="1" w:qFormat="1"/>
-    <w:lsdException w:name="heading 3" w:uiPriority="9" w:semiHidden="1" w:unhideWhenUsed="1" w:qFormat="1"/>
-    <w:lsdException w:name="heading 4" w:uiPriority="9" w:semiHidden="1" w:unhideWhenUsed="1" w:qFormat="1"/>
-    <w:lsdException w:name="heading 5" w:uiPriority="9" w:semiHidden="1" w:unhideWhenUsed="1" w:qFormat="1"/>
-    <w:lsdException w:name="heading 6" w:uiPriority="9" w:semiHidden="1" w:unhideWhenUsed="1" w:qFormat="1"/>
-    <w:lsdException w:name="heading 7" w:uiPriority="9" w:semiHidden="1" w:unhideWhenUsed="1" w:qFormat="1"/>
-    <w:lsdException w:name="heading 8" w:uiPriority="9" w:semiHidden="1" w:unhideWhenUsed="1" w:qFormat="1"/>
-    <w:lsdException w:name="heading 9" w:uiPriority="9" w:semiHidden="1" w:unhideWhenUsed="1" w:qFormat="1"/>
+    <w:lsdException w:name="heading 2" w:semiHidden="1" w:uiPriority="9" w:unhideWhenUsed="1" w:qFormat="1"/>
+    <w:lsdException w:name="heading 3" w:semiHidden="1" w:uiPriority="9" w:unhideWhenUsed="1" w:qFormat="1"/>
+    <w:lsdException w:name="heading 4" w:semiHidden="1" w:uiPriority="9" w:unhideWhenUsed="1" w:qFormat="1"/>
+    <w:lsdException w:name="heading 5" w:semiHidden="1" w:uiPriority="9" w:unhideWhenUsed="1" w:qFormat="1"/>
+    <w:lsdException w:name="heading 6" w:semiHidden="1" w:uiPriority="9" w:unhideWhenUsed="1" w:qFormat="1"/>
+    <w:lsdException w:name="heading 7" w:semiHidden="1" w:uiPriority="9" w:unhideWhenUsed="1" w:qFormat="1"/>
+    <w:lsdException w:name="heading 8" w:semiHidden="1" w:uiPriority="9" w:unhideWhenUsed="1" w:qFormat="1"/>
+    <w:lsdException w:name="heading 9" w:semiHidden="1" w:uiPriority="9" w:unhideWhenUsed="1" w:qFormat="1"/>
     <w:lsdException w:name="index 1" w:semiHidden="1" w:unhideWhenUsed="1"/>
     <w:lsdException w:name="index 2" w:semiHidden="1" w:unhideWhenUsed="1"/>
     <w:lsdException w:name="index 3" w:semiHidden="1" w:unhideWhenUsed="1"/>
@@ -2388,22 +2320,22 @@
     <w:lsdException w:name="index 7" w:semiHidden="1" w:unhideWhenUsed="1"/>
     <w:lsdException w:name="index 8" w:semiHidden="1" w:unhideWhenUsed="1"/>
     <w:lsdException w:name="index 9" w:semiHidden="1" w:unhideWhenUsed="1"/>
-    <w:lsdException w:name="toc 1" w:uiPriority="39" w:semiHidden="1" w:unhideWhenUsed="1"/>
-    <w:lsdException w:name="toc 2" w:uiPriority="39" w:semiHidden="1" w:unhideWhenUsed="1"/>
-    <w:lsdException w:name="toc 3" w:uiPriority="39" w:semiHidden="1" w:unhideWhenUsed="1"/>
-    <w:lsdException w:name="toc 4" w:uiPriority="39" w:semiHidden="1" w:unhideWhenUsed="1"/>
-    <w:lsdException w:name="toc 5" w:uiPriority="39" w:semiHidden="1" w:unhideWhenUsed="1"/>
-    <w:lsdException w:name="toc 6" w:uiPriority="39" w:semiHidden="1" w:unhideWhenUsed="1"/>
-    <w:lsdException w:name="toc 7" w:uiPriority="39" w:semiHidden="1" w:unhideWhenUsed="1"/>
-    <w:lsdException w:name="toc 8" w:uiPriority="39" w:semiHidden="1" w:unhideWhenUsed="1"/>
-    <w:lsdException w:name="toc 9" w:uiPriority="39" w:semiHidden="1" w:unhideWhenUsed="1"/>
+    <w:lsdException w:name="toc 1" w:semiHidden="1" w:uiPriority="39" w:unhideWhenUsed="1"/>
+    <w:lsdException w:name="toc 2" w:semiHidden="1" w:uiPriority="39" w:unhideWhenUsed="1"/>
+    <w:lsdException w:name="toc 3" w:semiHidden="1" w:uiPriority="39" w:unhideWhenUsed="1"/>
+    <w:lsdException w:name="toc 4" w:semiHidden="1" w:uiPriority="39" w:unhideWhenUsed="1"/>
+    <w:lsdException w:name="toc 5" w:semiHidden="1" w:uiPriority="39" w:unhideWhenUsed="1"/>
+    <w:lsdException w:name="toc 6" w:semiHidden="1" w:uiPriority="39" w:unhideWhenUsed="1"/>
+    <w:lsdException w:name="toc 7" w:semiHidden="1" w:uiPriority="39" w:unhideWhenUsed="1"/>
+    <w:lsdException w:name="toc 8" w:semiHidden="1" w:uiPriority="39" w:unhideWhenUsed="1"/>
+    <w:lsdException w:name="toc 9" w:semiHidden="1" w:uiPriority="39" w:unhideWhenUsed="1"/>
     <w:lsdException w:name="Normal Indent" w:semiHidden="1" w:unhideWhenUsed="1"/>
     <w:lsdException w:name="footnote text" w:semiHidden="1" w:unhideWhenUsed="1"/>
     <w:lsdException w:name="annotation text" w:semiHidden="1" w:unhideWhenUsed="1"/>
     <w:lsdException w:name="header" w:semiHidden="1" w:unhideWhenUsed="1"/>
     <w:lsdException w:name="footer" w:semiHidden="1" w:unhideWhenUsed="1"/>
     <w:lsdException w:name="index heading" w:semiHidden="1" w:unhideWhenUsed="1"/>
-    <w:lsdException w:name="caption" w:uiPriority="35" w:semiHidden="1" w:unhideWhenUsed="1" w:qFormat="1"/>
+    <w:lsdException w:name="caption" w:semiHidden="1" w:uiPriority="35" w:unhideWhenUsed="1" w:qFormat="1"/>
     <w:lsdException w:name="table of figures" w:semiHidden="1" w:unhideWhenUsed="1"/>
     <w:lsdException w:name="envelope address" w:semiHidden="1" w:unhideWhenUsed="1"/>
     <w:lsdException w:name="envelope return" w:semiHidden="1" w:unhideWhenUsed="1"/>
@@ -2434,7 +2366,7 @@
     <w:lsdException w:name="Title" w:uiPriority="10" w:qFormat="1"/>
     <w:lsdException w:name="Closing" w:semiHidden="1" w:unhideWhenUsed="1"/>
     <w:lsdException w:name="Signature" w:semiHidden="1" w:unhideWhenUsed="1"/>
-    <w:lsdException w:name="Default Paragraph Font" w:uiPriority="1" w:semiHidden="1" w:unhideWhenUsed="1"/>
+    <w:lsdException w:name="Default Paragraph Font" w:semiHidden="1" w:uiPriority="1" w:unhideWhenUsed="1"/>
     <w:lsdException w:name="Body Text" w:semiHidden="1" w:unhideWhenUsed="1"/>
     <w:lsdException w:name="Body Text Indent" w:semiHidden="1" w:unhideWhenUsed="1"/>
     <w:lsdException w:name="List Continue" w:semiHidden="1" w:unhideWhenUsed="1"/>
@@ -2634,8 +2566,8 @@
     <w:lsdException w:name="Subtle Reference" w:uiPriority="31" w:qFormat="1"/>
     <w:lsdException w:name="Intense Reference" w:uiPriority="32" w:qFormat="1"/>
     <w:lsdException w:name="Book Title" w:uiPriority="33" w:qFormat="1"/>
-    <w:lsdException w:name="Bibliography" w:uiPriority="37" w:semiHidden="1" w:unhideWhenUsed="1"/>
-    <w:lsdException w:name="TOC Heading" w:uiPriority="39" w:semiHidden="1" w:unhideWhenUsed="1" w:qFormat="1"/>
+    <w:lsdException w:name="Bibliography" w:semiHidden="1" w:uiPriority="37" w:unhideWhenUsed="1"/>
+    <w:lsdException w:name="TOC Heading" w:semiHidden="1" w:uiPriority="39" w:unhideWhenUsed="1" w:qFormat="1"/>
     <w:lsdException w:name="Plain Table 1" w:uiPriority="41"/>
     <w:lsdException w:name="Plain Table 2" w:uiPriority="42"/>
     <w:lsdException w:name="Plain Table 3" w:uiPriority="43"/>
@@ -2746,7 +2678,7 @@
     <w:lsdException w:name="Unresolved Mention" w:semiHidden="1" w:unhideWhenUsed="1"/>
     <w:lsdException w:name="Smart Link" w:semiHidden="1" w:unhideWhenUsed="1"/>
   </w:latentStyles>
-  <w:style w:type="paragraph" w:styleId="Normal" w:default="1">
+  <w:style w:type="paragraph" w:default="1" w:styleId="Normal">
     <w:name w:val="Normal"/>
     <w:qFormat/>
     <w:rPr>
@@ -2768,7 +2700,7 @@
       <w:outlineLvl w:val="0"/>
     </w:pPr>
     <w:rPr>
-      <w:rFonts w:asciiTheme="majorHAnsi" w:hAnsiTheme="majorHAnsi" w:eastAsiaTheme="majorEastAsia" w:cstheme="majorBidi"/>
+      <w:rFonts w:asciiTheme="majorHAnsi" w:eastAsiaTheme="majorEastAsia" w:hAnsiTheme="majorHAnsi" w:cstheme="majorBidi"/>
       <w:color w:val="0F4761" w:themeColor="accent1" w:themeShade="BF"/>
       <w:sz w:val="40"/>
       <w:szCs w:val="40"/>
@@ -2791,7 +2723,7 @@
       <w:outlineLvl w:val="1"/>
     </w:pPr>
     <w:rPr>
-      <w:rFonts w:asciiTheme="majorHAnsi" w:hAnsiTheme="majorHAnsi" w:eastAsiaTheme="majorEastAsia" w:cstheme="majorBidi"/>
+      <w:rFonts w:asciiTheme="majorHAnsi" w:eastAsiaTheme="majorEastAsia" w:hAnsiTheme="majorHAnsi" w:cstheme="majorBidi"/>
       <w:color w:val="0F4761" w:themeColor="accent1" w:themeShade="BF"/>
       <w:sz w:val="32"/>
       <w:szCs w:val="32"/>
@@ -2952,13 +2884,13 @@
       <w:color w:val="272727" w:themeColor="text1" w:themeTint="D8"/>
     </w:rPr>
   </w:style>
-  <w:style w:type="character" w:styleId="DefaultParagraphFont" w:default="1">
+  <w:style w:type="character" w:default="1" w:styleId="DefaultParagraphFont">
     <w:name w:val="Default Paragraph Font"/>
     <w:uiPriority w:val="1"/>
     <w:semiHidden/>
     <w:unhideWhenUsed/>
   </w:style>
-  <w:style w:type="table" w:styleId="TableNormal" w:default="1">
+  <w:style w:type="table" w:default="1" w:styleId="TableNormal">
     <w:name w:val="Normal Table"/>
     <w:uiPriority w:val="99"/>
     <w:semiHidden/>
@@ -2973,27 +2905,27 @@
       </w:tblCellMar>
     </w:tblPr>
   </w:style>
-  <w:style w:type="numbering" w:styleId="NoList" w:default="1">
+  <w:style w:type="numbering" w:default="1" w:styleId="NoList">
     <w:name w:val="No List"/>
     <w:uiPriority w:val="99"/>
     <w:semiHidden/>
     <w:unhideWhenUsed/>
   </w:style>
-  <w:style w:type="character" w:styleId="Heading1Char" w:customStyle="1">
+  <w:style w:type="character" w:customStyle="1" w:styleId="Heading1Char">
     <w:name w:val="Heading 1 Char"/>
     <w:basedOn w:val="DefaultParagraphFont"/>
     <w:link w:val="Heading1"/>
     <w:uiPriority w:val="9"/>
     <w:rsid w:val="0077694C"/>
     <w:rPr>
-      <w:rFonts w:asciiTheme="majorHAnsi" w:hAnsiTheme="majorHAnsi" w:eastAsiaTheme="majorEastAsia" w:cstheme="majorBidi"/>
+      <w:rFonts w:asciiTheme="majorHAnsi" w:eastAsiaTheme="majorEastAsia" w:hAnsiTheme="majorHAnsi" w:cstheme="majorBidi"/>
       <w:color w:val="0F4761" w:themeColor="accent1" w:themeShade="BF"/>
       <w:sz w:val="40"/>
       <w:szCs w:val="40"/>
       <w:lang w:val="en-GB"/>
     </w:rPr>
   </w:style>
-  <w:style w:type="character" w:styleId="Heading2Char" w:customStyle="1">
+  <w:style w:type="character" w:customStyle="1" w:styleId="Heading2Char">
     <w:name w:val="Heading 2 Char"/>
     <w:basedOn w:val="DefaultParagraphFont"/>
     <w:link w:val="Heading2"/>
@@ -3001,14 +2933,14 @@
     <w:semiHidden/>
     <w:rsid w:val="0077694C"/>
     <w:rPr>
-      <w:rFonts w:asciiTheme="majorHAnsi" w:hAnsiTheme="majorHAnsi" w:eastAsiaTheme="majorEastAsia" w:cstheme="majorBidi"/>
+      <w:rFonts w:asciiTheme="majorHAnsi" w:eastAsiaTheme="majorEastAsia" w:hAnsiTheme="majorHAnsi" w:cstheme="majorBidi"/>
       <w:color w:val="0F4761" w:themeColor="accent1" w:themeShade="BF"/>
       <w:sz w:val="32"/>
       <w:szCs w:val="32"/>
       <w:lang w:val="en-GB"/>
     </w:rPr>
   </w:style>
-  <w:style w:type="character" w:styleId="Heading3Char" w:customStyle="1">
+  <w:style w:type="character" w:customStyle="1" w:styleId="Heading3Char">
     <w:name w:val="Heading 3 Char"/>
     <w:basedOn w:val="DefaultParagraphFont"/>
     <w:link w:val="Heading3"/>
@@ -3023,7 +2955,7 @@
       <w:lang w:val="en-GB"/>
     </w:rPr>
   </w:style>
-  <w:style w:type="character" w:styleId="Heading4Char" w:customStyle="1">
+  <w:style w:type="character" w:customStyle="1" w:styleId="Heading4Char">
     <w:name w:val="Heading 4 Char"/>
     <w:basedOn w:val="DefaultParagraphFont"/>
     <w:link w:val="Heading4"/>
@@ -3038,7 +2970,7 @@
       <w:lang w:val="en-GB"/>
     </w:rPr>
   </w:style>
-  <w:style w:type="character" w:styleId="Heading5Char" w:customStyle="1">
+  <w:style w:type="character" w:customStyle="1" w:styleId="Heading5Char">
     <w:name w:val="Heading 5 Char"/>
     <w:basedOn w:val="DefaultParagraphFont"/>
     <w:link w:val="Heading5"/>
@@ -3051,7 +2983,7 @@
       <w:lang w:val="en-GB"/>
     </w:rPr>
   </w:style>
-  <w:style w:type="character" w:styleId="Heading6Char" w:customStyle="1">
+  <w:style w:type="character" w:customStyle="1" w:styleId="Heading6Char">
     <w:name w:val="Heading 6 Char"/>
     <w:basedOn w:val="DefaultParagraphFont"/>
     <w:link w:val="Heading6"/>
@@ -3066,7 +2998,7 @@
       <w:lang w:val="en-GB"/>
     </w:rPr>
   </w:style>
-  <w:style w:type="character" w:styleId="Heading7Char" w:customStyle="1">
+  <w:style w:type="character" w:customStyle="1" w:styleId="Heading7Char">
     <w:name w:val="Heading 7 Char"/>
     <w:basedOn w:val="DefaultParagraphFont"/>
     <w:link w:val="Heading7"/>
@@ -3079,7 +3011,7 @@
       <w:lang w:val="en-GB"/>
     </w:rPr>
   </w:style>
-  <w:style w:type="character" w:styleId="Heading8Char" w:customStyle="1">
+  <w:style w:type="character" w:customStyle="1" w:styleId="Heading8Char">
     <w:name w:val="Heading 8 Char"/>
     <w:basedOn w:val="DefaultParagraphFont"/>
     <w:link w:val="Heading8"/>
@@ -3094,7 +3026,7 @@
       <w:lang w:val="en-GB"/>
     </w:rPr>
   </w:style>
-  <w:style w:type="character" w:styleId="Heading9Char" w:customStyle="1">
+  <w:style w:type="character" w:customStyle="1" w:styleId="Heading9Char">
     <w:name w:val="Heading 9 Char"/>
     <w:basedOn w:val="DefaultParagraphFont"/>
     <w:link w:val="Heading9"/>
@@ -3120,21 +3052,21 @@
       <w:contextualSpacing/>
     </w:pPr>
     <w:rPr>
-      <w:rFonts w:asciiTheme="majorHAnsi" w:hAnsiTheme="majorHAnsi" w:eastAsiaTheme="majorEastAsia" w:cstheme="majorBidi"/>
+      <w:rFonts w:asciiTheme="majorHAnsi" w:eastAsiaTheme="majorEastAsia" w:hAnsiTheme="majorHAnsi" w:cstheme="majorBidi"/>
       <w:spacing w:val="-10"/>
       <w:kern w:val="28"/>
       <w:sz w:val="56"/>
       <w:szCs w:val="56"/>
     </w:rPr>
   </w:style>
-  <w:style w:type="character" w:styleId="TitleChar" w:customStyle="1">
+  <w:style w:type="character" w:customStyle="1" w:styleId="TitleChar">
     <w:name w:val="Title Char"/>
     <w:basedOn w:val="DefaultParagraphFont"/>
     <w:link w:val="Title"/>
     <w:uiPriority w:val="10"/>
     <w:rsid w:val="0077694C"/>
     <w:rPr>
-      <w:rFonts w:asciiTheme="majorHAnsi" w:hAnsiTheme="majorHAnsi" w:eastAsiaTheme="majorEastAsia" w:cstheme="majorBidi"/>
+      <w:rFonts w:asciiTheme="majorHAnsi" w:eastAsiaTheme="majorEastAsia" w:hAnsiTheme="majorHAnsi" w:cstheme="majorBidi"/>
       <w:spacing w:val="-10"/>
       <w:kern w:val="28"/>
       <w:sz w:val="56"/>
@@ -3163,7 +3095,7 @@
       <w:szCs w:val="28"/>
     </w:rPr>
   </w:style>
-  <w:style w:type="character" w:styleId="SubtitleChar" w:customStyle="1">
+  <w:style w:type="character" w:customStyle="1" w:styleId="SubtitleChar">
     <w:name w:val="Subtitle Char"/>
     <w:basedOn w:val="DefaultParagraphFont"/>
     <w:link w:val="Subtitle"/>
@@ -3196,7 +3128,7 @@
       <w:color w:val="404040" w:themeColor="text1" w:themeTint="BF"/>
     </w:rPr>
   </w:style>
-  <w:style w:type="character" w:styleId="QuoteChar" w:customStyle="1">
+  <w:style w:type="character" w:customStyle="1" w:styleId="QuoteChar">
     <w:name w:val="Quote Char"/>
     <w:basedOn w:val="DefaultParagraphFont"/>
     <w:link w:val="Quote"/>
@@ -3242,8 +3174,8 @@
     <w:rsid w:val="0077694C"/>
     <w:pPr>
       <w:pBdr>
-        <w:top w:val="single" w:color="0F4761" w:themeColor="accent1" w:themeShade="BF" w:sz="4" w:space="10"/>
-        <w:bottom w:val="single" w:color="0F4761" w:themeColor="accent1" w:themeShade="BF" w:sz="4" w:space="10"/>
+        <w:top w:val="single" w:sz="4" w:space="10" w:color="0F4761" w:themeColor="accent1" w:themeShade="BF"/>
+        <w:bottom w:val="single" w:sz="4" w:space="10" w:color="0F4761" w:themeColor="accent1" w:themeShade="BF"/>
       </w:pBdr>
       <w:spacing w:before="360" w:after="360"/>
       <w:ind w:left="864" w:right="864"/>
@@ -3255,7 +3187,7 @@
       <w:color w:val="0F4761" w:themeColor="accent1" w:themeShade="BF"/>
     </w:rPr>
   </w:style>
-  <w:style w:type="character" w:styleId="IntenseQuoteChar" w:customStyle="1">
+  <w:style w:type="character" w:customStyle="1" w:styleId="IntenseQuoteChar">
     <w:name w:val="Intense Quote Char"/>
     <w:basedOn w:val="DefaultParagraphFont"/>
     <w:link w:val="IntenseQuote"/>
@@ -3321,7 +3253,7 @@
       <w:szCs w:val="20"/>
     </w:rPr>
   </w:style>
-  <w:style w:type="character" w:styleId="FootnoteTextChar" w:customStyle="1">
+  <w:style w:type="character" w:customStyle="1" w:styleId="FootnoteTextChar">
     <w:name w:val="Footnote Text Char"/>
     <w:basedOn w:val="DefaultParagraphFont"/>
     <w:link w:val="FootnoteText"/>
@@ -3361,7 +3293,7 @@
       <w:spacing w:after="0" w:line="240" w:lineRule="auto"/>
     </w:pPr>
   </w:style>
-  <w:style w:type="character" w:styleId="HeaderChar" w:customStyle="1">
+  <w:style w:type="character" w:customStyle="1" w:styleId="HeaderChar">
     <w:name w:val="Header Char"/>
     <w:basedOn w:val="DefaultParagraphFont"/>
     <w:link w:val="Header"/>
@@ -3388,7 +3320,7 @@
       <w:spacing w:after="0" w:line="240" w:lineRule="auto"/>
     </w:pPr>
   </w:style>
-  <w:style w:type="character" w:styleId="FooterChar" w:customStyle="1">
+  <w:style w:type="character" w:customStyle="1" w:styleId="FooterChar">
     <w:name w:val="Footer Char"/>
     <w:basedOn w:val="DefaultParagraphFont"/>
     <w:link w:val="Footer"/>
@@ -3403,7 +3335,7 @@
 </file>
 
 <file path=word/theme/theme1.xml><?xml version="1.0" encoding="utf-8"?>
-<a:theme xmlns:a="http://schemas.openxmlformats.org/drawingml/2006/main" xmlns:thm15="http://schemas.microsoft.com/office/thememl/2012/main" name="Office Theme">
+<a:theme xmlns:a="http://schemas.openxmlformats.org/drawingml/2006/main" name="Office Theme">
   <a:themeElements>
     <a:clrScheme name="Office">
       <a:dk1>
